--- a/HRCP-KKU-Academic/src/main/resources/templates/docx/Phase2/p2doc_9.docx
+++ b/HRCP-KKU-Academic/src/main/resources/templates/docx/Phase2/p2doc_9.docx
@@ -9,7 +9,7 @@
         </w:tabs>
         <w:spacing w:after="0" w:line="240" w:lineRule="auto"/>
         <w:rPr>
-          <w:rFonts w:ascii="TH SarabunIT๙" w:hAnsi="TH SarabunIT๙" w:cs="TH SarabunIT๙"/>
+          <w:rFonts w:ascii="TH Sarabun New" w:hAnsi="TH Sarabun New" w:cs="TH Sarabun New"/>
           <w:sz w:val="32"/>
           <w:szCs w:val="32"/>
         </w:rPr>
@@ -20,7 +20,7 @@
         <w:spacing w:after="0" w:line="240" w:lineRule="auto"/>
         <w:jc w:val="center"/>
         <w:rPr>
-          <w:rFonts w:ascii="TH SarabunIT๙" w:hAnsi="TH SarabunIT๙" w:cs="TH SarabunIT๙"/>
+          <w:rFonts w:ascii="TH Sarabun New" w:hAnsi="TH Sarabun New" w:cs="TH Sarabun New"/>
           <w:b/>
           <w:bCs/>
           <w:sz w:val="32"/>
@@ -29,7 +29,7 @@
       </w:pPr>
       <w:r>
         <w:rPr>
-          <w:rFonts w:ascii="TH SarabunIT๙" w:hAnsi="TH SarabunIT๙" w:cs="TH SarabunIT๙"/>
+          <w:rFonts w:ascii="TH Sarabun New" w:hAnsi="TH Sarabun New" w:cs="TH Sarabun New"/>
           <w:b/>
           <w:bCs/>
           <w:sz w:val="32"/>
@@ -44,7 +44,7 @@
         <w:spacing w:after="0" w:line="240" w:lineRule="auto"/>
         <w:jc w:val="center"/>
         <w:rPr>
-          <w:rFonts w:ascii="TH SarabunIT๙" w:hAnsi="TH SarabunIT๙" w:cs="TH SarabunIT๙"/>
+          <w:rFonts w:ascii="TH Sarabun New" w:hAnsi="TH Sarabun New" w:cs="TH Sarabun New"/>
           <w:b/>
           <w:bCs/>
           <w:sz w:val="32"/>
@@ -53,7 +53,7 @@
       </w:pPr>
       <w:r>
         <w:rPr>
-          <w:rFonts w:ascii="TH SarabunIT๙" w:hAnsi="TH SarabunIT๙" w:cs="TH SarabunIT๙"/>
+          <w:rFonts w:ascii="TH Sarabun New" w:hAnsi="TH Sarabun New" w:cs="TH Sarabun New"/>
           <w:b/>
           <w:bCs/>
           <w:sz w:val="32"/>
@@ -68,7 +68,7 @@
         <w:spacing w:after="0" w:line="240" w:lineRule="auto"/>
         <w:jc w:val="center"/>
         <w:rPr>
-          <w:rFonts w:ascii="TH SarabunIT๙" w:hAnsi="TH SarabunIT๙" w:cs="TH SarabunIT๙"/>
+          <w:rFonts w:ascii="TH Sarabun New" w:hAnsi="TH Sarabun New" w:cs="TH Sarabun New"/>
           <w:b/>
           <w:bCs/>
           <w:sz w:val="32"/>
@@ -77,7 +77,7 @@
       </w:pPr>
       <w:r>
         <w:rPr>
-          <w:rFonts w:ascii="TH SarabunIT๙" w:hAnsi="TH SarabunIT๙" w:cs="TH SarabunIT๙"/>
+          <w:rFonts w:ascii="TH Sarabun New" w:hAnsi="TH Sarabun New" w:cs="TH Sarabun New"/>
           <w:b/>
           <w:bCs/>
           <w:sz w:val="32"/>
@@ -88,7 +88,7 @@
       </w:r>
       <w:r>
         <w:rPr>
-          <w:rFonts w:ascii="TH SarabunIT๙" w:hAnsi="TH SarabunIT๙" w:cs="TH SarabunIT๙"/>
+          <w:rFonts w:ascii="TH Sarabun New" w:hAnsi="TH Sarabun New" w:cs="TH Sarabun New"/>
           <w:b/>
           <w:bCs/>
           <w:sz w:val="32"/>
@@ -102,14 +102,14 @@
         <w:spacing w:after="0" w:line="240" w:lineRule="auto"/>
         <w:jc w:val="center"/>
         <w:rPr>
-          <w:rFonts w:ascii="TH SarabunIT๙" w:hAnsi="TH SarabunIT๙" w:cs="TH SarabunIT๙"/>
-          <w:sz w:val="32"/>
-          <w:szCs w:val="32"/>
-        </w:rPr>
-      </w:pPr>
-      <w:r>
-        <w:rPr>
-          <w:rFonts w:ascii="TH SarabunIT๙" w:hAnsi="TH SarabunIT๙" w:cs="TH SarabunIT๙"/>
+          <w:rFonts w:ascii="TH Sarabun New" w:hAnsi="TH Sarabun New" w:cs="TH Sarabun New"/>
+          <w:sz w:val="32"/>
+          <w:szCs w:val="32"/>
+        </w:rPr>
+      </w:pPr>
+      <w:r>
+        <w:rPr>
+          <w:rFonts w:ascii="TH Sarabun New" w:hAnsi="TH Sarabun New" w:cs="TH Sarabun New"/>
           <w:sz w:val="32"/>
           <w:szCs w:val="32"/>
           <w:cs/>
@@ -122,7 +122,7 @@
         <w:spacing w:after="0" w:line="240" w:lineRule="auto"/>
         <w:jc w:val="center"/>
         <w:rPr>
-          <w:rFonts w:ascii="TH SarabunIT๙" w:hAnsi="TH SarabunIT๙" w:cs="TH SarabunIT๙"/>
+          <w:rFonts w:ascii="TH Sarabun New" w:hAnsi="TH Sarabun New" w:cs="TH Sarabun New"/>
           <w:b/>
           <w:bCs/>
           <w:sz w:val="32"/>
@@ -132,7 +132,7 @@
       </w:pPr>
       <w:r>
         <w:rPr>
-          <w:rFonts w:ascii="TH SarabunIT๙" w:hAnsi="TH SarabunIT๙" w:cs="TH SarabunIT๙"/>
+          <w:rFonts w:ascii="TH Sarabun New" w:hAnsi="TH Sarabun New" w:cs="TH Sarabun New"/>
           <w:b/>
           <w:bCs/>
           <w:sz w:val="32"/>
@@ -144,7 +144,7 @@
       </w:r>
       <w:r>
         <w:rPr>
-          <w:rFonts w:ascii="TH SarabunIT๙" w:hAnsi="TH SarabunIT๙" w:cs="TH SarabunIT๙"/>
+          <w:rFonts w:ascii="TH Sarabun New" w:hAnsi="TH Sarabun New" w:cs="TH Sarabun New"/>
           <w:b/>
           <w:bCs/>
           <w:sz w:val="32"/>
@@ -156,7 +156,7 @@
       </w:r>
       <w:r>
         <w:rPr>
-          <w:rFonts w:ascii="TH SarabunIT๙" w:hAnsi="TH SarabunIT๙" w:cs="TH SarabunIT๙"/>
+          <w:rFonts w:ascii="TH Sarabun New" w:hAnsi="TH Sarabun New" w:cs="TH Sarabun New"/>
           <w:b/>
           <w:bCs/>
           <w:sz w:val="32"/>
@@ -171,14 +171,14 @@
       <w:pPr>
         <w:spacing w:after="0" w:line="240" w:lineRule="auto"/>
         <w:rPr>
-          <w:rFonts w:ascii="TH SarabunIT๙" w:hAnsi="TH SarabunIT๙" w:cs="TH SarabunIT๙"/>
-          <w:sz w:val="32"/>
-          <w:szCs w:val="32"/>
-        </w:rPr>
-      </w:pPr>
-      <w:r>
-        <w:rPr>
-          <w:rFonts w:ascii="TH SarabunIT๙" w:hAnsi="TH SarabunIT๙" w:cs="TH SarabunIT๙"/>
+          <w:rFonts w:ascii="TH Sarabun New" w:hAnsi="TH Sarabun New" w:cs="TH Sarabun New"/>
+          <w:sz w:val="32"/>
+          <w:szCs w:val="32"/>
+        </w:rPr>
+      </w:pPr>
+      <w:r>
+        <w:rPr>
+          <w:rFonts w:ascii="TH Sarabun New" w:hAnsi="TH Sarabun New" w:cs="TH Sarabun New"/>
           <w:sz w:val="32"/>
           <w:szCs w:val="32"/>
           <w:cs/>
@@ -187,7 +187,7 @@
       </w:r>
       <w:r>
         <w:rPr>
-          <w:rFonts w:ascii="TH SarabunIT๙" w:hAnsi="TH SarabunIT๙" w:cs="TH SarabunIT๙" w:hint="cs"/>
+          <w:rFonts w:ascii="TH Sarabun New" w:hAnsi="TH Sarabun New" w:cs="TH Sarabun New"/>
           <w:sz w:val="32"/>
           <w:szCs w:val="32"/>
           <w:cs/>
@@ -196,88 +196,240 @@
       </w:r>
       <w:r>
         <w:rPr>
-          <w:rFonts w:ascii="TH SarabunIT๙" w:hAnsi="TH SarabunIT๙" w:cs="TH SarabunIT๙"/>
-          <w:sz w:val="32"/>
-          <w:szCs w:val="32"/>
-        </w:rPr>
-        <w:t>{{</w:t>
-      </w:r>
-      <w:proofErr w:type="spellStart"/>
-      <w:r>
-        <w:rPr>
-          <w:rFonts w:ascii="TH SarabunIT๙" w:hAnsi="TH SarabunIT๙" w:cs="TH SarabunIT๙"/>
-          <w:sz w:val="32"/>
-          <w:szCs w:val="32"/>
-        </w:rPr>
-        <w:t>title_name</w:t>
-      </w:r>
-      <w:proofErr w:type="spellEnd"/>
-      <w:r>
-        <w:rPr>
-          <w:rFonts w:ascii="TH SarabunIT๙" w:hAnsi="TH SarabunIT๙" w:cs="TH SarabunIT๙"/>
+          <w:rFonts w:ascii="TH Sarabun New" w:hAnsi="TH Sarabun New" w:cs="TH Sarabun New"/>
+          <w:sz w:val="32"/>
+          <w:szCs w:val="32"/>
+        </w:rPr>
+        <w:t>{{title_name}}</w:t>
+      </w:r>
+    </w:p>
+    <w:p>
+      <w:pPr>
+        <w:spacing w:after="0" w:line="240" w:lineRule="auto"/>
+        <w:rPr>
+          <w:rFonts w:ascii="TH Sarabun New" w:hAnsi="TH Sarabun New" w:cs="TH Sarabun New"/>
+          <w:sz w:val="32"/>
+          <w:szCs w:val="32"/>
+        </w:rPr>
+      </w:pPr>
+      <w:r>
+        <w:rPr>
+          <w:rFonts w:ascii="TH Sarabun New" w:hAnsi="TH Sarabun New" w:cs="TH Sarabun New"/>
+          <w:sz w:val="32"/>
+          <w:szCs w:val="32"/>
+          <w:cs/>
+        </w:rPr>
+        <w:t>ข. สถานะผู้ขอในผลงาน</w:t>
+      </w:r>
+    </w:p>
+    <w:p>
+      <w:pPr>
+        <w:spacing w:after="0" w:line="240" w:lineRule="auto"/>
+        <w:rPr>
+          <w:rFonts w:ascii="TH Sarabun New" w:hAnsi="TH Sarabun New" w:cs="TH Sarabun New"/>
+          <w:sz w:val="32"/>
+          <w:szCs w:val="32"/>
+        </w:rPr>
+      </w:pPr>
+      <w:r>
+        <w:rPr>
+          <w:rFonts w:ascii="TH Sarabun New" w:hAnsi="TH Sarabun New" w:cs="TH Sarabun New"/>
+          <w:sz w:val="32"/>
+          <w:szCs w:val="32"/>
+        </w:rPr>
+        <w:t>{{chk_ firstauthor}}</w:t>
+      </w:r>
+      <w:r>
+        <w:rPr>
+          <w:rFonts w:ascii="TH Sarabun New" w:hAnsi="TH Sarabun New" w:cs="TH Sarabun New"/>
+          <w:sz w:val="32"/>
+          <w:szCs w:val="32"/>
+        </w:rPr>
+        <w:t xml:space="preserve"> </w:t>
+      </w:r>
+      <w:r>
+        <w:rPr>
+          <w:rFonts w:ascii="TH Sarabun New" w:hAnsi="TH Sarabun New" w:cs="TH Sarabun New"/>
+          <w:sz w:val="32"/>
+          <w:szCs w:val="32"/>
+        </w:rPr>
+        <w:tab/>
+      </w:r>
+      <w:r>
+        <w:rPr>
+          <w:rFonts w:ascii="TH Sarabun New" w:hAnsi="TH Sarabun New" w:cs="TH Sarabun New"/>
+          <w:sz w:val="32"/>
+          <w:szCs w:val="32"/>
+          <w:cs/>
+        </w:rPr>
+        <w:t>ผู้ประพันธ์อันดับแรก</w:t>
+      </w:r>
+      <w:r>
+        <w:rPr>
+          <w:rFonts w:ascii="TH Sarabun New" w:hAnsi="TH Sarabun New" w:cs="TH Sarabun New"/>
+          <w:sz w:val="32"/>
+          <w:szCs w:val="32"/>
+          <w:cs/>
+        </w:rPr>
+        <w:t xml:space="preserve"> (</w:t>
+      </w:r>
+      <w:r>
+        <w:rPr>
+          <w:rFonts w:ascii="TH Sarabun New" w:hAnsi="TH Sarabun New" w:cs="TH Sarabun New"/>
+          <w:sz w:val="32"/>
+          <w:szCs w:val="32"/>
+        </w:rPr>
+        <w:t>first</w:t>
+      </w:r>
+      <w:r>
+        <w:rPr>
+          <w:rFonts w:ascii="TH Sarabun New" w:hAnsi="TH Sarabun New" w:cs="TH Sarabun New"/>
+          <w:sz w:val="32"/>
+          <w:szCs w:val="32"/>
+          <w:cs/>
+        </w:rPr>
+        <w:t xml:space="preserve"> </w:t>
+      </w:r>
+      <w:r>
+        <w:rPr>
+          <w:rFonts w:ascii="TH Sarabun New" w:hAnsi="TH Sarabun New" w:cs="TH Sarabun New"/>
+          <w:sz w:val="32"/>
+          <w:szCs w:val="32"/>
+        </w:rPr>
+        <w:t>author</w:t>
+      </w:r>
+      <w:r>
+        <w:rPr>
+          <w:rFonts w:ascii="TH Sarabun New" w:hAnsi="TH Sarabun New" w:cs="TH Sarabun New"/>
+          <w:sz w:val="32"/>
+          <w:szCs w:val="32"/>
+          <w:cs/>
+        </w:rPr>
+        <w:t>)</w:t>
+      </w:r>
+    </w:p>
+    <w:p>
+      <w:pPr>
+        <w:spacing w:after="0" w:line="240" w:lineRule="auto"/>
+        <w:rPr>
+          <w:rFonts w:ascii="TH Sarabun New" w:hAnsi="TH Sarabun New" w:cs="TH Sarabun New"/>
+          <w:sz w:val="32"/>
+          <w:szCs w:val="32"/>
+        </w:rPr>
+      </w:pPr>
+      <w:r>
+        <w:rPr>
+          <w:rFonts w:ascii="TH Sarabun New" w:hAnsi="TH Sarabun New" w:cs="TH Sarabun New"/>
+          <w:sz w:val="32"/>
+          <w:szCs w:val="32"/>
+        </w:rPr>
+        <w:t>{{chk_essen}}</w:t>
+      </w:r>
+      <w:r>
+        <w:rPr>
+          <w:rFonts w:ascii="TH Sarabun New" w:hAnsi="TH Sarabun New" w:cs="TH Sarabun New"/>
+          <w:sz w:val="32"/>
+          <w:szCs w:val="32"/>
+        </w:rPr>
+        <w:t xml:space="preserve"> </w:t>
+      </w:r>
+      <w:r>
+        <w:rPr>
+          <w:rFonts w:ascii="TH Sarabun New" w:hAnsi="TH Sarabun New" w:cs="TH Sarabun New"/>
+          <w:sz w:val="32"/>
+          <w:szCs w:val="32"/>
+        </w:rPr>
+        <w:tab/>
+      </w:r>
+      <w:r>
+        <w:rPr>
+          <w:rFonts w:ascii="TH Sarabun New" w:hAnsi="TH Sarabun New" w:cs="TH Sarabun New"/>
+          <w:sz w:val="32"/>
+          <w:szCs w:val="32"/>
+        </w:rPr>
+        <w:tab/>
+      </w:r>
+      <w:r>
+        <w:rPr>
+          <w:rFonts w:ascii="TH Sarabun New" w:hAnsi="TH Sarabun New" w:cs="TH Sarabun New"/>
+          <w:sz w:val="32"/>
+          <w:szCs w:val="32"/>
+          <w:cs/>
+        </w:rPr>
+        <w:t>ผู้มีส่วนสำคัญทางปัญญา</w:t>
+      </w:r>
+      <w:r>
+        <w:rPr>
+          <w:rFonts w:ascii="TH Sarabun New" w:hAnsi="TH Sarabun New" w:cs="TH Sarabun New"/>
+          <w:sz w:val="32"/>
+          <w:szCs w:val="32"/>
+          <w:cs/>
+        </w:rPr>
+        <w:t xml:space="preserve"> </w:t>
+      </w:r>
+      <w:r>
+        <w:rPr>
+          <w:rFonts w:ascii="TH Sarabun New" w:hAnsi="TH Sarabun New" w:cs="TH Sarabun New"/>
+          <w:sz w:val="32"/>
+          <w:szCs w:val="32"/>
+          <w:cs/>
+        </w:rPr>
+        <w:t>(</w:t>
+      </w:r>
+      <w:r>
+        <w:rPr>
+          <w:rFonts w:ascii="TH Sarabun New" w:hAnsi="TH Sarabun New" w:cs="TH Sarabun New"/>
+          <w:sz w:val="32"/>
+          <w:szCs w:val="32"/>
+        </w:rPr>
+        <w:t>essentially intellectual contributor)</w:t>
+      </w:r>
+    </w:p>
+    <w:p>
+      <w:pPr>
+        <w:spacing w:after="0" w:line="240" w:lineRule="auto"/>
+        <w:rPr>
+          <w:rFonts w:ascii="TH Sarabun New" w:hAnsi="TH Sarabun New" w:cs="TH Sarabun New"/>
+          <w:sz w:val="32"/>
+          <w:szCs w:val="32"/>
+        </w:rPr>
+      </w:pPr>
+      <w:r>
+        <w:rPr>
+          <w:rFonts w:ascii="TH Sarabun New" w:hAnsi="TH Sarabun New" w:cs="TH Sarabun New"/>
+          <w:sz w:val="32"/>
+          <w:szCs w:val="32"/>
+        </w:rPr>
+        <w:t>{{c</w:t>
+      </w:r>
+      <w:r>
+        <w:rPr>
+          <w:rFonts w:ascii="TH Sarabun New" w:hAnsi="TH Sarabun New" w:cs="TH Sarabun New"/>
+          <w:sz w:val="32"/>
+          <w:szCs w:val="32"/>
+        </w:rPr>
+        <w:t>hk_corresp</w:t>
+      </w:r>
+      <w:r>
+        <w:rPr>
+          <w:rFonts w:ascii="TH Sarabun New" w:hAnsi="TH Sarabun New" w:cs="TH Sarabun New"/>
           <w:sz w:val="32"/>
           <w:szCs w:val="32"/>
         </w:rPr>
         <w:t>}}</w:t>
       </w:r>
-    </w:p>
-    <w:p>
-      <w:pPr>
-        <w:spacing w:after="0" w:line="240" w:lineRule="auto"/>
-        <w:rPr>
-          <w:rFonts w:ascii="TH SarabunIT๙" w:hAnsi="TH SarabunIT๙" w:cs="TH SarabunIT๙"/>
-          <w:sz w:val="32"/>
-          <w:szCs w:val="32"/>
-        </w:rPr>
-      </w:pPr>
-      <w:r>
-        <w:rPr>
-          <w:rFonts w:ascii="TH SarabunIT๙" w:hAnsi="TH SarabunIT๙" w:cs="TH SarabunIT๙"/>
-          <w:sz w:val="32"/>
-          <w:szCs w:val="32"/>
-          <w:cs/>
-        </w:rPr>
-        <w:t>ข. สถานะผู้ขอในผลงาน</w:t>
-      </w:r>
-    </w:p>
-    <w:p>
-      <w:pPr>
-        <w:spacing w:after="0" w:line="240" w:lineRule="auto"/>
-        <w:rPr>
-          <w:rFonts w:ascii="TH SarabunIT๙" w:hAnsi="TH SarabunIT๙" w:cs="TH SarabunIT๙"/>
-          <w:sz w:val="32"/>
-          <w:szCs w:val="32"/>
-        </w:rPr>
-      </w:pPr>
-      <w:r>
-        <w:rPr>
-          <w:rFonts w:ascii="TH SarabunIT๙" w:hAnsi="TH SarabunIT๙" w:cs="TH SarabunIT๙"/>
-          <w:sz w:val="32"/>
-          <w:szCs w:val="32"/>
-        </w:rPr>
-        <w:t>{{</w:t>
-      </w:r>
-      <w:proofErr w:type="spellStart"/>
-      <w:r>
-        <w:rPr>
-          <w:rFonts w:ascii="TH SarabunIT๙" w:hAnsi="TH SarabunIT๙" w:cs="TH SarabunIT๙"/>
-          <w:sz w:val="32"/>
-          <w:szCs w:val="32"/>
-        </w:rPr>
-        <w:t>chk</w:t>
-      </w:r>
-      <w:proofErr w:type="spellEnd"/>
-      <w:r>
-        <w:rPr>
-          <w:rFonts w:ascii="TH SarabunIT๙" w:hAnsi="TH SarabunIT๙" w:cs="TH SarabunIT๙"/>
-          <w:sz w:val="32"/>
-          <w:szCs w:val="32"/>
-        </w:rPr>
-        <w:t>_</w:t>
-      </w:r>
-      <w:r>
-        <w:rPr>
-          <w:rFonts w:ascii="TH SarabunIT๙" w:hAnsi="TH SarabunIT๙" w:cs="TH SarabunIT๙"/>
+      <w:r>
+        <w:rPr>
+          <w:rFonts w:ascii="TH Sarabun New" w:hAnsi="TH Sarabun New" w:cs="TH Sarabun New"/>
+          <w:sz w:val="32"/>
+          <w:szCs w:val="32"/>
+          <w:cs/>
+        </w:rPr>
+        <w:tab/>
+      </w:r>
+      <w:r>
+        <w:rPr>
+          <w:rFonts w:ascii="TH Sarabun New" w:hAnsi="TH Sarabun New" w:cs="TH Sarabun New"/>
           <w:sz w:val="32"/>
           <w:szCs w:val="32"/>
         </w:rPr>
@@ -285,65 +437,150 @@
       </w:r>
       <w:r>
         <w:rPr>
-          <w:rFonts w:ascii="TH SarabunIT๙" w:hAnsi="TH SarabunIT๙" w:cs="TH SarabunIT๙"/>
-          <w:sz w:val="32"/>
-          <w:szCs w:val="32"/>
-        </w:rPr>
-        <w:t>firstauthor</w:t>
-      </w:r>
-      <w:r>
-        <w:rPr>
-          <w:rFonts w:ascii="TH SarabunIT๙" w:hAnsi="TH SarabunIT๙" w:cs="TH SarabunIT๙"/>
-          <w:sz w:val="32"/>
-          <w:szCs w:val="32"/>
-        </w:rPr>
-        <w:t>}}</w:t>
-      </w:r>
-      <w:r>
-        <w:rPr>
-          <w:rFonts w:ascii="TH SarabunIT๙" w:hAnsi="TH SarabunIT๙" w:cs="TH SarabunIT๙"/>
-          <w:sz w:val="32"/>
-          <w:szCs w:val="32"/>
+          <w:rFonts w:ascii="TH Sarabun New" w:hAnsi="TH Sarabun New" w:cs="TH Sarabun New"/>
+          <w:sz w:val="32"/>
+          <w:szCs w:val="32"/>
+        </w:rPr>
+        <w:tab/>
+      </w:r>
+      <w:r>
+        <w:rPr>
+          <w:rFonts w:ascii="TH Sarabun New" w:hAnsi="TH Sarabun New" w:cs="TH Sarabun New"/>
+          <w:sz w:val="32"/>
+          <w:szCs w:val="32"/>
+          <w:cs/>
+        </w:rPr>
+        <w:t>ผู้ประพันธ์บรรณกิจ</w:t>
+      </w:r>
+      <w:r>
+        <w:rPr>
+          <w:rFonts w:ascii="TH Sarabun New" w:hAnsi="TH Sarabun New" w:cs="TH Sarabun New"/>
+          <w:sz w:val="32"/>
+          <w:szCs w:val="32"/>
+          <w:cs/>
         </w:rPr>
         <w:t xml:space="preserve"> </w:t>
       </w:r>
       <w:r>
         <w:rPr>
-          <w:rFonts w:ascii="TH SarabunIT๙" w:hAnsi="TH SarabunIT๙" w:cs="TH SarabunIT๙"/>
-          <w:sz w:val="32"/>
-          <w:szCs w:val="32"/>
+          <w:rFonts w:ascii="TH Sarabun New" w:hAnsi="TH Sarabun New" w:cs="TH Sarabun New"/>
+          <w:sz w:val="32"/>
+          <w:szCs w:val="32"/>
+          <w:cs/>
+        </w:rPr>
+        <w:t>(</w:t>
+      </w:r>
+      <w:r>
+        <w:rPr>
+          <w:rFonts w:ascii="TH Sarabun New" w:hAnsi="TH Sarabun New" w:cs="TH Sarabun New"/>
+          <w:sz w:val="32"/>
+          <w:szCs w:val="32"/>
+        </w:rPr>
+        <w:t>corresponding author)</w:t>
+      </w:r>
+    </w:p>
+    <w:p>
+      <w:pPr>
+        <w:spacing w:after="0" w:line="240" w:lineRule="auto"/>
+        <w:rPr>
+          <w:rFonts w:ascii="TH Sarabun New" w:hAnsi="TH Sarabun New" w:cs="TH Sarabun New"/>
+          <w:sz w:val="32"/>
+          <w:szCs w:val="32"/>
+        </w:rPr>
+      </w:pPr>
+      <w:r>
+        <w:rPr>
+          <w:rFonts w:ascii="TH Sarabun New" w:hAnsi="TH Sarabun New" w:cs="TH Sarabun New"/>
+          <w:sz w:val="32"/>
+          <w:szCs w:val="32"/>
+          <w:cs/>
+        </w:rPr>
+        <w:t>ค.</w:t>
+      </w:r>
+      <w:r>
+        <w:rPr>
+          <w:rFonts w:ascii="TH Sarabun New" w:hAnsi="TH Sarabun New" w:cs="TH Sarabun New"/>
+          <w:sz w:val="32"/>
+          <w:szCs w:val="32"/>
+          <w:cs/>
+        </w:rPr>
+        <w:t xml:space="preserve"> </w:t>
+      </w:r>
+      <w:r>
+        <w:rPr>
+          <w:rFonts w:ascii="TH Sarabun New" w:hAnsi="TH Sarabun New" w:cs="TH Sarabun New"/>
+          <w:sz w:val="32"/>
+          <w:szCs w:val="32"/>
+          <w:cs/>
+        </w:rPr>
+        <w:t>ประเภทของผลงาน</w:t>
+      </w:r>
+    </w:p>
+    <w:p>
+      <w:pPr>
+        <w:spacing w:after="0" w:line="240" w:lineRule="auto"/>
+        <w:rPr>
+          <w:rFonts w:ascii="TH Sarabun New" w:hAnsi="TH Sarabun New" w:cs="TH Sarabun New"/>
+          <w:sz w:val="32"/>
+          <w:szCs w:val="32"/>
+        </w:rPr>
+      </w:pPr>
+      <w:r>
+        <w:rPr>
+          <w:rFonts w:ascii="TH Sarabun New" w:hAnsi="TH Sarabun New" w:cs="TH Sarabun New"/>
+          <w:sz w:val="32"/>
+          <w:szCs w:val="32"/>
+          <w:cs/>
+        </w:rPr>
+        <w:t>กลุ่มที่</w:t>
+      </w:r>
+      <w:r>
+        <w:rPr>
+          <w:rFonts w:ascii="TH Sarabun New" w:hAnsi="TH Sarabun New" w:cs="TH Sarabun New"/>
+          <w:sz w:val="32"/>
+          <w:szCs w:val="32"/>
+          <w:cs/>
+        </w:rPr>
+        <w:t xml:space="preserve"> </w:t>
+      </w:r>
+      <w:r>
+        <w:rPr>
+          <w:rFonts w:ascii="TH Sarabun New" w:hAnsi="TH Sarabun New" w:cs="TH Sarabun New"/>
+          <w:sz w:val="32"/>
+          <w:szCs w:val="32"/>
+          <w:cs/>
+        </w:rPr>
+        <w:t xml:space="preserve"> </w:t>
+      </w:r>
+      <w:r>
+        <w:rPr>
+          <w:rFonts w:ascii="TH Sarabun New" w:hAnsi="TH Sarabun New" w:cs="TH Sarabun New"/>
+          <w:sz w:val="32"/>
+          <w:szCs w:val="32"/>
+          <w:cs/>
+        </w:rPr>
+        <w:t>๑</w:t>
+      </w:r>
+      <w:r>
+        <w:rPr>
+          <w:rFonts w:ascii="TH Sarabun New" w:hAnsi="TH Sarabun New" w:cs="TH Sarabun New"/>
+          <w:sz w:val="32"/>
+          <w:szCs w:val="32"/>
+          <w:cs/>
         </w:rPr>
         <w:tab/>
       </w:r>
       <w:r>
         <w:rPr>
-          <w:rFonts w:ascii="TH SarabunIT๙" w:hAnsi="TH SarabunIT๙" w:cs="TH SarabunIT๙"/>
-          <w:sz w:val="32"/>
-          <w:szCs w:val="32"/>
-          <w:cs/>
-        </w:rPr>
-        <w:t>ผู้ประพันธ์อันดับแรก</w:t>
-      </w:r>
-      <w:r>
-        <w:rPr>
-          <w:rFonts w:ascii="TH SarabunIT๙" w:hAnsi="TH SarabunIT๙" w:cs="TH SarabunIT๙"/>
-          <w:sz w:val="32"/>
-          <w:szCs w:val="32"/>
-          <w:cs/>
-        </w:rPr>
-        <w:t xml:space="preserve"> (</w:t>
-      </w:r>
-      <w:r>
-        <w:rPr>
-          <w:rFonts w:ascii="TH SarabunIT๙" w:hAnsi="TH SarabunIT๙" w:cs="TH SarabunIT๙"/>
-          <w:sz w:val="32"/>
-          <w:szCs w:val="32"/>
-        </w:rPr>
-        <w:t>first</w:t>
-      </w:r>
-      <w:r>
-        <w:rPr>
-          <w:rFonts w:ascii="TH SarabunIT๙" w:hAnsi="TH SarabunIT๙" w:cs="TH SarabunIT๙" w:hint="cs"/>
+          <w:rFonts w:ascii="TH Sarabun New" w:hAnsi="TH Sarabun New" w:cs="TH Sarabun New"/>
+          <w:sz w:val="32"/>
+          <w:szCs w:val="32"/>
+        </w:rPr>
+        <w:t>{{group1_research}}</w:t>
+      </w:r>
+      <w:r>
+        <w:rPr>
+          <w:rFonts w:ascii="TH Sarabun New" w:hAnsi="TH Sarabun New" w:cs="TH Sarabun New"/>
           <w:sz w:val="32"/>
           <w:szCs w:val="32"/>
           <w:cs/>
@@ -352,101 +589,187 @@
       </w:r>
       <w:r>
         <w:rPr>
-          <w:rFonts w:ascii="TH SarabunIT๙" w:hAnsi="TH SarabunIT๙" w:cs="TH SarabunIT๙"/>
-          <w:sz w:val="32"/>
-          <w:szCs w:val="32"/>
-        </w:rPr>
-        <w:t>author</w:t>
-      </w:r>
-      <w:r>
-        <w:rPr>
-          <w:rFonts w:ascii="TH SarabunIT๙" w:hAnsi="TH SarabunIT๙" w:cs="TH SarabunIT๙"/>
-          <w:sz w:val="32"/>
-          <w:szCs w:val="32"/>
-          <w:cs/>
-        </w:rPr>
-        <w:t>)</w:t>
-      </w:r>
-    </w:p>
-    <w:p>
-      <w:pPr>
-        <w:spacing w:after="0" w:line="240" w:lineRule="auto"/>
-        <w:rPr>
-          <w:rFonts w:ascii="TH SarabunIT๙" w:hAnsi="TH SarabunIT๙" w:cs="TH SarabunIT๙"/>
-          <w:sz w:val="32"/>
-          <w:szCs w:val="32"/>
-        </w:rPr>
-      </w:pPr>
-      <w:r>
-        <w:rPr>
-          <w:rFonts w:ascii="TH SarabunIT๙" w:hAnsi="TH SarabunIT๙" w:cs="TH SarabunIT๙"/>
-          <w:sz w:val="32"/>
-          <w:szCs w:val="32"/>
-        </w:rPr>
-        <w:t>{{</w:t>
-      </w:r>
-      <w:proofErr w:type="spellStart"/>
-      <w:r>
-        <w:rPr>
-          <w:rFonts w:ascii="TH SarabunIT๙" w:hAnsi="TH SarabunIT๙" w:cs="TH SarabunIT๙"/>
-          <w:sz w:val="32"/>
-          <w:szCs w:val="32"/>
-        </w:rPr>
-        <w:t>chk_</w:t>
-      </w:r>
-      <w:r>
-        <w:rPr>
-          <w:rFonts w:ascii="TH SarabunIT๙" w:hAnsi="TH SarabunIT๙" w:cs="TH SarabunIT๙"/>
-          <w:sz w:val="32"/>
-          <w:szCs w:val="32"/>
-        </w:rPr>
-        <w:t>essen</w:t>
-      </w:r>
-      <w:proofErr w:type="spellEnd"/>
-      <w:r>
-        <w:rPr>
-          <w:rFonts w:ascii="TH SarabunIT๙" w:hAnsi="TH SarabunIT๙" w:cs="TH SarabunIT๙"/>
-          <w:sz w:val="32"/>
-          <w:szCs w:val="32"/>
-        </w:rPr>
-        <w:t>}}</w:t>
-      </w:r>
-      <w:r>
-        <w:rPr>
-          <w:rFonts w:ascii="TH SarabunIT๙" w:hAnsi="TH SarabunIT๙" w:cs="TH SarabunIT๙"/>
-          <w:sz w:val="32"/>
-          <w:szCs w:val="32"/>
+          <w:rFonts w:ascii="TH Sarabun New" w:hAnsi="TH Sarabun New" w:cs="TH Sarabun New"/>
+          <w:sz w:val="32"/>
+          <w:szCs w:val="32"/>
+          <w:cs/>
+        </w:rPr>
+        <w:t>งานวิจัย</w:t>
+      </w:r>
+    </w:p>
+    <w:p>
+      <w:pPr>
+        <w:spacing w:after="0" w:line="240" w:lineRule="auto"/>
+        <w:rPr>
+          <w:rFonts w:ascii="TH Sarabun New" w:hAnsi="TH Sarabun New" w:cs="TH Sarabun New"/>
+          <w:sz w:val="32"/>
+          <w:szCs w:val="32"/>
+        </w:rPr>
+      </w:pPr>
+      <w:r>
+        <w:rPr>
+          <w:rFonts w:ascii="TH Sarabun New" w:hAnsi="TH Sarabun New" w:cs="TH Sarabun New"/>
+          <w:sz w:val="32"/>
+          <w:szCs w:val="32"/>
+          <w:cs/>
+        </w:rPr>
+        <w:t>กลุ่มที่</w:t>
+      </w:r>
+      <w:r>
+        <w:rPr>
+          <w:rFonts w:ascii="TH Sarabun New" w:hAnsi="TH Sarabun New" w:cs="TH Sarabun New"/>
+          <w:sz w:val="32"/>
+          <w:szCs w:val="32"/>
+          <w:cs/>
         </w:rPr>
         <w:t xml:space="preserve"> </w:t>
       </w:r>
       <w:r>
         <w:rPr>
-          <w:rFonts w:ascii="TH SarabunIT๙" w:hAnsi="TH SarabunIT๙" w:cs="TH SarabunIT๙"/>
-          <w:sz w:val="32"/>
-          <w:szCs w:val="32"/>
+          <w:rFonts w:ascii="TH Sarabun New" w:hAnsi="TH Sarabun New" w:cs="TH Sarabun New"/>
+          <w:sz w:val="32"/>
+          <w:szCs w:val="32"/>
+          <w:cs/>
+        </w:rPr>
+        <w:t xml:space="preserve"> </w:t>
+      </w:r>
+      <w:r>
+        <w:rPr>
+          <w:rFonts w:ascii="TH Sarabun New" w:hAnsi="TH Sarabun New" w:cs="TH Sarabun New"/>
+          <w:sz w:val="32"/>
+          <w:szCs w:val="32"/>
+          <w:cs/>
+        </w:rPr>
+        <w:t>๒</w:t>
+      </w:r>
+      <w:r>
+        <w:rPr>
+          <w:rFonts w:ascii="TH Sarabun New" w:hAnsi="TH Sarabun New" w:cs="TH Sarabun New"/>
+          <w:sz w:val="32"/>
+          <w:szCs w:val="32"/>
+          <w:cs/>
         </w:rPr>
         <w:tab/>
       </w:r>
       <w:r>
         <w:rPr>
-          <w:rFonts w:ascii="TH SarabunIT๙" w:hAnsi="TH SarabunIT๙" w:cs="TH SarabunIT๙"/>
-          <w:sz w:val="32"/>
-          <w:szCs w:val="32"/>
+          <w:rFonts w:ascii="TH Sarabun New" w:hAnsi="TH Sarabun New" w:cs="TH Sarabun New"/>
+          <w:sz w:val="32"/>
+          <w:szCs w:val="32"/>
+          <w:cs/>
+        </w:rPr>
+        <w:t>ผลงานทางวิชาการในลักษณะอื่น</w:t>
+      </w:r>
+    </w:p>
+    <w:p>
+      <w:pPr>
+        <w:spacing w:after="0" w:line="276" w:lineRule="auto"/>
+        <w:rPr>
+          <w:rFonts w:ascii="TH Sarabun New" w:hAnsi="TH Sarabun New" w:cs="TH Sarabun New"/>
+          <w:sz w:val="32"/>
+          <w:szCs w:val="32"/>
+        </w:rPr>
+      </w:pPr>
+      <w:r>
+        <w:rPr>
+          <w:rFonts w:ascii="TH Sarabun New" w:hAnsi="TH Sarabun New" w:cs="TH Sarabun New"/>
+          <w:sz w:val="32"/>
+          <w:szCs w:val="32"/>
+        </w:rPr>
+        <w:t>{{chkgroup2_1}}</w:t>
+      </w:r>
+      <w:r>
+        <w:rPr>
+          <w:rFonts w:ascii="TH Sarabun New" w:hAnsi="TH Sarabun New" w:cs="TH Sarabun New"/>
+          <w:sz w:val="32"/>
+          <w:szCs w:val="32"/>
+          <w:cs/>
         </w:rPr>
         <w:tab/>
       </w:r>
       <w:r>
         <w:rPr>
-          <w:rFonts w:ascii="TH SarabunIT๙" w:hAnsi="TH SarabunIT๙" w:cs="TH SarabunIT๙"/>
-          <w:sz w:val="32"/>
-          <w:szCs w:val="32"/>
-          <w:cs/>
-        </w:rPr>
-        <w:t>ผู้มีส่วนสำคัญทางปัญญา</w:t>
-      </w:r>
-      <w:r>
-        <w:rPr>
-          <w:rFonts w:ascii="TH SarabunIT๙" w:hAnsi="TH SarabunIT๙" w:cs="TH SarabunIT๙" w:hint="cs"/>
+          <w:rFonts w:ascii="TH Sarabun New" w:hAnsi="TH Sarabun New" w:cs="TH Sarabun New"/>
+          <w:sz w:val="32"/>
+          <w:szCs w:val="32"/>
+          <w:cs/>
+        </w:rPr>
+        <w:t>ผลงานวิชาการเพื่ออุตสาหกรรม</w:t>
+      </w:r>
+      <w:r>
+        <w:rPr>
+          <w:rFonts w:ascii="TH Sarabun New" w:hAnsi="TH Sarabun New" w:cs="TH Sarabun New"/>
+          <w:sz w:val="32"/>
+          <w:szCs w:val="32"/>
+          <w:cs/>
+        </w:rPr>
+        <w:tab/>
+      </w:r>
+      <w:r>
+        <w:rPr>
+          <w:rFonts w:ascii="TH Sarabun New" w:hAnsi="TH Sarabun New" w:cs="TH Sarabun New"/>
+          <w:sz w:val="32"/>
+          <w:szCs w:val="32"/>
+          <w:cs/>
+        </w:rPr>
+        <w:tab/>
+      </w:r>
+      <w:r>
+        <w:rPr>
+          <w:rFonts w:ascii="TH Sarabun New" w:hAnsi="TH Sarabun New" w:cs="TH Sarabun New"/>
+          <w:sz w:val="32"/>
+          <w:szCs w:val="32"/>
+          <w:cs/>
+        </w:rPr>
+        <w:tab/>
+      </w:r>
+      <w:r>
+        <w:rPr>
+          <w:rFonts w:ascii="TH Sarabun New" w:hAnsi="TH Sarabun New" w:cs="TH Sarabun New"/>
+          <w:sz w:val="32"/>
+          <w:szCs w:val="32"/>
+          <w:cs/>
+        </w:rPr>
+        <w:tab/>
+      </w:r>
+      <w:r>
+        <w:rPr>
+          <w:rFonts w:ascii="TH Sarabun New" w:hAnsi="TH Sarabun New" w:cs="TH Sarabun New"/>
+          <w:sz w:val="32"/>
+          <w:szCs w:val="32"/>
+          <w:cs/>
+        </w:rPr>
+        <w:tab/>
+      </w:r>
+      <w:r>
+        <w:rPr>
+          <w:rFonts w:ascii="TH Sarabun New" w:hAnsi="TH Sarabun New" w:cs="TH Sarabun New"/>
+          <w:sz w:val="32"/>
+          <w:szCs w:val="32"/>
+        </w:rPr>
+        <w:t>{{chkgroup2_2}}</w:t>
+      </w:r>
+      <w:r>
+        <w:rPr>
+          <w:rFonts w:ascii="TH Sarabun New" w:hAnsi="TH Sarabun New" w:cs="TH Sarabun New"/>
+          <w:sz w:val="32"/>
+          <w:szCs w:val="32"/>
+          <w:cs/>
+        </w:rPr>
+        <w:tab/>
+      </w:r>
+      <w:r>
+        <w:rPr>
+          <w:rFonts w:ascii="TH Sarabun New" w:hAnsi="TH Sarabun New" w:cs="TH Sarabun New"/>
+          <w:sz w:val="32"/>
+          <w:szCs w:val="32"/>
+          <w:cs/>
+        </w:rPr>
+        <w:t>กรณีศึกษา</w:t>
+      </w:r>
+      <w:r>
+        <w:rPr>
+          <w:rFonts w:ascii="TH Sarabun New" w:hAnsi="TH Sarabun New" w:cs="TH Sarabun New"/>
           <w:sz w:val="32"/>
           <w:szCs w:val="32"/>
           <w:cs/>
@@ -455,7 +778,7 @@
       </w:r>
       <w:r>
         <w:rPr>
-          <w:rFonts w:ascii="TH SarabunIT๙" w:hAnsi="TH SarabunIT๙" w:cs="TH SarabunIT๙"/>
+          <w:rFonts w:ascii="TH Sarabun New" w:hAnsi="TH Sarabun New" w:cs="TH Sarabun New"/>
           <w:sz w:val="32"/>
           <w:szCs w:val="32"/>
           <w:cs/>
@@ -464,210 +787,59 @@
       </w:r>
       <w:r>
         <w:rPr>
-          <w:rFonts w:ascii="TH SarabunIT๙" w:hAnsi="TH SarabunIT๙" w:cs="TH SarabunIT๙"/>
-          <w:sz w:val="32"/>
-          <w:szCs w:val="32"/>
-        </w:rPr>
-        <w:t>essentially intellectual contributor)</w:t>
-      </w:r>
-    </w:p>
-    <w:p>
-      <w:pPr>
-        <w:spacing w:after="0" w:line="240" w:lineRule="auto"/>
-        <w:rPr>
-          <w:rFonts w:ascii="TH SarabunIT๙" w:hAnsi="TH SarabunIT๙" w:cs="TH SarabunIT๙"/>
-          <w:sz w:val="32"/>
-          <w:szCs w:val="32"/>
-        </w:rPr>
-      </w:pPr>
-      <w:r>
-        <w:rPr>
-          <w:rFonts w:ascii="TH SarabunIT๙" w:hAnsi="TH SarabunIT๙" w:cs="TH SarabunIT๙"/>
-          <w:sz w:val="32"/>
-          <w:szCs w:val="32"/>
-        </w:rPr>
-        <w:t>{{</w:t>
-      </w:r>
-      <w:proofErr w:type="spellStart"/>
-      <w:r>
-        <w:rPr>
-          <w:rFonts w:ascii="TH SarabunIT๙" w:hAnsi="TH SarabunIT๙" w:cs="TH SarabunIT๙"/>
-          <w:sz w:val="32"/>
-          <w:szCs w:val="32"/>
-        </w:rPr>
-        <w:t>c</w:t>
-      </w:r>
-      <w:r>
-        <w:rPr>
-          <w:rFonts w:ascii="TH SarabunIT๙" w:hAnsi="TH SarabunIT๙" w:cs="TH SarabunIT๙"/>
-          <w:sz w:val="32"/>
-          <w:szCs w:val="32"/>
-        </w:rPr>
-        <w:t>hk_</w:t>
-      </w:r>
-      <w:r>
-        <w:rPr>
-          <w:rFonts w:ascii="TH SarabunIT๙" w:hAnsi="TH SarabunIT๙" w:cs="TH SarabunIT๙"/>
-          <w:sz w:val="32"/>
-          <w:szCs w:val="32"/>
-        </w:rPr>
-        <w:t>corresp</w:t>
-      </w:r>
-      <w:proofErr w:type="spellEnd"/>
-      <w:r>
-        <w:rPr>
-          <w:rFonts w:ascii="TH SarabunIT๙" w:hAnsi="TH SarabunIT๙" w:cs="TH SarabunIT๙"/>
-          <w:sz w:val="32"/>
-          <w:szCs w:val="32"/>
-        </w:rPr>
-        <w:t>}}</w:t>
-      </w:r>
-      <w:r>
-        <w:rPr>
-          <w:rFonts w:ascii="TH SarabunIT๙" w:hAnsi="TH SarabunIT๙" w:cs="TH SarabunIT๙"/>
-          <w:sz w:val="32"/>
-          <w:szCs w:val="32"/>
-          <w:cs/>
+          <w:rFonts w:ascii="TH Sarabun New" w:hAnsi="TH Sarabun New" w:cs="TH Sarabun New"/>
+          <w:sz w:val="32"/>
+          <w:szCs w:val="32"/>
+        </w:rPr>
+        <w:t>Case Study)</w:t>
+      </w:r>
+    </w:p>
+    <w:p>
+      <w:pPr>
+        <w:spacing w:after="0" w:line="276" w:lineRule="auto"/>
+        <w:rPr>
+          <w:rFonts w:ascii="TH Sarabun New" w:hAnsi="TH Sarabun New" w:cs="TH Sarabun New"/>
+          <w:sz w:val="32"/>
+          <w:szCs w:val="32"/>
+        </w:rPr>
+      </w:pPr>
+      <w:r>
+        <w:rPr>
+          <w:rFonts w:ascii="TH Sarabun New" w:hAnsi="TH Sarabun New" w:cs="TH Sarabun New"/>
+          <w:sz w:val="32"/>
+          <w:szCs w:val="32"/>
+        </w:rPr>
+        <w:t>{{chkgroup2_3}}</w:t>
+      </w:r>
+      <w:r>
+        <w:rPr>
+          <w:rFonts w:ascii="TH Sarabun New" w:hAnsi="TH Sarabun New" w:cs="TH Sarabun New"/>
+          <w:sz w:val="32"/>
+          <w:szCs w:val="32"/>
         </w:rPr>
         <w:tab/>
       </w:r>
       <w:r>
         <w:rPr>
-          <w:rFonts w:ascii="TH SarabunIT๙" w:hAnsi="TH SarabunIT๙" w:cs="TH SarabunIT๙"/>
-          <w:sz w:val="32"/>
-          <w:szCs w:val="32"/>
-        </w:rPr>
-        <w:t xml:space="preserve"> </w:t>
-      </w:r>
-      <w:r>
-        <w:rPr>
-          <w:rFonts w:ascii="TH SarabunIT๙" w:hAnsi="TH SarabunIT๙" w:cs="TH SarabunIT๙"/>
-          <w:sz w:val="32"/>
-          <w:szCs w:val="32"/>
+          <w:rFonts w:ascii="TH Sarabun New" w:hAnsi="TH Sarabun New" w:cs="TH Sarabun New"/>
+          <w:sz w:val="32"/>
+          <w:szCs w:val="32"/>
+          <w:cs/>
+        </w:rPr>
+        <w:t>ผลงานวิชาการเพื่อพัฒนาการเรียนการสอนและการเรียนรู้</w:t>
+      </w:r>
+      <w:r>
+        <w:rPr>
+          <w:rFonts w:ascii="TH Sarabun New" w:hAnsi="TH Sarabun New" w:cs="TH Sarabun New"/>
+          <w:sz w:val="32"/>
+          <w:szCs w:val="32"/>
+          <w:cs/>
         </w:rPr>
         <w:tab/>
       </w:r>
       <w:r>
         <w:rPr>
-          <w:rFonts w:ascii="TH SarabunIT๙" w:hAnsi="TH SarabunIT๙" w:cs="TH SarabunIT๙"/>
-          <w:sz w:val="32"/>
-          <w:szCs w:val="32"/>
-          <w:cs/>
-        </w:rPr>
-        <w:t>ผู้ประพันธ์บรรณกิจ</w:t>
-      </w:r>
-      <w:r>
-        <w:rPr>
-          <w:rFonts w:ascii="TH SarabunIT๙" w:hAnsi="TH SarabunIT๙" w:cs="TH SarabunIT๙" w:hint="cs"/>
-          <w:sz w:val="32"/>
-          <w:szCs w:val="32"/>
-          <w:cs/>
-        </w:rPr>
-        <w:t xml:space="preserve"> </w:t>
-      </w:r>
-      <w:r>
-        <w:rPr>
-          <w:rFonts w:ascii="TH SarabunIT๙" w:hAnsi="TH SarabunIT๙" w:cs="TH SarabunIT๙"/>
-          <w:sz w:val="32"/>
-          <w:szCs w:val="32"/>
-          <w:cs/>
-        </w:rPr>
-        <w:t>(</w:t>
-      </w:r>
-      <w:r>
-        <w:rPr>
-          <w:rFonts w:ascii="TH SarabunIT๙" w:hAnsi="TH SarabunIT๙" w:cs="TH SarabunIT๙"/>
-          <w:sz w:val="32"/>
-          <w:szCs w:val="32"/>
-        </w:rPr>
-        <w:t>corresponding author)</w:t>
-      </w:r>
-    </w:p>
-    <w:p>
-      <w:pPr>
-        <w:spacing w:after="0" w:line="240" w:lineRule="auto"/>
-        <w:rPr>
-          <w:rFonts w:ascii="TH SarabunIT๙" w:hAnsi="TH SarabunIT๙" w:cs="TH SarabunIT๙"/>
-          <w:sz w:val="32"/>
-          <w:szCs w:val="32"/>
-        </w:rPr>
-      </w:pPr>
-      <w:r>
-        <w:rPr>
-          <w:rFonts w:ascii="TH SarabunIT๙" w:hAnsi="TH SarabunIT๙" w:cs="TH SarabunIT๙"/>
-          <w:sz w:val="32"/>
-          <w:szCs w:val="32"/>
-          <w:cs/>
-        </w:rPr>
-        <w:t>ค.</w:t>
-      </w:r>
-      <w:r>
-        <w:rPr>
-          <w:rFonts w:ascii="TH SarabunIT๙" w:hAnsi="TH SarabunIT๙" w:cs="TH SarabunIT๙" w:hint="cs"/>
-          <w:sz w:val="32"/>
-          <w:szCs w:val="32"/>
-          <w:cs/>
-        </w:rPr>
-        <w:t xml:space="preserve"> </w:t>
-      </w:r>
-      <w:r>
-        <w:rPr>
-          <w:rFonts w:ascii="TH SarabunIT๙" w:hAnsi="TH SarabunIT๙" w:cs="TH SarabunIT๙"/>
-          <w:sz w:val="32"/>
-          <w:szCs w:val="32"/>
-          <w:cs/>
-        </w:rPr>
-        <w:t>ประเภทของผลงาน</w:t>
-      </w:r>
-    </w:p>
-    <w:p>
-      <w:pPr>
-        <w:spacing w:after="0" w:line="240" w:lineRule="auto"/>
-        <w:rPr>
-          <w:rFonts w:ascii="TH SarabunIT๙" w:hAnsi="TH SarabunIT๙" w:cs="TH SarabunIT๙"/>
-          <w:sz w:val="32"/>
-          <w:szCs w:val="32"/>
-        </w:rPr>
-      </w:pPr>
-      <w:r>
-        <w:rPr>
-          <w:rFonts w:ascii="TH SarabunIT๙" w:hAnsi="TH SarabunIT๙" w:cs="TH SarabunIT๙"/>
-          <w:sz w:val="32"/>
-          <w:szCs w:val="32"/>
-          <w:cs/>
-        </w:rPr>
-        <w:t>กลุ่มที่</w:t>
-      </w:r>
-      <w:r>
-        <w:rPr>
-          <w:rFonts w:ascii="TH SarabunIT๙" w:hAnsi="TH SarabunIT๙" w:cs="TH SarabunIT๙" w:hint="cs"/>
-          <w:sz w:val="32"/>
-          <w:szCs w:val="32"/>
-          <w:cs/>
-        </w:rPr>
-        <w:t xml:space="preserve"> </w:t>
-      </w:r>
-      <w:r>
-        <w:rPr>
-          <w:rFonts w:ascii="TH SarabunIT๙" w:hAnsi="TH SarabunIT๙" w:cs="TH SarabunIT๙" w:hint="cs"/>
-          <w:sz w:val="32"/>
-          <w:szCs w:val="32"/>
-          <w:cs/>
-        </w:rPr>
-        <w:t xml:space="preserve"> </w:t>
-      </w:r>
-      <w:r>
-        <w:rPr>
-          <w:rFonts w:ascii="TH SarabunIT๙" w:hAnsi="TH SarabunIT๙" w:cs="TH SarabunIT๙"/>
-          <w:sz w:val="32"/>
-          <w:szCs w:val="32"/>
-          <w:cs/>
-        </w:rPr>
-        <w:t>๑</w:t>
-      </w:r>
-      <w:r>
-        <w:rPr>
-          <w:rFonts w:ascii="TH SarabunIT๙" w:hAnsi="TH SarabunIT๙" w:cs="TH SarabunIT๙"/>
+          <w:rFonts w:ascii="TH Sarabun New" w:hAnsi="TH Sarabun New" w:cs="TH Sarabun New"/>
           <w:sz w:val="32"/>
           <w:szCs w:val="32"/>
           <w:cs/>
@@ -676,79 +848,15 @@
       </w:r>
       <w:r>
         <w:rPr>
-          <w:rFonts w:ascii="TH SarabunIT๙" w:hAnsi="TH SarabunIT๙" w:cs="TH SarabunIT๙"/>
-          <w:sz w:val="32"/>
-          <w:szCs w:val="32"/>
-        </w:rPr>
-        <w:t>{{group1_research}}</w:t>
-      </w:r>
-      <w:r>
-        <w:rPr>
-          <w:rFonts w:ascii="TH SarabunIT๙" w:hAnsi="TH SarabunIT๙" w:cs="TH SarabunIT๙" w:hint="cs"/>
-          <w:sz w:val="32"/>
-          <w:szCs w:val="32"/>
-          <w:cs/>
-        </w:rPr>
-        <w:t xml:space="preserve"> </w:t>
-      </w:r>
-      <w:r>
-        <w:rPr>
-          <w:rFonts w:ascii="TH SarabunIT๙" w:hAnsi="TH SarabunIT๙" w:cs="TH SarabunIT๙"/>
-          <w:sz w:val="32"/>
-          <w:szCs w:val="32"/>
-          <w:cs/>
-        </w:rPr>
-        <w:t>งานวิจัย</w:t>
-      </w:r>
-    </w:p>
-    <w:p>
-      <w:pPr>
-        <w:spacing w:after="0" w:line="240" w:lineRule="auto"/>
-        <w:rPr>
-          <w:rFonts w:ascii="TH SarabunIT๙" w:hAnsi="TH SarabunIT๙" w:cs="TH SarabunIT๙"/>
-          <w:sz w:val="32"/>
-          <w:szCs w:val="32"/>
-        </w:rPr>
-      </w:pPr>
-      <w:r>
-        <w:rPr>
-          <w:rFonts w:ascii="TH SarabunIT๙" w:hAnsi="TH SarabunIT๙" w:cs="TH SarabunIT๙"/>
-          <w:sz w:val="32"/>
-          <w:szCs w:val="32"/>
-          <w:cs/>
-        </w:rPr>
-        <w:t>กลุ่มที่</w:t>
-      </w:r>
-      <w:r>
-        <w:rPr>
-          <w:rFonts w:ascii="TH SarabunIT๙" w:hAnsi="TH SarabunIT๙" w:cs="TH SarabunIT๙" w:hint="cs"/>
-          <w:sz w:val="32"/>
-          <w:szCs w:val="32"/>
-          <w:cs/>
-        </w:rPr>
-        <w:t xml:space="preserve"> </w:t>
-      </w:r>
-      <w:r>
-        <w:rPr>
-          <w:rFonts w:ascii="TH SarabunIT๙" w:hAnsi="TH SarabunIT๙" w:cs="TH SarabunIT๙" w:hint="cs"/>
-          <w:sz w:val="32"/>
-          <w:szCs w:val="32"/>
-          <w:cs/>
-        </w:rPr>
-        <w:t xml:space="preserve"> </w:t>
-      </w:r>
-      <w:r>
-        <w:rPr>
-          <w:rFonts w:ascii="TH SarabunIT๙" w:hAnsi="TH SarabunIT๙" w:cs="TH SarabunIT๙"/>
-          <w:sz w:val="32"/>
-          <w:szCs w:val="32"/>
-          <w:cs/>
-        </w:rPr>
-        <w:t>๒</w:t>
-      </w:r>
-      <w:r>
-        <w:rPr>
-          <w:rFonts w:ascii="TH SarabunIT๙" w:hAnsi="TH SarabunIT๙" w:cs="TH SarabunIT๙"/>
+          <w:rFonts w:ascii="TH Sarabun New" w:hAnsi="TH Sarabun New" w:cs="TH Sarabun New"/>
+          <w:sz w:val="32"/>
+          <w:szCs w:val="32"/>
+        </w:rPr>
+        <w:t>{{chkgroup2_4}}</w:t>
+      </w:r>
+      <w:r>
+        <w:rPr>
+          <w:rFonts w:ascii="TH Sarabun New" w:hAnsi="TH Sarabun New" w:cs="TH Sarabun New"/>
           <w:sz w:val="32"/>
           <w:szCs w:val="32"/>
           <w:cs/>
@@ -757,34 +865,34 @@
       </w:r>
       <w:r>
         <w:rPr>
-          <w:rFonts w:ascii="TH SarabunIT๙" w:hAnsi="TH SarabunIT๙" w:cs="TH SarabunIT๙"/>
-          <w:sz w:val="32"/>
-          <w:szCs w:val="32"/>
-          <w:cs/>
-        </w:rPr>
-        <w:t>ผลงานทางวิชาการในลักษณะอื่น</w:t>
+          <w:rFonts w:ascii="TH Sarabun New" w:hAnsi="TH Sarabun New" w:cs="TH Sarabun New"/>
+          <w:sz w:val="32"/>
+          <w:szCs w:val="32"/>
+          <w:cs/>
+        </w:rPr>
+        <w:t>งานแปล</w:t>
       </w:r>
     </w:p>
     <w:p>
       <w:pPr>
         <w:spacing w:after="0" w:line="276" w:lineRule="auto"/>
         <w:rPr>
-          <w:rFonts w:ascii="TH SarabunIT๙" w:hAnsi="TH SarabunIT๙" w:cs="TH SarabunIT๙"/>
-          <w:sz w:val="32"/>
-          <w:szCs w:val="32"/>
-        </w:rPr>
-      </w:pPr>
-      <w:r>
-        <w:rPr>
-          <w:rFonts w:ascii="TH SarabunIT๙" w:hAnsi="TH SarabunIT๙" w:cs="TH SarabunIT๙"/>
-          <w:sz w:val="32"/>
-          <w:szCs w:val="32"/>
-        </w:rPr>
-        <w:t>{{chkgroup2_1}}</w:t>
-      </w:r>
-      <w:r>
-        <w:rPr>
-          <w:rFonts w:ascii="TH SarabunIT๙" w:hAnsi="TH SarabunIT๙" w:cs="TH SarabunIT๙"/>
+          <w:rFonts w:ascii="TH Sarabun New" w:hAnsi="TH Sarabun New" w:cs="TH Sarabun New"/>
+          <w:sz w:val="32"/>
+          <w:szCs w:val="32"/>
+        </w:rPr>
+      </w:pPr>
+      <w:r>
+        <w:rPr>
+          <w:rFonts w:ascii="TH Sarabun New" w:hAnsi="TH Sarabun New" w:cs="TH Sarabun New"/>
+          <w:sz w:val="32"/>
+          <w:szCs w:val="32"/>
+        </w:rPr>
+        <w:t>{{chkgroup2_5}}</w:t>
+      </w:r>
+      <w:r>
+        <w:rPr>
+          <w:rFonts w:ascii="TH Sarabun New" w:hAnsi="TH Sarabun New" w:cs="TH Sarabun New"/>
           <w:sz w:val="32"/>
           <w:szCs w:val="32"/>
           <w:cs/>
@@ -793,16 +901,16 @@
       </w:r>
       <w:r>
         <w:rPr>
-          <w:rFonts w:ascii="TH SarabunIT๙" w:hAnsi="TH SarabunIT๙" w:cs="TH SarabunIT๙"/>
-          <w:sz w:val="32"/>
-          <w:szCs w:val="32"/>
-          <w:cs/>
-        </w:rPr>
-        <w:t>ผลงานวิชาการเพื่ออุตสาหกรรม</w:t>
-      </w:r>
-      <w:r>
-        <w:rPr>
-          <w:rFonts w:ascii="TH SarabunIT๙" w:hAnsi="TH SarabunIT๙" w:cs="TH SarabunIT๙"/>
+          <w:rFonts w:ascii="TH Sarabun New" w:hAnsi="TH Sarabun New" w:cs="TH Sarabun New"/>
+          <w:sz w:val="32"/>
+          <w:szCs w:val="32"/>
+          <w:cs/>
+        </w:rPr>
+        <w:t>ผลงานวิชาการเพื่อพัฒนานโยบายสาธารณะ</w:t>
+      </w:r>
+      <w:r>
+        <w:rPr>
+          <w:rFonts w:ascii="TH Sarabun New" w:hAnsi="TH Sarabun New" w:cs="TH Sarabun New"/>
           <w:sz w:val="32"/>
           <w:szCs w:val="32"/>
           <w:cs/>
@@ -811,7 +919,7 @@
       </w:r>
       <w:r>
         <w:rPr>
-          <w:rFonts w:ascii="TH SarabunIT๙" w:hAnsi="TH SarabunIT๙" w:cs="TH SarabunIT๙"/>
+          <w:rFonts w:ascii="TH Sarabun New" w:hAnsi="TH Sarabun New" w:cs="TH Sarabun New"/>
           <w:sz w:val="32"/>
           <w:szCs w:val="32"/>
           <w:cs/>
@@ -820,7 +928,7 @@
       </w:r>
       <w:r>
         <w:rPr>
-          <w:rFonts w:ascii="TH SarabunIT๙" w:hAnsi="TH SarabunIT๙" w:cs="TH SarabunIT๙"/>
+          <w:rFonts w:ascii="TH Sarabun New" w:hAnsi="TH Sarabun New" w:cs="TH Sarabun New"/>
           <w:sz w:val="32"/>
           <w:szCs w:val="32"/>
           <w:cs/>
@@ -829,7 +937,15 @@
       </w:r>
       <w:r>
         <w:rPr>
-          <w:rFonts w:ascii="TH SarabunIT๙" w:hAnsi="TH SarabunIT๙" w:cs="TH SarabunIT๙"/>
+          <w:rFonts w:ascii="TH Sarabun New" w:hAnsi="TH Sarabun New" w:cs="TH Sarabun New"/>
+          <w:sz w:val="32"/>
+          <w:szCs w:val="32"/>
+        </w:rPr>
+        <w:t>{{chkgroup2_6}}</w:t>
+      </w:r>
+      <w:r>
+        <w:rPr>
+          <w:rFonts w:ascii="TH Sarabun New" w:hAnsi="TH Sarabun New" w:cs="TH Sarabun New"/>
           <w:sz w:val="32"/>
           <w:szCs w:val="32"/>
           <w:cs/>
@@ -838,387 +954,7 @@
       </w:r>
       <w:r>
         <w:rPr>
-          <w:rFonts w:ascii="TH SarabunIT๙" w:hAnsi="TH SarabunIT๙" w:cs="TH SarabunIT๙"/>
-          <w:sz w:val="32"/>
-          <w:szCs w:val="32"/>
-          <w:cs/>
-        </w:rPr>
-        <w:tab/>
-      </w:r>
-      <w:r>
-        <w:rPr>
-          <w:rFonts w:ascii="TH SarabunIT๙" w:hAnsi="TH SarabunIT๙" w:cs="TH SarabunIT๙"/>
-          <w:sz w:val="32"/>
-          <w:szCs w:val="32"/>
-        </w:rPr>
-        <w:t>{{</w:t>
-      </w:r>
-      <w:r>
-        <w:rPr>
-          <w:rFonts w:ascii="TH SarabunIT๙" w:hAnsi="TH SarabunIT๙" w:cs="TH SarabunIT๙"/>
-          <w:sz w:val="32"/>
-          <w:szCs w:val="32"/>
-        </w:rPr>
-        <w:t>chk</w:t>
-      </w:r>
-      <w:r>
-        <w:rPr>
-          <w:rFonts w:ascii="TH SarabunIT๙" w:hAnsi="TH SarabunIT๙" w:cs="TH SarabunIT๙"/>
-          <w:sz w:val="32"/>
-          <w:szCs w:val="32"/>
-        </w:rPr>
-        <w:t>group2_</w:t>
-      </w:r>
-      <w:r>
-        <w:rPr>
-          <w:rFonts w:ascii="TH SarabunIT๙" w:hAnsi="TH SarabunIT๙" w:cs="TH SarabunIT๙"/>
-          <w:sz w:val="32"/>
-          <w:szCs w:val="32"/>
-        </w:rPr>
-        <w:t>2</w:t>
-      </w:r>
-      <w:r>
-        <w:rPr>
-          <w:rFonts w:ascii="TH SarabunIT๙" w:hAnsi="TH SarabunIT๙" w:cs="TH SarabunIT๙"/>
-          <w:sz w:val="32"/>
-          <w:szCs w:val="32"/>
-        </w:rPr>
-        <w:t>}}</w:t>
-      </w:r>
-      <w:r>
-        <w:rPr>
-          <w:rFonts w:ascii="TH SarabunIT๙" w:hAnsi="TH SarabunIT๙" w:cs="TH SarabunIT๙"/>
-          <w:sz w:val="32"/>
-          <w:szCs w:val="32"/>
-          <w:cs/>
-        </w:rPr>
-        <w:tab/>
-      </w:r>
-      <w:r>
-        <w:rPr>
-          <w:rFonts w:ascii="TH SarabunIT๙" w:hAnsi="TH SarabunIT๙" w:cs="TH SarabunIT๙"/>
-          <w:sz w:val="32"/>
-          <w:szCs w:val="32"/>
-          <w:cs/>
-        </w:rPr>
-        <w:t>กรณีศึกษา</w:t>
-      </w:r>
-      <w:r>
-        <w:rPr>
-          <w:rFonts w:ascii="TH SarabunIT๙" w:hAnsi="TH SarabunIT๙" w:cs="TH SarabunIT๙" w:hint="cs"/>
-          <w:sz w:val="32"/>
-          <w:szCs w:val="32"/>
-          <w:cs/>
-        </w:rPr>
-        <w:t xml:space="preserve"> </w:t>
-      </w:r>
-      <w:r>
-        <w:rPr>
-          <w:rFonts w:ascii="TH SarabunIT๙" w:hAnsi="TH SarabunIT๙" w:cs="TH SarabunIT๙"/>
-          <w:sz w:val="32"/>
-          <w:szCs w:val="32"/>
-          <w:cs/>
-        </w:rPr>
-        <w:t>(</w:t>
-      </w:r>
-      <w:r>
-        <w:rPr>
-          <w:rFonts w:ascii="TH SarabunIT๙" w:hAnsi="TH SarabunIT๙" w:cs="TH SarabunIT๙"/>
-          <w:sz w:val="32"/>
-          <w:szCs w:val="32"/>
-        </w:rPr>
-        <w:t>Case Study)</w:t>
-      </w:r>
-    </w:p>
-    <w:p>
-      <w:pPr>
-        <w:spacing w:after="0" w:line="276" w:lineRule="auto"/>
-        <w:rPr>
-          <w:rFonts w:ascii="TH SarabunIT๙" w:hAnsi="TH SarabunIT๙" w:cs="TH SarabunIT๙"/>
-          <w:sz w:val="32"/>
-          <w:szCs w:val="32"/>
-        </w:rPr>
-      </w:pPr>
-      <w:r>
-        <w:rPr>
-          <w:rFonts w:ascii="TH SarabunIT๙" w:hAnsi="TH SarabunIT๙" w:cs="TH SarabunIT๙"/>
-          <w:sz w:val="32"/>
-          <w:szCs w:val="32"/>
-        </w:rPr>
-        <w:t>{{</w:t>
-      </w:r>
-      <w:r>
-        <w:rPr>
-          <w:rFonts w:ascii="TH SarabunIT๙" w:hAnsi="TH SarabunIT๙" w:cs="TH SarabunIT๙"/>
-          <w:sz w:val="32"/>
-          <w:szCs w:val="32"/>
-        </w:rPr>
-        <w:t>chk</w:t>
-      </w:r>
-      <w:r>
-        <w:rPr>
-          <w:rFonts w:ascii="TH SarabunIT๙" w:hAnsi="TH SarabunIT๙" w:cs="TH SarabunIT๙"/>
-          <w:sz w:val="32"/>
-          <w:szCs w:val="32"/>
-        </w:rPr>
-        <w:t>group2_</w:t>
-      </w:r>
-      <w:r>
-        <w:rPr>
-          <w:rFonts w:ascii="TH SarabunIT๙" w:hAnsi="TH SarabunIT๙" w:cs="TH SarabunIT๙"/>
-          <w:sz w:val="32"/>
-          <w:szCs w:val="32"/>
-        </w:rPr>
-        <w:t>3</w:t>
-      </w:r>
-      <w:r>
-        <w:rPr>
-          <w:rFonts w:ascii="TH SarabunIT๙" w:hAnsi="TH SarabunIT๙" w:cs="TH SarabunIT๙"/>
-          <w:sz w:val="32"/>
-          <w:szCs w:val="32"/>
-        </w:rPr>
-        <w:t>}}</w:t>
-      </w:r>
-      <w:r>
-        <w:rPr>
-          <w:rFonts w:ascii="TH SarabunIT๙" w:hAnsi="TH SarabunIT๙" w:cs="TH SarabunIT๙"/>
-          <w:sz w:val="32"/>
-          <w:szCs w:val="32"/>
-        </w:rPr>
-        <w:tab/>
-      </w:r>
-      <w:r>
-        <w:rPr>
-          <w:rFonts w:ascii="TH SarabunIT๙" w:hAnsi="TH SarabunIT๙" w:cs="TH SarabunIT๙"/>
-          <w:sz w:val="32"/>
-          <w:szCs w:val="32"/>
-          <w:cs/>
-        </w:rPr>
-        <w:t>ผลงานวิชาการเพื่อพัฒนาการเรียนการสอนและการเรียนรู้</w:t>
-      </w:r>
-      <w:r>
-        <w:rPr>
-          <w:rFonts w:ascii="TH SarabunIT๙" w:hAnsi="TH SarabunIT๙" w:cs="TH SarabunIT๙"/>
-          <w:sz w:val="32"/>
-          <w:szCs w:val="32"/>
-          <w:cs/>
-        </w:rPr>
-        <w:tab/>
-      </w:r>
-      <w:r>
-        <w:rPr>
-          <w:rFonts w:ascii="TH SarabunIT๙" w:hAnsi="TH SarabunIT๙" w:cs="TH SarabunIT๙"/>
-          <w:sz w:val="32"/>
-          <w:szCs w:val="32"/>
-          <w:cs/>
-        </w:rPr>
-        <w:tab/>
-      </w:r>
-      <w:r>
-        <w:rPr>
-          <w:rFonts w:ascii="TH SarabunIT๙" w:hAnsi="TH SarabunIT๙" w:cs="TH SarabunIT๙"/>
-          <w:sz w:val="32"/>
-          <w:szCs w:val="32"/>
-        </w:rPr>
-        <w:t>{{</w:t>
-      </w:r>
-      <w:r>
-        <w:rPr>
-          <w:rFonts w:ascii="TH SarabunIT๙" w:hAnsi="TH SarabunIT๙" w:cs="TH SarabunIT๙"/>
-          <w:sz w:val="32"/>
-          <w:szCs w:val="32"/>
-        </w:rPr>
-        <w:t>chk</w:t>
-      </w:r>
-      <w:r>
-        <w:rPr>
-          <w:rFonts w:ascii="TH SarabunIT๙" w:hAnsi="TH SarabunIT๙" w:cs="TH SarabunIT๙"/>
-          <w:sz w:val="32"/>
-          <w:szCs w:val="32"/>
-        </w:rPr>
-        <w:t>group2_</w:t>
-      </w:r>
-      <w:r>
-        <w:rPr>
-          <w:rFonts w:ascii="TH SarabunIT๙" w:hAnsi="TH SarabunIT๙" w:cs="TH SarabunIT๙"/>
-          <w:sz w:val="32"/>
-          <w:szCs w:val="32"/>
-        </w:rPr>
-        <w:t>4</w:t>
-      </w:r>
-      <w:r>
-        <w:rPr>
-          <w:rFonts w:ascii="TH SarabunIT๙" w:hAnsi="TH SarabunIT๙" w:cs="TH SarabunIT๙"/>
-          <w:sz w:val="32"/>
-          <w:szCs w:val="32"/>
-        </w:rPr>
-        <w:t>}}</w:t>
-      </w:r>
-      <w:r>
-        <w:rPr>
-          <w:rFonts w:ascii="TH SarabunIT๙" w:hAnsi="TH SarabunIT๙" w:cs="TH SarabunIT๙"/>
-          <w:sz w:val="32"/>
-          <w:szCs w:val="32"/>
-          <w:cs/>
-        </w:rPr>
-        <w:tab/>
-      </w:r>
-      <w:r>
-        <w:rPr>
-          <w:rFonts w:ascii="TH SarabunIT๙" w:hAnsi="TH SarabunIT๙" w:cs="TH SarabunIT๙"/>
-          <w:sz w:val="32"/>
-          <w:szCs w:val="32"/>
-          <w:cs/>
-        </w:rPr>
-        <w:t>งานแปล</w:t>
-      </w:r>
-    </w:p>
-    <w:p>
-      <w:pPr>
-        <w:spacing w:after="0" w:line="276" w:lineRule="auto"/>
-        <w:rPr>
-          <w:rFonts w:ascii="TH SarabunIT๙" w:hAnsi="TH SarabunIT๙" w:cs="TH SarabunIT๙"/>
-          <w:sz w:val="32"/>
-          <w:szCs w:val="32"/>
-        </w:rPr>
-      </w:pPr>
-      <w:r>
-        <w:rPr>
-          <w:rFonts w:ascii="TH SarabunIT๙" w:hAnsi="TH SarabunIT๙" w:cs="TH SarabunIT๙"/>
-          <w:sz w:val="32"/>
-          <w:szCs w:val="32"/>
-        </w:rPr>
-        <w:t>{{</w:t>
-      </w:r>
-      <w:r>
-        <w:rPr>
-          <w:rFonts w:ascii="TH SarabunIT๙" w:hAnsi="TH SarabunIT๙" w:cs="TH SarabunIT๙"/>
-          <w:sz w:val="32"/>
-          <w:szCs w:val="32"/>
-        </w:rPr>
-        <w:t>chk</w:t>
-      </w:r>
-      <w:r>
-        <w:rPr>
-          <w:rFonts w:ascii="TH SarabunIT๙" w:hAnsi="TH SarabunIT๙" w:cs="TH SarabunIT๙"/>
-          <w:sz w:val="32"/>
-          <w:szCs w:val="32"/>
-        </w:rPr>
-        <w:t>group2_</w:t>
-      </w:r>
-      <w:r>
-        <w:rPr>
-          <w:rFonts w:ascii="TH SarabunIT๙" w:hAnsi="TH SarabunIT๙" w:cs="TH SarabunIT๙"/>
-          <w:sz w:val="32"/>
-          <w:szCs w:val="32"/>
-        </w:rPr>
-        <w:t>5</w:t>
-      </w:r>
-      <w:r>
-        <w:rPr>
-          <w:rFonts w:ascii="TH SarabunIT๙" w:hAnsi="TH SarabunIT๙" w:cs="TH SarabunIT๙"/>
-          <w:sz w:val="32"/>
-          <w:szCs w:val="32"/>
-        </w:rPr>
-        <w:t>}}</w:t>
-      </w:r>
-      <w:r>
-        <w:rPr>
-          <w:rFonts w:ascii="TH SarabunIT๙" w:hAnsi="TH SarabunIT๙" w:cs="TH SarabunIT๙"/>
-          <w:sz w:val="32"/>
-          <w:szCs w:val="32"/>
-          <w:cs/>
-        </w:rPr>
-        <w:tab/>
-      </w:r>
-      <w:r>
-        <w:rPr>
-          <w:rFonts w:ascii="TH SarabunIT๙" w:hAnsi="TH SarabunIT๙" w:cs="TH SarabunIT๙"/>
-          <w:sz w:val="32"/>
-          <w:szCs w:val="32"/>
-          <w:cs/>
-        </w:rPr>
-        <w:t>ผลงานวิชาการเพื่อพัฒนานโยบายสาธารณะ</w:t>
-      </w:r>
-      <w:r>
-        <w:rPr>
-          <w:rFonts w:ascii="TH SarabunIT๙" w:hAnsi="TH SarabunIT๙" w:cs="TH SarabunIT๙"/>
-          <w:sz w:val="32"/>
-          <w:szCs w:val="32"/>
-          <w:cs/>
-        </w:rPr>
-        <w:tab/>
-      </w:r>
-      <w:r>
-        <w:rPr>
-          <w:rFonts w:ascii="TH SarabunIT๙" w:hAnsi="TH SarabunIT๙" w:cs="TH SarabunIT๙"/>
-          <w:sz w:val="32"/>
-          <w:szCs w:val="32"/>
-          <w:cs/>
-        </w:rPr>
-        <w:tab/>
-      </w:r>
-      <w:r>
-        <w:rPr>
-          <w:rFonts w:ascii="TH SarabunIT๙" w:hAnsi="TH SarabunIT๙" w:cs="TH SarabunIT๙"/>
-          <w:sz w:val="32"/>
-          <w:szCs w:val="32"/>
-          <w:cs/>
-        </w:rPr>
-        <w:tab/>
-      </w:r>
-      <w:r>
-        <w:rPr>
-          <w:rFonts w:ascii="TH SarabunIT๙" w:hAnsi="TH SarabunIT๙" w:cs="TH SarabunIT๙"/>
-          <w:sz w:val="32"/>
-          <w:szCs w:val="32"/>
-        </w:rPr>
-        <w:t>{{</w:t>
-      </w:r>
-      <w:r>
-        <w:rPr>
-          <w:rFonts w:ascii="TH SarabunIT๙" w:hAnsi="TH SarabunIT๙" w:cs="TH SarabunIT๙"/>
-          <w:sz w:val="32"/>
-          <w:szCs w:val="32"/>
-        </w:rPr>
-        <w:t>chk</w:t>
-      </w:r>
-      <w:r>
-        <w:rPr>
-          <w:rFonts w:ascii="TH SarabunIT๙" w:hAnsi="TH SarabunIT๙" w:cs="TH SarabunIT๙"/>
-          <w:sz w:val="32"/>
-          <w:szCs w:val="32"/>
-        </w:rPr>
-        <w:t>group2_</w:t>
-      </w:r>
-      <w:r>
-        <w:rPr>
-          <w:rFonts w:ascii="TH SarabunIT๙" w:hAnsi="TH SarabunIT๙" w:cs="TH SarabunIT๙"/>
-          <w:sz w:val="32"/>
-          <w:szCs w:val="32"/>
-        </w:rPr>
-        <w:t>6</w:t>
-      </w:r>
-      <w:r>
-        <w:rPr>
-          <w:rFonts w:ascii="TH SarabunIT๙" w:hAnsi="TH SarabunIT๙" w:cs="TH SarabunIT๙"/>
-          <w:sz w:val="32"/>
-          <w:szCs w:val="32"/>
-        </w:rPr>
-        <w:t>}}</w:t>
-      </w:r>
-      <w:r>
-        <w:rPr>
-          <w:rFonts w:ascii="TH SarabunIT๙" w:hAnsi="TH SarabunIT๙" w:cs="TH SarabunIT๙"/>
-          <w:sz w:val="32"/>
-          <w:szCs w:val="32"/>
-          <w:cs/>
-        </w:rPr>
-        <w:tab/>
-      </w:r>
-      <w:r>
-        <w:rPr>
-          <w:rFonts w:ascii="TH SarabunIT๙" w:hAnsi="TH SarabunIT๙" w:cs="TH SarabunIT๙"/>
+          <w:rFonts w:ascii="TH Sarabun New" w:hAnsi="TH Sarabun New" w:cs="TH Sarabun New"/>
           <w:sz w:val="32"/>
           <w:szCs w:val="32"/>
           <w:cs/>
@@ -1239,54 +975,22 @@
         </w:tabs>
         <w:spacing w:after="0" w:line="276" w:lineRule="auto"/>
         <w:rPr>
-          <w:rFonts w:ascii="TH SarabunIT๙" w:hAnsi="TH SarabunIT๙" w:cs="TH SarabunIT๙"/>
-          <w:sz w:val="32"/>
-          <w:szCs w:val="32"/>
-        </w:rPr>
-      </w:pPr>
-      <w:r>
-        <w:rPr>
-          <w:rFonts w:ascii="TH SarabunIT๙" w:hAnsi="TH SarabunIT๙" w:cs="TH SarabunIT๙"/>
-          <w:sz w:val="32"/>
-          <w:szCs w:val="32"/>
-        </w:rPr>
-        <w:t>{{</w:t>
-      </w:r>
-      <w:r>
-        <w:rPr>
-          <w:rFonts w:ascii="TH SarabunIT๙" w:hAnsi="TH SarabunIT๙" w:cs="TH SarabunIT๙"/>
-          <w:sz w:val="32"/>
-          <w:szCs w:val="32"/>
-        </w:rPr>
-        <w:t>chk</w:t>
-      </w:r>
-      <w:r>
-        <w:rPr>
-          <w:rFonts w:ascii="TH SarabunIT๙" w:hAnsi="TH SarabunIT๙" w:cs="TH SarabunIT๙"/>
-          <w:sz w:val="32"/>
-          <w:szCs w:val="32"/>
-        </w:rPr>
-        <w:t>group2_</w:t>
-      </w:r>
-      <w:r>
-        <w:rPr>
-          <w:rFonts w:ascii="TH SarabunIT๙" w:hAnsi="TH SarabunIT๙" w:cs="TH SarabunIT๙"/>
-          <w:sz w:val="32"/>
-          <w:szCs w:val="32"/>
-        </w:rPr>
-        <w:t>7</w:t>
-      </w:r>
-      <w:r>
-        <w:rPr>
-          <w:rFonts w:ascii="TH SarabunIT๙" w:hAnsi="TH SarabunIT๙" w:cs="TH SarabunIT๙"/>
-          <w:sz w:val="32"/>
-          <w:szCs w:val="32"/>
-        </w:rPr>
-        <w:t>}}</w:t>
-      </w:r>
-      <w:r>
-        <w:rPr>
-          <w:rFonts w:ascii="TH SarabunIT๙" w:hAnsi="TH SarabunIT๙" w:cs="TH SarabunIT๙"/>
+          <w:rFonts w:ascii="TH Sarabun New" w:hAnsi="TH Sarabun New" w:cs="TH Sarabun New"/>
+          <w:sz w:val="32"/>
+          <w:szCs w:val="32"/>
+        </w:rPr>
+      </w:pPr>
+      <w:r>
+        <w:rPr>
+          <w:rFonts w:ascii="TH Sarabun New" w:hAnsi="TH Sarabun New" w:cs="TH Sarabun New"/>
+          <w:sz w:val="32"/>
+          <w:szCs w:val="32"/>
+        </w:rPr>
+        <w:t>{{chkgroup2_7}}</w:t>
+      </w:r>
+      <w:r>
+        <w:rPr>
+          <w:rFonts w:ascii="TH Sarabun New" w:hAnsi="TH Sarabun New" w:cs="TH Sarabun New"/>
           <w:sz w:val="32"/>
           <w:szCs w:val="32"/>
           <w:cs/>
@@ -1295,7 +999,7 @@
       </w:r>
       <w:r>
         <w:rPr>
-          <w:rFonts w:ascii="TH SarabunIT๙" w:hAnsi="TH SarabunIT๙" w:cs="TH SarabunIT๙"/>
+          <w:rFonts w:ascii="TH Sarabun New" w:hAnsi="TH Sarabun New" w:cs="TH Sarabun New"/>
           <w:sz w:val="32"/>
           <w:szCs w:val="32"/>
           <w:cs/>
@@ -1304,7 +1008,7 @@
       </w:r>
       <w:r>
         <w:rPr>
-          <w:rFonts w:ascii="TH SarabunIT๙" w:hAnsi="TH SarabunIT๙" w:cs="TH SarabunIT๙"/>
+          <w:rFonts w:ascii="TH Sarabun New" w:hAnsi="TH Sarabun New" w:cs="TH Sarabun New"/>
           <w:sz w:val="32"/>
           <w:szCs w:val="32"/>
           <w:cs/>
@@ -1313,7 +1017,7 @@
       </w:r>
       <w:r>
         <w:rPr>
-          <w:rFonts w:ascii="TH SarabunIT๙" w:hAnsi="TH SarabunIT๙" w:cs="TH SarabunIT๙"/>
+          <w:rFonts w:ascii="TH Sarabun New" w:hAnsi="TH Sarabun New" w:cs="TH Sarabun New"/>
           <w:sz w:val="32"/>
           <w:szCs w:val="32"/>
           <w:cs/>
@@ -1322,47 +1026,15 @@
       </w:r>
       <w:r>
         <w:rPr>
-          <w:rFonts w:ascii="TH SarabunIT๙" w:hAnsi="TH SarabunIT๙" w:cs="TH SarabunIT๙"/>
-          <w:sz w:val="32"/>
-          <w:szCs w:val="32"/>
-        </w:rPr>
-        <w:t>{{</w:t>
-      </w:r>
-      <w:r>
-        <w:rPr>
-          <w:rFonts w:ascii="TH SarabunIT๙" w:hAnsi="TH SarabunIT๙" w:cs="TH SarabunIT๙"/>
-          <w:sz w:val="32"/>
-          <w:szCs w:val="32"/>
-        </w:rPr>
-        <w:t>chk</w:t>
-      </w:r>
-      <w:r>
-        <w:rPr>
-          <w:rFonts w:ascii="TH SarabunIT๙" w:hAnsi="TH SarabunIT๙" w:cs="TH SarabunIT๙"/>
-          <w:sz w:val="32"/>
-          <w:szCs w:val="32"/>
-        </w:rPr>
-        <w:t>group2_</w:t>
-      </w:r>
-      <w:r>
-        <w:rPr>
-          <w:rFonts w:ascii="TH SarabunIT๙" w:hAnsi="TH SarabunIT๙" w:cs="TH SarabunIT๙"/>
-          <w:sz w:val="32"/>
-          <w:szCs w:val="32"/>
-        </w:rPr>
-        <w:t>8</w:t>
-      </w:r>
-      <w:r>
-        <w:rPr>
-          <w:rFonts w:ascii="TH SarabunIT๙" w:hAnsi="TH SarabunIT๙" w:cs="TH SarabunIT๙"/>
-          <w:sz w:val="32"/>
-          <w:szCs w:val="32"/>
-        </w:rPr>
-        <w:t>}}</w:t>
-      </w:r>
-      <w:r>
-        <w:rPr>
-          <w:rFonts w:ascii="TH SarabunIT๙" w:hAnsi="TH SarabunIT๙" w:cs="TH SarabunIT๙"/>
+          <w:rFonts w:ascii="TH Sarabun New" w:hAnsi="TH Sarabun New" w:cs="TH Sarabun New"/>
+          <w:sz w:val="32"/>
+          <w:szCs w:val="32"/>
+        </w:rPr>
+        <w:t>{{chkgroup2_8}}</w:t>
+      </w:r>
+      <w:r>
+        <w:rPr>
+          <w:rFonts w:ascii="TH Sarabun New" w:hAnsi="TH Sarabun New" w:cs="TH Sarabun New"/>
           <w:sz w:val="32"/>
           <w:szCs w:val="32"/>
           <w:cs/>
@@ -1371,7 +1043,7 @@
       </w:r>
       <w:r>
         <w:rPr>
-          <w:rFonts w:ascii="TH SarabunIT๙" w:hAnsi="TH SarabunIT๙" w:cs="TH SarabunIT๙"/>
+          <w:rFonts w:ascii="TH Sarabun New" w:hAnsi="TH Sarabun New" w:cs="TH Sarabun New"/>
           <w:sz w:val="32"/>
           <w:szCs w:val="32"/>
           <w:cs/>
@@ -1383,54 +1055,22 @@
       <w:pPr>
         <w:spacing w:after="0" w:line="276" w:lineRule="auto"/>
         <w:rPr>
-          <w:rFonts w:ascii="TH SarabunIT๙" w:hAnsi="TH SarabunIT๙" w:cs="TH SarabunIT๙"/>
-          <w:sz w:val="32"/>
-          <w:szCs w:val="32"/>
-        </w:rPr>
-      </w:pPr>
-      <w:r>
-        <w:rPr>
-          <w:rFonts w:ascii="TH SarabunIT๙" w:hAnsi="TH SarabunIT๙" w:cs="TH SarabunIT๙"/>
-          <w:sz w:val="32"/>
-          <w:szCs w:val="32"/>
-        </w:rPr>
-        <w:t>{{</w:t>
-      </w:r>
-      <w:r>
-        <w:rPr>
-          <w:rFonts w:ascii="TH SarabunIT๙" w:hAnsi="TH SarabunIT๙" w:cs="TH SarabunIT๙"/>
-          <w:sz w:val="32"/>
-          <w:szCs w:val="32"/>
-        </w:rPr>
-        <w:t>chk</w:t>
-      </w:r>
-      <w:r>
-        <w:rPr>
-          <w:rFonts w:ascii="TH SarabunIT๙" w:hAnsi="TH SarabunIT๙" w:cs="TH SarabunIT๙"/>
-          <w:sz w:val="32"/>
-          <w:szCs w:val="32"/>
-        </w:rPr>
-        <w:t>group2_</w:t>
-      </w:r>
-      <w:r>
-        <w:rPr>
-          <w:rFonts w:ascii="TH SarabunIT๙" w:hAnsi="TH SarabunIT๙" w:cs="TH SarabunIT๙"/>
-          <w:sz w:val="32"/>
-          <w:szCs w:val="32"/>
-        </w:rPr>
-        <w:t>9</w:t>
-      </w:r>
-      <w:r>
-        <w:rPr>
-          <w:rFonts w:ascii="TH SarabunIT๙" w:hAnsi="TH SarabunIT๙" w:cs="TH SarabunIT๙"/>
-          <w:sz w:val="32"/>
-          <w:szCs w:val="32"/>
-        </w:rPr>
-        <w:t>}}</w:t>
-      </w:r>
-      <w:r>
-        <w:rPr>
-          <w:rFonts w:ascii="TH SarabunIT๙" w:hAnsi="TH SarabunIT๙" w:cs="TH SarabunIT๙"/>
+          <w:rFonts w:ascii="TH Sarabun New" w:hAnsi="TH Sarabun New" w:cs="TH Sarabun New"/>
+          <w:sz w:val="32"/>
+          <w:szCs w:val="32"/>
+        </w:rPr>
+      </w:pPr>
+      <w:r>
+        <w:rPr>
+          <w:rFonts w:ascii="TH Sarabun New" w:hAnsi="TH Sarabun New" w:cs="TH Sarabun New"/>
+          <w:sz w:val="32"/>
+          <w:szCs w:val="32"/>
+        </w:rPr>
+        <w:t>{{chkgroup2_9}}</w:t>
+      </w:r>
+      <w:r>
+        <w:rPr>
+          <w:rFonts w:ascii="TH Sarabun New" w:hAnsi="TH Sarabun New" w:cs="TH Sarabun New"/>
           <w:sz w:val="32"/>
           <w:szCs w:val="32"/>
           <w:cs/>
@@ -1439,7 +1079,7 @@
       </w:r>
       <w:r>
         <w:rPr>
-          <w:rFonts w:ascii="TH SarabunIT๙" w:hAnsi="TH SarabunIT๙" w:cs="TH SarabunIT๙"/>
+          <w:rFonts w:ascii="TH Sarabun New" w:hAnsi="TH Sarabun New" w:cs="TH Sarabun New"/>
           <w:sz w:val="32"/>
           <w:szCs w:val="32"/>
           <w:cs/>
@@ -1451,54 +1091,22 @@
       <w:pPr>
         <w:spacing w:after="0" w:line="276" w:lineRule="auto"/>
         <w:rPr>
-          <w:rFonts w:ascii="TH SarabunIT๙" w:hAnsi="TH SarabunIT๙" w:cs="TH SarabunIT๙"/>
-          <w:sz w:val="32"/>
-          <w:szCs w:val="32"/>
-        </w:rPr>
-      </w:pPr>
-      <w:r>
-        <w:rPr>
-          <w:rFonts w:ascii="TH SarabunIT๙" w:hAnsi="TH SarabunIT๙" w:cs="TH SarabunIT๙"/>
-          <w:sz w:val="32"/>
-          <w:szCs w:val="32"/>
-        </w:rPr>
-        <w:t>{{</w:t>
-      </w:r>
-      <w:r>
-        <w:rPr>
-          <w:rFonts w:ascii="TH SarabunIT๙" w:hAnsi="TH SarabunIT๙" w:cs="TH SarabunIT๙"/>
-          <w:sz w:val="32"/>
-          <w:szCs w:val="32"/>
-        </w:rPr>
-        <w:t>chk</w:t>
-      </w:r>
-      <w:r>
-        <w:rPr>
-          <w:rFonts w:ascii="TH SarabunIT๙" w:hAnsi="TH SarabunIT๙" w:cs="TH SarabunIT๙"/>
-          <w:sz w:val="32"/>
-          <w:szCs w:val="32"/>
-        </w:rPr>
-        <w:t>group2_1</w:t>
-      </w:r>
-      <w:r>
-        <w:rPr>
-          <w:rFonts w:ascii="TH SarabunIT๙" w:hAnsi="TH SarabunIT๙" w:cs="TH SarabunIT๙"/>
-          <w:sz w:val="32"/>
-          <w:szCs w:val="32"/>
-        </w:rPr>
-        <w:t>0</w:t>
-      </w:r>
-      <w:r>
-        <w:rPr>
-          <w:rFonts w:ascii="TH SarabunIT๙" w:hAnsi="TH SarabunIT๙" w:cs="TH SarabunIT๙"/>
-          <w:sz w:val="32"/>
-          <w:szCs w:val="32"/>
-        </w:rPr>
-        <w:t>}}</w:t>
-      </w:r>
-      <w:r>
-        <w:rPr>
-          <w:rFonts w:ascii="TH SarabunIT๙" w:hAnsi="TH SarabunIT๙" w:cs="TH SarabunIT๙"/>
+          <w:rFonts w:ascii="TH Sarabun New" w:hAnsi="TH Sarabun New" w:cs="TH Sarabun New"/>
+          <w:sz w:val="32"/>
+          <w:szCs w:val="32"/>
+        </w:rPr>
+      </w:pPr>
+      <w:r>
+        <w:rPr>
+          <w:rFonts w:ascii="TH Sarabun New" w:hAnsi="TH Sarabun New" w:cs="TH Sarabun New"/>
+          <w:sz w:val="32"/>
+          <w:szCs w:val="32"/>
+        </w:rPr>
+        <w:t>{{chkgroup2_10}}</w:t>
+      </w:r>
+      <w:r>
+        <w:rPr>
+          <w:rFonts w:ascii="TH Sarabun New" w:hAnsi="TH Sarabun New" w:cs="TH Sarabun New"/>
           <w:sz w:val="32"/>
           <w:szCs w:val="32"/>
           <w:cs/>
@@ -1507,7 +1115,7 @@
       </w:r>
       <w:r>
         <w:rPr>
-          <w:rFonts w:ascii="TH SarabunIT๙" w:hAnsi="TH SarabunIT๙" w:cs="TH SarabunIT๙"/>
+          <w:rFonts w:ascii="TH Sarabun New" w:hAnsi="TH Sarabun New" w:cs="TH Sarabun New"/>
           <w:sz w:val="32"/>
           <w:szCs w:val="32"/>
           <w:cs/>
@@ -1516,7 +1124,7 @@
       </w:r>
       <w:r>
         <w:rPr>
-          <w:rFonts w:ascii="TH SarabunIT๙" w:hAnsi="TH SarabunIT๙" w:cs="TH SarabunIT๙"/>
+          <w:rFonts w:ascii="TH Sarabun New" w:hAnsi="TH Sarabun New" w:cs="TH Sarabun New"/>
           <w:sz w:val="32"/>
           <w:szCs w:val="32"/>
           <w:cs/>
@@ -1525,7 +1133,7 @@
       </w:r>
       <w:r>
         <w:rPr>
-          <w:rFonts w:ascii="TH SarabunIT๙" w:hAnsi="TH SarabunIT๙" w:cs="TH SarabunIT๙"/>
+          <w:rFonts w:ascii="TH Sarabun New" w:hAnsi="TH Sarabun New" w:cs="TH Sarabun New"/>
           <w:sz w:val="32"/>
           <w:szCs w:val="32"/>
           <w:cs/>
@@ -1534,7 +1142,7 @@
       </w:r>
       <w:r>
         <w:rPr>
-          <w:rFonts w:ascii="TH SarabunIT๙" w:hAnsi="TH SarabunIT๙" w:cs="TH SarabunIT๙"/>
+          <w:rFonts w:ascii="TH Sarabun New" w:hAnsi="TH Sarabun New" w:cs="TH Sarabun New"/>
           <w:sz w:val="32"/>
           <w:szCs w:val="32"/>
           <w:cs/>
@@ -1543,7 +1151,7 @@
       </w:r>
       <w:r>
         <w:rPr>
-          <w:rFonts w:ascii="TH SarabunIT๙" w:hAnsi="TH SarabunIT๙" w:cs="TH SarabunIT๙"/>
+          <w:rFonts w:ascii="TH Sarabun New" w:hAnsi="TH Sarabun New" w:cs="TH Sarabun New"/>
           <w:sz w:val="32"/>
           <w:szCs w:val="32"/>
           <w:cs/>
@@ -1552,47 +1160,15 @@
       </w:r>
       <w:r>
         <w:rPr>
-          <w:rFonts w:ascii="TH SarabunIT๙" w:hAnsi="TH SarabunIT๙" w:cs="TH SarabunIT๙"/>
-          <w:sz w:val="32"/>
-          <w:szCs w:val="32"/>
-        </w:rPr>
-        <w:t>{{</w:t>
-      </w:r>
-      <w:r>
-        <w:rPr>
-          <w:rFonts w:ascii="TH SarabunIT๙" w:hAnsi="TH SarabunIT๙" w:cs="TH SarabunIT๙"/>
-          <w:sz w:val="32"/>
-          <w:szCs w:val="32"/>
-        </w:rPr>
-        <w:t>chk</w:t>
-      </w:r>
-      <w:r>
-        <w:rPr>
-          <w:rFonts w:ascii="TH SarabunIT๙" w:hAnsi="TH SarabunIT๙" w:cs="TH SarabunIT๙"/>
-          <w:sz w:val="32"/>
-          <w:szCs w:val="32"/>
-        </w:rPr>
-        <w:t>group2_1</w:t>
-      </w:r>
-      <w:r>
-        <w:rPr>
-          <w:rFonts w:ascii="TH SarabunIT๙" w:hAnsi="TH SarabunIT๙" w:cs="TH SarabunIT๙"/>
-          <w:sz w:val="32"/>
-          <w:szCs w:val="32"/>
-        </w:rPr>
-        <w:t>1</w:t>
-      </w:r>
-      <w:r>
-        <w:rPr>
-          <w:rFonts w:ascii="TH SarabunIT๙" w:hAnsi="TH SarabunIT๙" w:cs="TH SarabunIT๙"/>
-          <w:sz w:val="32"/>
-          <w:szCs w:val="32"/>
-        </w:rPr>
-        <w:t>}}</w:t>
-      </w:r>
-      <w:r>
-        <w:rPr>
-          <w:rFonts w:ascii="TH SarabunIT๙" w:hAnsi="TH SarabunIT๙" w:cs="TH SarabunIT๙"/>
+          <w:rFonts w:ascii="TH Sarabun New" w:hAnsi="TH Sarabun New" w:cs="TH Sarabun New"/>
+          <w:sz w:val="32"/>
+          <w:szCs w:val="32"/>
+        </w:rPr>
+        <w:t>{{chkgroup2_11}}</w:t>
+      </w:r>
+      <w:r>
+        <w:rPr>
+          <w:rFonts w:ascii="TH Sarabun New" w:hAnsi="TH Sarabun New" w:cs="TH Sarabun New"/>
           <w:sz w:val="32"/>
           <w:szCs w:val="32"/>
           <w:cs/>
@@ -1601,7 +1177,7 @@
       </w:r>
       <w:r>
         <w:rPr>
-          <w:rFonts w:ascii="TH SarabunIT๙" w:hAnsi="TH SarabunIT๙" w:cs="TH SarabunIT๙"/>
+          <w:rFonts w:ascii="TH Sarabun New" w:hAnsi="TH Sarabun New" w:cs="TH Sarabun New"/>
           <w:sz w:val="32"/>
           <w:szCs w:val="32"/>
           <w:cs/>
@@ -1613,54 +1189,22 @@
       <w:pPr>
         <w:spacing w:after="0" w:line="276" w:lineRule="auto"/>
         <w:rPr>
-          <w:rFonts w:ascii="TH SarabunIT๙" w:hAnsi="TH SarabunIT๙" w:cs="TH SarabunIT๙"/>
-          <w:sz w:val="32"/>
-          <w:szCs w:val="32"/>
-        </w:rPr>
-      </w:pPr>
-      <w:r>
-        <w:rPr>
-          <w:rFonts w:ascii="TH SarabunIT๙" w:hAnsi="TH SarabunIT๙" w:cs="TH SarabunIT๙"/>
-          <w:sz w:val="32"/>
-          <w:szCs w:val="32"/>
-        </w:rPr>
-        <w:t>{{</w:t>
-      </w:r>
-      <w:r>
-        <w:rPr>
-          <w:rFonts w:ascii="TH SarabunIT๙" w:hAnsi="TH SarabunIT๙" w:cs="TH SarabunIT๙"/>
-          <w:sz w:val="32"/>
-          <w:szCs w:val="32"/>
-        </w:rPr>
-        <w:t>chk</w:t>
-      </w:r>
-      <w:r>
-        <w:rPr>
-          <w:rFonts w:ascii="TH SarabunIT๙" w:hAnsi="TH SarabunIT๙" w:cs="TH SarabunIT๙"/>
-          <w:sz w:val="32"/>
-          <w:szCs w:val="32"/>
-        </w:rPr>
-        <w:t>group2_1</w:t>
-      </w:r>
-      <w:r>
-        <w:rPr>
-          <w:rFonts w:ascii="TH SarabunIT๙" w:hAnsi="TH SarabunIT๙" w:cs="TH SarabunIT๙"/>
-          <w:sz w:val="32"/>
-          <w:szCs w:val="32"/>
-        </w:rPr>
-        <w:t>2</w:t>
-      </w:r>
-      <w:r>
-        <w:rPr>
-          <w:rFonts w:ascii="TH SarabunIT๙" w:hAnsi="TH SarabunIT๙" w:cs="TH SarabunIT๙"/>
-          <w:sz w:val="32"/>
-          <w:szCs w:val="32"/>
-        </w:rPr>
-        <w:t>}}</w:t>
-      </w:r>
-      <w:r>
-        <w:rPr>
-          <w:rFonts w:ascii="TH SarabunIT๙" w:hAnsi="TH SarabunIT๙" w:cs="TH SarabunIT๙"/>
+          <w:rFonts w:ascii="TH Sarabun New" w:hAnsi="TH Sarabun New" w:cs="TH Sarabun New"/>
+          <w:sz w:val="32"/>
+          <w:szCs w:val="32"/>
+        </w:rPr>
+      </w:pPr>
+      <w:r>
+        <w:rPr>
+          <w:rFonts w:ascii="TH Sarabun New" w:hAnsi="TH Sarabun New" w:cs="TH Sarabun New"/>
+          <w:sz w:val="32"/>
+          <w:szCs w:val="32"/>
+        </w:rPr>
+        <w:t>{{chkgroup2_12}}</w:t>
+      </w:r>
+      <w:r>
+        <w:rPr>
+          <w:rFonts w:ascii="TH Sarabun New" w:hAnsi="TH Sarabun New" w:cs="TH Sarabun New"/>
           <w:sz w:val="32"/>
           <w:szCs w:val="32"/>
           <w:cs/>
@@ -1669,7 +1213,7 @@
       </w:r>
       <w:r>
         <w:rPr>
-          <w:rFonts w:ascii="TH SarabunIT๙" w:hAnsi="TH SarabunIT๙" w:cs="TH SarabunIT๙"/>
+          <w:rFonts w:ascii="TH Sarabun New" w:hAnsi="TH Sarabun New" w:cs="TH Sarabun New"/>
           <w:sz w:val="32"/>
           <w:szCs w:val="32"/>
           <w:cs/>
@@ -1681,14 +1225,14 @@
       <w:pPr>
         <w:spacing w:after="0" w:line="276" w:lineRule="auto"/>
         <w:rPr>
-          <w:rFonts w:ascii="TH SarabunIT๙" w:hAnsi="TH SarabunIT๙" w:cs="TH SarabunIT๙"/>
-          <w:sz w:val="32"/>
-          <w:szCs w:val="32"/>
-        </w:rPr>
-      </w:pPr>
-      <w:r>
-        <w:rPr>
-          <w:rFonts w:ascii="TH SarabunIT๙" w:hAnsi="TH SarabunIT๙" w:cs="TH SarabunIT๙"/>
+          <w:rFonts w:ascii="TH Sarabun New" w:hAnsi="TH Sarabun New" w:cs="TH Sarabun New"/>
+          <w:sz w:val="32"/>
+          <w:szCs w:val="32"/>
+        </w:rPr>
+      </w:pPr>
+      <w:r>
+        <w:rPr>
+          <w:rFonts w:ascii="TH Sarabun New" w:hAnsi="TH Sarabun New" w:cs="TH Sarabun New"/>
           <w:sz w:val="32"/>
           <w:szCs w:val="32"/>
           <w:cs/>
@@ -1697,7 +1241,7 @@
       </w:r>
       <w:r>
         <w:rPr>
-          <w:rFonts w:ascii="TH SarabunIT๙" w:hAnsi="TH SarabunIT๙" w:cs="TH SarabunIT๙" w:hint="cs"/>
+          <w:rFonts w:ascii="TH Sarabun New" w:hAnsi="TH Sarabun New" w:cs="TH Sarabun New"/>
           <w:sz w:val="32"/>
           <w:szCs w:val="32"/>
           <w:cs/>
@@ -1706,7 +1250,7 @@
       </w:r>
       <w:r>
         <w:rPr>
-          <w:rFonts w:ascii="TH SarabunIT๙" w:hAnsi="TH SarabunIT๙" w:cs="TH SarabunIT๙"/>
+          <w:rFonts w:ascii="TH Sarabun New" w:hAnsi="TH Sarabun New" w:cs="TH Sarabun New"/>
           <w:sz w:val="32"/>
           <w:szCs w:val="32"/>
           <w:cs/>
@@ -1715,7 +1259,7 @@
       </w:r>
       <w:r>
         <w:rPr>
-          <w:rFonts w:ascii="TH SarabunIT๙" w:hAnsi="TH SarabunIT๙" w:cs="TH SarabunIT๙"/>
+          <w:rFonts w:ascii="TH Sarabun New" w:hAnsi="TH Sarabun New" w:cs="TH Sarabun New"/>
           <w:sz w:val="32"/>
           <w:szCs w:val="32"/>
           <w:cs/>
@@ -1724,34 +1268,29 @@
       </w:r>
       <w:r>
         <w:rPr>
-          <w:rFonts w:ascii="TH SarabunIT๙" w:hAnsi="TH SarabunIT๙" w:cs="TH SarabunIT๙"/>
+          <w:rFonts w:ascii="TH Sarabun New" w:hAnsi="TH Sarabun New" w:cs="TH Sarabun New"/>
           <w:sz w:val="32"/>
           <w:szCs w:val="32"/>
         </w:rPr>
         <w:t>{{chkgroup3_</w:t>
       </w:r>
       <w:r>
+        <w:rPr>
+          <w:rFonts w:ascii="TH Sarabun New" w:hAnsi="TH Sarabun New" w:cs="TH Sarabun New"/>
+        </w:rPr>
         <w:t xml:space="preserve"> </w:t>
       </w:r>
       <w:r>
         <w:rPr>
-          <w:rFonts w:ascii="TH SarabunIT๙" w:hAnsi="TH SarabunIT๙" w:cs="TH SarabunIT๙"/>
-          <w:sz w:val="32"/>
-          <w:szCs w:val="32"/>
-        </w:rPr>
-        <w:t>treatise</w:t>
-      </w:r>
-      <w:r>
-        <w:rPr>
-          <w:rFonts w:ascii="TH SarabunIT๙" w:hAnsi="TH SarabunIT๙" w:cs="TH SarabunIT๙"/>
-          <w:sz w:val="32"/>
-          <w:szCs w:val="32"/>
-        </w:rPr>
-        <w:t>}}</w:t>
-      </w:r>
-      <w:r>
-        <w:rPr>
-          <w:rFonts w:ascii="TH SarabunIT๙" w:hAnsi="TH SarabunIT๙" w:cs="TH SarabunIT๙" w:hint="cs"/>
+          <w:rFonts w:ascii="TH Sarabun New" w:hAnsi="TH Sarabun New" w:cs="TH Sarabun New"/>
+          <w:sz w:val="32"/>
+          <w:szCs w:val="32"/>
+        </w:rPr>
+        <w:t>treatise}}</w:t>
+      </w:r>
+      <w:r>
+        <w:rPr>
+          <w:rFonts w:ascii="TH Sarabun New" w:hAnsi="TH Sarabun New" w:cs="TH Sarabun New"/>
           <w:sz w:val="32"/>
           <w:szCs w:val="32"/>
           <w:cs/>
@@ -1760,7 +1299,7 @@
       </w:r>
       <w:r>
         <w:rPr>
-          <w:rFonts w:ascii="TH SarabunIT๙" w:hAnsi="TH SarabunIT๙" w:cs="TH SarabunIT๙"/>
+          <w:rFonts w:ascii="TH Sarabun New" w:hAnsi="TH Sarabun New" w:cs="TH Sarabun New"/>
           <w:sz w:val="32"/>
           <w:szCs w:val="32"/>
           <w:cs/>
@@ -1773,38 +1312,22 @@
         <w:spacing w:after="0" w:line="276" w:lineRule="auto"/>
         <w:ind w:left="720" w:firstLine="720"/>
         <w:rPr>
-          <w:rFonts w:ascii="TH SarabunIT๙" w:hAnsi="TH SarabunIT๙" w:cs="TH SarabunIT๙"/>
-          <w:sz w:val="32"/>
-          <w:szCs w:val="32"/>
-        </w:rPr>
-      </w:pPr>
-      <w:r>
-        <w:rPr>
           <w:rFonts w:ascii="TH Sarabun New" w:hAnsi="TH Sarabun New" w:cs="TH Sarabun New" w:hint="cs"/>
           <w:sz w:val="32"/>
           <w:szCs w:val="32"/>
         </w:rPr>
-        <w:t>{{chkgroup3_</w:t>
-      </w:r>
-      <w:r>
-        <w:rPr>
-          <w:rFonts w:ascii="TH Sarabun New" w:hAnsi="TH Sarabun New" w:cs="TH Sarabun New" w:hint="cs"/>
-          <w:sz w:val="32"/>
-          <w:szCs w:val="32"/>
-        </w:rPr>
-        <w:t>book</w:t>
-      </w:r>
-      <w:r>
-        <w:rPr>
-          <w:rFonts w:ascii="TH Sarabun New" w:hAnsi="TH Sarabun New" w:cs="TH Sarabun New" w:hint="cs"/>
-          <w:sz w:val="32"/>
-          <w:szCs w:val="32"/>
-        </w:rPr>
-        <w:t>}}</w:t>
-      </w:r>
-      <w:r>
-        <w:rPr>
-          <w:rFonts w:ascii="TH SarabunIT๙" w:hAnsi="TH SarabunIT๙" w:cs="TH SarabunIT๙" w:hint="cs"/>
+      </w:pPr>
+      <w:r>
+        <w:rPr>
+          <w:rFonts w:ascii="TH Sarabun New" w:hAnsi="TH Sarabun New" w:cs="TH Sarabun New"/>
+          <w:sz w:val="32"/>
+          <w:szCs w:val="32"/>
+        </w:rPr>
+        <w:t>{{chkgroup3_book}}</w:t>
+      </w:r>
+      <w:r>
+        <w:rPr>
+          <w:rFonts w:ascii="TH Sarabun New" w:hAnsi="TH Sarabun New" w:cs="TH Sarabun New"/>
           <w:sz w:val="32"/>
           <w:szCs w:val="32"/>
           <w:cs/>
@@ -1813,7 +1336,7 @@
       </w:r>
       <w:r>
         <w:rPr>
-          <w:rFonts w:ascii="TH SarabunIT๙" w:hAnsi="TH SarabunIT๙" w:cs="TH SarabunIT๙" w:hint="cs"/>
+          <w:rFonts w:ascii="TH Sarabun New" w:hAnsi="TH Sarabun New" w:cs="TH Sarabun New"/>
           <w:sz w:val="32"/>
           <w:szCs w:val="32"/>
           <w:cs/>
@@ -1822,12 +1345,22 @@
       </w:r>
       <w:r>
         <w:rPr>
-          <w:rFonts w:ascii="TH SarabunIT๙" w:hAnsi="TH SarabunIT๙" w:cs="TH SarabunIT๙"/>
+          <w:rFonts w:ascii="TH Sarabun New" w:hAnsi="TH Sarabun New" w:cs="TH Sarabun New"/>
           <w:sz w:val="32"/>
           <w:szCs w:val="32"/>
           <w:cs/>
         </w:rPr>
         <w:t>หนังสือ</w:t>
+      </w:r>
+      <w:r>
+        <w:rPr>
+          <w:rFonts w:ascii="Arial" w:hAnsi="Arial" w:cs="Arial"/>
+          <w:color w:val="E2E5E9"/>
+          <w:sz w:val="21"/>
+          <w:szCs w:val="21"/>
+          <w:shd w:val="clear" w:color="auto" w:fill="303030"/>
+        </w:rPr>
+        <w:t xml:space="preserve"> </w:t>
       </w:r>
     </w:p>
     <w:p>
@@ -1835,38 +1368,22 @@
         <w:spacing w:after="0" w:line="276" w:lineRule="auto"/>
         <w:ind w:left="720" w:firstLine="720"/>
         <w:rPr>
-          <w:rFonts w:ascii="TH SarabunIT๙" w:hAnsi="TH SarabunIT๙" w:cs="TH SarabunIT๙"/>
-          <w:sz w:val="32"/>
-          <w:szCs w:val="32"/>
-        </w:rPr>
-      </w:pPr>
-      <w:r>
-        <w:rPr>
-          <w:rFonts w:ascii="TH SarabunIT๙" w:hAnsi="TH SarabunIT๙" w:cs="TH SarabunIT๙"/>
-          <w:sz w:val="32"/>
-          <w:szCs w:val="32"/>
-        </w:rPr>
-        <w:t>{{chkgroup3_</w:t>
-      </w:r>
-      <w:r>
-        <w:rPr>
-          <w:rFonts w:ascii="TH SarabunIT๙" w:hAnsi="TH SarabunIT๙" w:cs="TH SarabunIT๙"/>
-          <w:sz w:val="32"/>
-          <w:szCs w:val="32"/>
-        </w:rPr>
-        <w:t>Academicarticles</w:t>
-      </w:r>
-      <w:r>
-        <w:rPr>
-          <w:rFonts w:ascii="TH SarabunIT๙" w:hAnsi="TH SarabunIT๙" w:cs="TH SarabunIT๙"/>
-          <w:sz w:val="32"/>
-          <w:szCs w:val="32"/>
-        </w:rPr>
-        <w:t>}}</w:t>
-      </w:r>
-      <w:r>
-        <w:rPr>
-          <w:rFonts w:ascii="TH SarabunIT๙" w:hAnsi="TH SarabunIT๙" w:cs="TH SarabunIT๙" w:hint="cs"/>
+          <w:rFonts w:ascii="TH Sarabun New" w:hAnsi="TH Sarabun New" w:cs="TH Sarabun New"/>
+          <w:sz w:val="32"/>
+          <w:szCs w:val="32"/>
+        </w:rPr>
+      </w:pPr>
+      <w:r>
+        <w:rPr>
+          <w:rFonts w:ascii="TH Sarabun New" w:hAnsi="TH Sarabun New" w:cs="TH Sarabun New"/>
+          <w:sz w:val="32"/>
+          <w:szCs w:val="32"/>
+        </w:rPr>
+        <w:t>{{chkgroup3_Academicarticles}}</w:t>
+      </w:r>
+      <w:r>
+        <w:rPr>
+          <w:rFonts w:ascii="TH Sarabun New" w:hAnsi="TH Sarabun New" w:cs="TH Sarabun New"/>
           <w:sz w:val="32"/>
           <w:szCs w:val="32"/>
           <w:cs/>
@@ -1875,7 +1392,7 @@
       </w:r>
       <w:r>
         <w:rPr>
-          <w:rFonts w:ascii="TH SarabunIT๙" w:hAnsi="TH SarabunIT๙" w:cs="TH SarabunIT๙" w:hint="cs"/>
+          <w:rFonts w:ascii="TH Sarabun New" w:hAnsi="TH Sarabun New" w:cs="TH Sarabun New"/>
           <w:sz w:val="32"/>
           <w:szCs w:val="32"/>
           <w:cs/>
@@ -1884,7 +1401,7 @@
       </w:r>
       <w:r>
         <w:rPr>
-          <w:rFonts w:ascii="TH SarabunIT๙" w:hAnsi="TH SarabunIT๙" w:cs="TH SarabunIT๙"/>
+          <w:rFonts w:ascii="TH Sarabun New" w:hAnsi="TH Sarabun New" w:cs="TH Sarabun New"/>
           <w:sz w:val="32"/>
           <w:szCs w:val="32"/>
           <w:cs/>
@@ -1896,84 +1413,84 @@
       <w:pPr>
         <w:spacing w:after="0" w:line="276" w:lineRule="auto"/>
         <w:rPr>
-          <w:rFonts w:ascii="TH SarabunIT๙" w:hAnsi="TH SarabunIT๙" w:cs="TH SarabunIT๙"/>
-          <w:sz w:val="32"/>
-          <w:szCs w:val="32"/>
-        </w:rPr>
-      </w:pPr>
-    </w:p>
-    <w:p>
-      <w:pPr>
-        <w:spacing w:after="0" w:line="240" w:lineRule="auto"/>
-        <w:rPr>
-          <w:rFonts w:ascii="TH SarabunIT๙" w:hAnsi="TH SarabunIT๙" w:cs="TH SarabunIT๙"/>
-          <w:sz w:val="32"/>
-          <w:szCs w:val="32"/>
-        </w:rPr>
-      </w:pPr>
-    </w:p>
-    <w:p>
-      <w:pPr>
-        <w:spacing w:after="0" w:line="240" w:lineRule="auto"/>
-        <w:rPr>
-          <w:rFonts w:ascii="TH SarabunIT๙" w:hAnsi="TH SarabunIT๙" w:cs="TH SarabunIT๙"/>
-          <w:sz w:val="32"/>
-          <w:szCs w:val="32"/>
-        </w:rPr>
-      </w:pPr>
-    </w:p>
-    <w:p>
-      <w:pPr>
-        <w:spacing w:after="0" w:line="240" w:lineRule="auto"/>
-        <w:rPr>
-          <w:rFonts w:ascii="TH SarabunIT๙" w:hAnsi="TH SarabunIT๙" w:cs="TH SarabunIT๙"/>
-          <w:sz w:val="32"/>
-          <w:szCs w:val="32"/>
-        </w:rPr>
-      </w:pPr>
-    </w:p>
-    <w:p>
-      <w:pPr>
-        <w:spacing w:after="0" w:line="240" w:lineRule="auto"/>
-        <w:rPr>
-          <w:rFonts w:ascii="TH SarabunIT๙" w:hAnsi="TH SarabunIT๙" w:cs="TH SarabunIT๙"/>
-          <w:sz w:val="32"/>
-          <w:szCs w:val="32"/>
-        </w:rPr>
-      </w:pPr>
-    </w:p>
-    <w:p>
-      <w:pPr>
-        <w:spacing w:after="0" w:line="240" w:lineRule="auto"/>
-        <w:rPr>
-          <w:rFonts w:ascii="TH SarabunIT๙" w:hAnsi="TH SarabunIT๙" w:cs="TH SarabunIT๙"/>
-          <w:sz w:val="32"/>
-          <w:szCs w:val="32"/>
-        </w:rPr>
-      </w:pPr>
-    </w:p>
-    <w:p>
-      <w:pPr>
-        <w:spacing w:after="0" w:line="240" w:lineRule="auto"/>
-        <w:rPr>
-          <w:rFonts w:ascii="TH SarabunIT๙" w:hAnsi="TH SarabunIT๙" w:cs="TH SarabunIT๙"/>
-          <w:sz w:val="32"/>
-          <w:szCs w:val="32"/>
-        </w:rPr>
-      </w:pPr>
-    </w:p>
-    <w:p>
-      <w:pPr>
-        <w:spacing w:after="0" w:line="240" w:lineRule="auto"/>
-        <w:rPr>
-          <w:rFonts w:ascii="TH SarabunIT๙" w:hAnsi="TH SarabunIT๙" w:cs="TH SarabunIT๙"/>
-          <w:sz w:val="32"/>
-          <w:szCs w:val="32"/>
-        </w:rPr>
-      </w:pPr>
-      <w:r>
-        <w:rPr>
-          <w:rFonts w:ascii="TH SarabunIT๙" w:hAnsi="TH SarabunIT๙" w:cs="TH SarabunIT๙"/>
+          <w:rFonts w:ascii="TH Sarabun New" w:hAnsi="TH Sarabun New" w:cs="TH Sarabun New"/>
+          <w:sz w:val="32"/>
+          <w:szCs w:val="32"/>
+        </w:rPr>
+      </w:pPr>
+    </w:p>
+    <w:p>
+      <w:pPr>
+        <w:spacing w:after="0" w:line="240" w:lineRule="auto"/>
+        <w:rPr>
+          <w:rFonts w:ascii="TH Sarabun New" w:hAnsi="TH Sarabun New" w:cs="TH Sarabun New"/>
+          <w:sz w:val="32"/>
+          <w:szCs w:val="32"/>
+        </w:rPr>
+      </w:pPr>
+    </w:p>
+    <w:p>
+      <w:pPr>
+        <w:spacing w:after="0" w:line="240" w:lineRule="auto"/>
+        <w:rPr>
+          <w:rFonts w:ascii="TH Sarabun New" w:hAnsi="TH Sarabun New" w:cs="TH Sarabun New"/>
+          <w:sz w:val="32"/>
+          <w:szCs w:val="32"/>
+        </w:rPr>
+      </w:pPr>
+    </w:p>
+    <w:p>
+      <w:pPr>
+        <w:spacing w:after="0" w:line="240" w:lineRule="auto"/>
+        <w:rPr>
+          <w:rFonts w:ascii="TH Sarabun New" w:hAnsi="TH Sarabun New" w:cs="TH Sarabun New"/>
+          <w:sz w:val="32"/>
+          <w:szCs w:val="32"/>
+        </w:rPr>
+      </w:pPr>
+    </w:p>
+    <w:p>
+      <w:pPr>
+        <w:spacing w:after="0" w:line="240" w:lineRule="auto"/>
+        <w:rPr>
+          <w:rFonts w:ascii="TH Sarabun New" w:hAnsi="TH Sarabun New" w:cs="TH Sarabun New"/>
+          <w:sz w:val="32"/>
+          <w:szCs w:val="32"/>
+        </w:rPr>
+      </w:pPr>
+    </w:p>
+    <w:p>
+      <w:pPr>
+        <w:spacing w:after="0" w:line="240" w:lineRule="auto"/>
+        <w:rPr>
+          <w:rFonts w:ascii="TH Sarabun New" w:hAnsi="TH Sarabun New" w:cs="TH Sarabun New"/>
+          <w:sz w:val="32"/>
+          <w:szCs w:val="32"/>
+        </w:rPr>
+      </w:pPr>
+    </w:p>
+    <w:p>
+      <w:pPr>
+        <w:spacing w:after="0" w:line="240" w:lineRule="auto"/>
+        <w:rPr>
+          <w:rFonts w:ascii="TH Sarabun New" w:hAnsi="TH Sarabun New" w:cs="TH Sarabun New"/>
+          <w:sz w:val="32"/>
+          <w:szCs w:val="32"/>
+        </w:rPr>
+      </w:pPr>
+    </w:p>
+    <w:p>
+      <w:pPr>
+        <w:spacing w:after="0" w:line="240" w:lineRule="auto"/>
+        <w:rPr>
+          <w:rFonts w:ascii="TH Sarabun New" w:hAnsi="TH Sarabun New" w:cs="TH Sarabun New"/>
+          <w:sz w:val="32"/>
+          <w:szCs w:val="32"/>
+        </w:rPr>
+      </w:pPr>
+      <w:r>
+        <w:rPr>
+          <w:rFonts w:ascii="TH Sarabun New" w:hAnsi="TH Sarabun New" w:cs="TH Sarabun New"/>
           <w:b/>
           <w:bCs/>
           <w:sz w:val="32"/>
@@ -1985,7 +1502,7 @@
       </w:r>
       <w:r>
         <w:rPr>
-          <w:rFonts w:ascii="TH SarabunIT๙" w:hAnsi="TH SarabunIT๙" w:cs="TH SarabunIT๙" w:hint="cs"/>
+          <w:rFonts w:ascii="TH Sarabun New" w:hAnsi="TH Sarabun New" w:cs="TH Sarabun New"/>
           <w:b/>
           <w:bCs/>
           <w:sz w:val="32"/>
@@ -1997,7 +1514,7 @@
       </w:r>
       <w:r>
         <w:rPr>
-          <w:rFonts w:ascii="TH SarabunIT๙" w:hAnsi="TH SarabunIT๙" w:cs="TH SarabunIT๙"/>
+          <w:rFonts w:ascii="TH Sarabun New" w:hAnsi="TH Sarabun New" w:cs="TH Sarabun New"/>
           <w:b/>
           <w:bCs/>
           <w:sz w:val="32"/>
@@ -2009,7 +1526,7 @@
       </w:r>
       <w:r>
         <w:rPr>
-          <w:rFonts w:ascii="TH SarabunIT๙" w:hAnsi="TH SarabunIT๙" w:cs="TH SarabunIT๙"/>
+          <w:rFonts w:ascii="TH Sarabun New" w:hAnsi="TH Sarabun New" w:cs="TH Sarabun New"/>
           <w:sz w:val="32"/>
           <w:szCs w:val="32"/>
           <w:cs/>
@@ -2021,7 +1538,7 @@
       <w:pPr>
         <w:spacing w:after="0" w:line="240" w:lineRule="auto"/>
         <w:rPr>
-          <w:rFonts w:ascii="TH SarabunIT๙" w:hAnsi="TH SarabunIT๙" w:cs="TH SarabunIT๙"/>
+          <w:rFonts w:ascii="TH Sarabun New" w:hAnsi="TH Sarabun New" w:cs="TH Sarabun New"/>
           <w:sz w:val="32"/>
           <w:szCs w:val="32"/>
         </w:rPr>
@@ -2032,14 +1549,14 @@
         <w:spacing w:after="0" w:line="240" w:lineRule="auto"/>
         <w:jc w:val="thaiDistribute"/>
         <w:rPr>
-          <w:rFonts w:ascii="TH SarabunIT๙" w:hAnsi="TH SarabunIT๙" w:cs="TH SarabunIT๙"/>
-          <w:sz w:val="32"/>
-          <w:szCs w:val="32"/>
-        </w:rPr>
-      </w:pPr>
-      <w:r>
-        <w:rPr>
-          <w:rFonts w:ascii="TH SarabunIT๙" w:hAnsi="TH SarabunIT๙" w:cs="TH SarabunIT๙"/>
+          <w:rFonts w:ascii="TH Sarabun New" w:hAnsi="TH Sarabun New" w:cs="TH Sarabun New"/>
+          <w:sz w:val="32"/>
+          <w:szCs w:val="32"/>
+        </w:rPr>
+      </w:pPr>
+      <w:r>
+        <w:rPr>
+          <w:rFonts w:ascii="TH Sarabun New" w:hAnsi="TH Sarabun New" w:cs="TH Sarabun New"/>
           <w:sz w:val="32"/>
           <w:szCs w:val="32"/>
         </w:rPr>
@@ -2047,7 +1564,7 @@
       </w:r>
       <w:r>
         <w:rPr>
-          <w:rFonts w:ascii="TH SarabunIT๙" w:hAnsi="TH SarabunIT๙" w:cs="TH SarabunIT๙"/>
+          <w:rFonts w:ascii="TH Sarabun New" w:hAnsi="TH Sarabun New" w:cs="TH Sarabun New"/>
           <w:sz w:val="32"/>
           <w:szCs w:val="32"/>
           <w:cs/>
@@ -2056,7 +1573,7 @@
       </w:r>
       <w:r>
         <w:rPr>
-          <w:rFonts w:ascii="TH SarabunIT๙" w:hAnsi="TH SarabunIT๙" w:cs="TH SarabunIT๙"/>
+          <w:rFonts w:ascii="TH Sarabun New" w:hAnsi="TH Sarabun New" w:cs="TH Sarabun New"/>
           <w:sz w:val="32"/>
           <w:szCs w:val="32"/>
         </w:rPr>
@@ -2064,7 +1581,7 @@
       </w:r>
       <w:r>
         <w:rPr>
-          <w:rFonts w:ascii="TH SarabunIT๙" w:hAnsi="TH SarabunIT๙" w:cs="TH SarabunIT๙"/>
+          <w:rFonts w:ascii="TH Sarabun New" w:hAnsi="TH Sarabun New" w:cs="TH Sarabun New"/>
           <w:sz w:val="32"/>
           <w:szCs w:val="32"/>
           <w:cs/>
@@ -2073,7 +1590,7 @@
       </w:r>
       <w:r>
         <w:rPr>
-          <w:rFonts w:ascii="TH SarabunIT๙" w:hAnsi="TH SarabunIT๙" w:cs="TH SarabunIT๙"/>
+          <w:rFonts w:ascii="TH Sarabun New" w:hAnsi="TH Sarabun New" w:cs="TH Sarabun New"/>
           <w:sz w:val="32"/>
           <w:szCs w:val="32"/>
           <w:cs/>
@@ -2082,7 +1599,7 @@
       </w:r>
       <w:r>
         <w:rPr>
-          <w:rFonts w:ascii="TH SarabunIT๙" w:hAnsi="TH SarabunIT๙" w:cs="TH SarabunIT๙"/>
+          <w:rFonts w:ascii="TH Sarabun New" w:hAnsi="TH Sarabun New" w:cs="TH Sarabun New"/>
           <w:sz w:val="32"/>
           <w:szCs w:val="32"/>
           <w:cs/>
@@ -2091,7 +1608,7 @@
       </w:r>
       <w:r>
         <w:rPr>
-          <w:rFonts w:ascii="TH SarabunIT๙" w:hAnsi="TH SarabunIT๙" w:cs="TH SarabunIT๙"/>
+          <w:rFonts w:ascii="TH Sarabun New" w:hAnsi="TH Sarabun New" w:cs="TH Sarabun New"/>
           <w:sz w:val="32"/>
           <w:szCs w:val="32"/>
           <w:cs/>
@@ -2100,7 +1617,7 @@
       </w:r>
       <w:r>
         <w:rPr>
-          <w:rFonts w:ascii="TH SarabunIT๙" w:hAnsi="TH SarabunIT๙" w:cs="TH SarabunIT๙"/>
+          <w:rFonts w:ascii="TH Sarabun New" w:hAnsi="TH Sarabun New" w:cs="TH Sarabun New"/>
           <w:sz w:val="32"/>
           <w:szCs w:val="32"/>
           <w:cs/>
@@ -2109,7 +1626,7 @@
       </w:r>
       <w:r>
         <w:rPr>
-          <w:rFonts w:ascii="TH SarabunIT๙" w:hAnsi="TH SarabunIT๙" w:cs="TH SarabunIT๙" w:hint="cs"/>
+          <w:rFonts w:ascii="TH Sarabun New" w:hAnsi="TH Sarabun New" w:cs="TH Sarabun New"/>
           <w:sz w:val="32"/>
           <w:szCs w:val="32"/>
           <w:cs/>
@@ -2118,7 +1635,7 @@
       </w:r>
       <w:r>
         <w:rPr>
-          <w:rFonts w:ascii="TH SarabunIT๙" w:hAnsi="TH SarabunIT๙" w:cs="TH SarabunIT๙"/>
+          <w:rFonts w:ascii="TH Sarabun New" w:hAnsi="TH Sarabun New" w:cs="TH Sarabun New"/>
           <w:sz w:val="32"/>
           <w:szCs w:val="32"/>
           <w:cs/>
@@ -2130,7 +1647,7 @@
       <w:pPr>
         <w:spacing w:after="0" w:line="240" w:lineRule="auto"/>
         <w:rPr>
-          <w:rFonts w:ascii="TH SarabunIT๙" w:hAnsi="TH SarabunIT๙" w:cs="TH SarabunIT๙"/>
+          <w:rFonts w:ascii="TH Sarabun New" w:hAnsi="TH Sarabun New" w:cs="TH Sarabun New"/>
           <w:sz w:val="32"/>
           <w:szCs w:val="32"/>
         </w:rPr>
@@ -2144,19 +1661,19 @@
         <w:tblLook w:val="04A0" w:firstRow="1" w:lastRow="0" w:firstColumn="1" w:lastColumn="0" w:noHBand="0" w:noVBand="1"/>
       </w:tblPr>
       <w:tblGrid>
-        <w:gridCol w:w="4957"/>
-        <w:gridCol w:w="4393"/>
+        <w:gridCol w:w="4673"/>
+        <w:gridCol w:w="4677"/>
       </w:tblGrid>
       <w:tr>
         <w:tc>
           <w:tcPr>
-            <w:tcW w:w="4957" w:type="dxa"/>
+            <w:tcW w:w="4673" w:type="dxa"/>
           </w:tcPr>
           <w:p>
             <w:pPr>
               <w:jc w:val="center"/>
               <w:rPr>
-                <w:rFonts w:ascii="TH SarabunIT๙" w:hAnsi="TH SarabunIT๙" w:cs="TH SarabunIT๙"/>
+                <w:rFonts w:ascii="TH Sarabun New" w:hAnsi="TH Sarabun New" w:cs="TH Sarabun New"/>
                 <w:b/>
                 <w:bCs/>
                 <w:sz w:val="32"/>
@@ -2165,7 +1682,7 @@
             </w:pPr>
             <w:r>
               <w:rPr>
-                <w:rFonts w:ascii="TH SarabunIT๙" w:hAnsi="TH SarabunIT๙" w:cs="TH SarabunIT๙"/>
+                <w:rFonts w:ascii="TH Sarabun New" w:hAnsi="TH Sarabun New" w:cs="TH Sarabun New"/>
                 <w:b/>
                 <w:bCs/>
                 <w:sz w:val="32"/>
@@ -2178,7 +1695,7 @@
         </w:tc>
         <w:tc>
           <w:tcPr>
-            <w:tcW w:w="4393" w:type="dxa"/>
+            <w:tcW w:w="4677" w:type="dxa"/>
           </w:tcPr>
           <w:p>
             <w:pPr>
@@ -2187,7 +1704,7 @@
               </w:tabs>
               <w:jc w:val="center"/>
               <w:rPr>
-                <w:rFonts w:ascii="TH SarabunIT๙" w:hAnsi="TH SarabunIT๙" w:cs="TH SarabunIT๙"/>
+                <w:rFonts w:ascii="TH Sarabun New" w:hAnsi="TH Sarabun New" w:cs="TH Sarabun New"/>
                 <w:b/>
                 <w:bCs/>
                 <w:sz w:val="32"/>
@@ -2196,7 +1713,7 @@
             </w:pPr>
             <w:r>
               <w:rPr>
-                <w:rFonts w:ascii="TH SarabunIT๙" w:hAnsi="TH SarabunIT๙" w:cs="TH SarabunIT๙"/>
+                <w:rFonts w:ascii="TH Sarabun New" w:hAnsi="TH Sarabun New" w:cs="TH Sarabun New"/>
                 <w:b/>
                 <w:bCs/>
                 <w:sz w:val="32"/>
@@ -2211,19 +1728,19 @@
       <w:tr>
         <w:tc>
           <w:tcPr>
-            <w:tcW w:w="4957" w:type="dxa"/>
+            <w:tcW w:w="4673" w:type="dxa"/>
           </w:tcPr>
           <w:p>
             <w:pPr>
               <w:rPr>
-                <w:rFonts w:ascii="TH SarabunIT๙" w:hAnsi="TH SarabunIT๙" w:cs="TH SarabunIT๙"/>
+                <w:rFonts w:ascii="TH Sarabun New" w:hAnsi="TH Sarabun New" w:cs="TH Sarabun New"/>
                 <w:sz w:val="32"/>
                 <w:szCs w:val="32"/>
               </w:rPr>
             </w:pPr>
             <w:r>
               <w:rPr>
-                <w:rFonts w:ascii="TH SarabunIT๙" w:hAnsi="TH SarabunIT๙" w:cs="TH SarabunIT๙"/>
+                <w:rFonts w:ascii="TH Sarabun New" w:hAnsi="TH Sarabun New" w:cs="TH Sarabun New"/>
                 <w:sz w:val="32"/>
                 <w:szCs w:val="32"/>
                 <w:cs/>
@@ -2232,7 +1749,7 @@
             </w:r>
             <w:r>
               <w:rPr>
-                <w:rFonts w:ascii="TH SarabunIT๙" w:hAnsi="TH SarabunIT๙" w:cs="TH SarabunIT๙"/>
+                <w:rFonts w:ascii="TH Sarabun New" w:hAnsi="TH Sarabun New" w:cs="TH Sarabun New"/>
                 <w:sz w:val="32"/>
                 <w:szCs w:val="32"/>
                 <w:cs/>
@@ -2241,7 +1758,7 @@
             </w:r>
             <w:r>
               <w:rPr>
-                <w:rFonts w:ascii="TH SarabunIT๙" w:hAnsi="TH SarabunIT๙" w:cs="TH SarabunIT๙"/>
+                <w:rFonts w:ascii="TH Sarabun New" w:hAnsi="TH Sarabun New" w:cs="TH Sarabun New"/>
                 <w:sz w:val="32"/>
                 <w:szCs w:val="32"/>
               </w:rPr>
@@ -2249,7 +1766,7 @@
             </w:r>
             <w:r>
               <w:rPr>
-                <w:rFonts w:ascii="TH SarabunIT๙" w:hAnsi="TH SarabunIT๙" w:cs="TH SarabunIT๙"/>
+                <w:rFonts w:ascii="TH Sarabun New" w:hAnsi="TH Sarabun New" w:cs="TH Sarabun New"/>
                 <w:sz w:val="32"/>
                 <w:szCs w:val="32"/>
                 <w:cs/>
@@ -2260,19 +1777,19 @@
         </w:tc>
         <w:tc>
           <w:tcPr>
-            <w:tcW w:w="4393" w:type="dxa"/>
+            <w:tcW w:w="4677" w:type="dxa"/>
           </w:tcPr>
           <w:p>
             <w:pPr>
               <w:rPr>
-                <w:rFonts w:ascii="TH SarabunIT๙" w:hAnsi="TH SarabunIT๙" w:cs="TH SarabunIT๙"/>
+                <w:rFonts w:ascii="TH Sarabun New" w:hAnsi="TH Sarabun New" w:cs="TH Sarabun New"/>
                 <w:sz w:val="32"/>
                 <w:szCs w:val="32"/>
               </w:rPr>
             </w:pPr>
             <w:r>
               <w:rPr>
-                <w:rFonts w:ascii="TH SarabunIT๙" w:hAnsi="TH SarabunIT๙" w:cs="TH SarabunIT๙"/>
+                <w:rFonts w:ascii="TH Sarabun New" w:hAnsi="TH Sarabun New" w:cs="TH Sarabun New"/>
                 <w:sz w:val="32"/>
                 <w:szCs w:val="32"/>
               </w:rPr>
@@ -2280,7 +1797,7 @@
             </w:r>
             <w:r>
               <w:rPr>
-                <w:rFonts w:ascii="TH SarabunIT๙" w:hAnsi="TH SarabunIT๙" w:cs="TH SarabunIT๙"/>
+                <w:rFonts w:ascii="TH Sarabun New" w:hAnsi="TH Sarabun New" w:cs="TH Sarabun New"/>
                 <w:sz w:val="32"/>
                 <w:szCs w:val="32"/>
               </w:rPr>
@@ -2288,7 +1805,7 @@
             </w:r>
             <w:r>
               <w:rPr>
-                <w:rFonts w:ascii="TH SarabunIT๙" w:hAnsi="TH SarabunIT๙" w:cs="TH SarabunIT๙"/>
+                <w:rFonts w:ascii="TH Sarabun New" w:hAnsi="TH Sarabun New" w:cs="TH Sarabun New"/>
                 <w:sz w:val="32"/>
                 <w:szCs w:val="32"/>
               </w:rPr>
@@ -2300,19 +1817,19 @@
       <w:tr>
         <w:tc>
           <w:tcPr>
-            <w:tcW w:w="4957" w:type="dxa"/>
+            <w:tcW w:w="4673" w:type="dxa"/>
           </w:tcPr>
           <w:p>
             <w:pPr>
               <w:rPr>
-                <w:rFonts w:ascii="TH SarabunIT๙" w:hAnsi="TH SarabunIT๙" w:cs="TH SarabunIT๙"/>
+                <w:rFonts w:ascii="TH Sarabun New" w:hAnsi="TH Sarabun New" w:cs="TH Sarabun New"/>
                 <w:sz w:val="32"/>
                 <w:szCs w:val="32"/>
               </w:rPr>
             </w:pPr>
             <w:r>
               <w:rPr>
-                <w:rFonts w:ascii="TH SarabunIT๙" w:hAnsi="TH SarabunIT๙" w:cs="TH SarabunIT๙"/>
+                <w:rFonts w:ascii="TH Sarabun New" w:hAnsi="TH Sarabun New" w:cs="TH Sarabun New"/>
                 <w:sz w:val="32"/>
                 <w:szCs w:val="32"/>
                 <w:cs/>
@@ -2321,7 +1838,7 @@
             </w:r>
             <w:r>
               <w:rPr>
-                <w:rFonts w:ascii="TH SarabunIT๙" w:hAnsi="TH SarabunIT๙" w:cs="TH SarabunIT๙"/>
+                <w:rFonts w:ascii="TH Sarabun New" w:hAnsi="TH Sarabun New" w:cs="TH Sarabun New"/>
                 <w:sz w:val="32"/>
                 <w:szCs w:val="32"/>
                 <w:cs/>
@@ -2332,14 +1849,14 @@
           <w:p>
             <w:pPr>
               <w:rPr>
-                <w:rFonts w:ascii="TH SarabunIT๙" w:hAnsi="TH SarabunIT๙" w:cs="TH SarabunIT๙"/>
+                <w:rFonts w:ascii="TH Sarabun New" w:hAnsi="TH Sarabun New" w:cs="TH Sarabun New"/>
                 <w:sz w:val="32"/>
                 <w:szCs w:val="32"/>
               </w:rPr>
             </w:pPr>
             <w:r>
               <w:rPr>
-                <w:rFonts w:ascii="TH SarabunIT๙" w:hAnsi="TH SarabunIT๙" w:cs="TH SarabunIT๙"/>
+                <w:rFonts w:ascii="TH Sarabun New" w:hAnsi="TH Sarabun New" w:cs="TH Sarabun New"/>
                 <w:sz w:val="32"/>
                 <w:szCs w:val="32"/>
                 <w:cs/>
@@ -2348,7 +1865,7 @@
             </w:r>
             <w:r>
               <w:rPr>
-                <w:rFonts w:ascii="TH SarabunIT๙" w:hAnsi="TH SarabunIT๙" w:cs="TH SarabunIT๙"/>
+                <w:rFonts w:ascii="TH Sarabun New" w:hAnsi="TH Sarabun New" w:cs="TH Sarabun New"/>
                 <w:sz w:val="32"/>
                 <w:szCs w:val="32"/>
                 <w:cs/>
@@ -2359,14 +1876,14 @@
           <w:p>
             <w:pPr>
               <w:rPr>
-                <w:rFonts w:ascii="TH SarabunIT๙" w:hAnsi="TH SarabunIT๙" w:cs="TH SarabunIT๙"/>
+                <w:rFonts w:ascii="TH Sarabun New" w:hAnsi="TH Sarabun New" w:cs="TH Sarabun New"/>
                 <w:sz w:val="32"/>
                 <w:szCs w:val="32"/>
               </w:rPr>
             </w:pPr>
             <w:r>
               <w:rPr>
-                <w:rFonts w:ascii="TH SarabunIT๙" w:hAnsi="TH SarabunIT๙" w:cs="TH SarabunIT๙"/>
+                <w:rFonts w:ascii="TH Sarabun New" w:hAnsi="TH Sarabun New" w:cs="TH Sarabun New"/>
                 <w:sz w:val="32"/>
                 <w:szCs w:val="32"/>
                 <w:cs/>
@@ -2375,7 +1892,7 @@
             </w:r>
             <w:r>
               <w:rPr>
-                <w:rFonts w:ascii="TH SarabunIT๙" w:hAnsi="TH SarabunIT๙" w:cs="TH SarabunIT๙" w:hint="cs"/>
+                <w:rFonts w:ascii="TH Sarabun New" w:hAnsi="TH Sarabun New" w:cs="TH Sarabun New"/>
                 <w:sz w:val="32"/>
                 <w:szCs w:val="32"/>
                 <w:cs/>
@@ -2384,7 +1901,7 @@
             </w:r>
             <w:r>
               <w:rPr>
-                <w:rFonts w:ascii="TH SarabunIT๙" w:hAnsi="TH SarabunIT๙" w:cs="TH SarabunIT๙"/>
+                <w:rFonts w:ascii="TH Sarabun New" w:hAnsi="TH Sarabun New" w:cs="TH Sarabun New"/>
                 <w:sz w:val="32"/>
                 <w:szCs w:val="32"/>
               </w:rPr>
@@ -2394,39 +1911,23 @@
         </w:tc>
         <w:tc>
           <w:tcPr>
-            <w:tcW w:w="4393" w:type="dxa"/>
+            <w:tcW w:w="4677" w:type="dxa"/>
           </w:tcPr>
           <w:p>
             <w:pPr>
               <w:rPr>
-                <w:rFonts w:ascii="TH SarabunIT๙" w:hAnsi="TH SarabunIT๙" w:cs="TH SarabunIT๙"/>
+                <w:rFonts w:ascii="TH Sarabun New" w:hAnsi="TH Sarabun New" w:cs="TH Sarabun New"/>
                 <w:sz w:val="32"/>
                 <w:szCs w:val="32"/>
               </w:rPr>
             </w:pPr>
             <w:r>
               <w:rPr>
-                <w:rFonts w:ascii="TH SarabunIT๙" w:hAnsi="TH SarabunIT๙" w:cs="TH SarabunIT๙"/>
-                <w:sz w:val="32"/>
-                <w:szCs w:val="32"/>
-              </w:rPr>
-              <w:t>{{role_des</w:t>
-            </w:r>
-            <w:r>
-              <w:rPr>
-                <w:rFonts w:ascii="TH SarabunIT๙" w:hAnsi="TH SarabunIT๙" w:cs="TH SarabunIT๙"/>
-                <w:sz w:val="32"/>
-                <w:szCs w:val="32"/>
-              </w:rPr>
-              <w:t>2</w:t>
-            </w:r>
-            <w:r>
-              <w:rPr>
-                <w:rFonts w:ascii="TH SarabunIT๙" w:hAnsi="TH SarabunIT๙" w:cs="TH SarabunIT๙"/>
-                <w:sz w:val="32"/>
-                <w:szCs w:val="32"/>
-              </w:rPr>
-              <w:t>}}</w:t>
+                <w:rFonts w:ascii="TH Sarabun New" w:hAnsi="TH Sarabun New" w:cs="TH Sarabun New"/>
+                <w:sz w:val="32"/>
+                <w:szCs w:val="32"/>
+              </w:rPr>
+              <w:t>{{role_des2}}</w:t>
             </w:r>
           </w:p>
         </w:tc>
@@ -2434,19 +1935,19 @@
       <w:tr>
         <w:tc>
           <w:tcPr>
-            <w:tcW w:w="4957" w:type="dxa"/>
+            <w:tcW w:w="4673" w:type="dxa"/>
           </w:tcPr>
           <w:p>
             <w:pPr>
               <w:rPr>
-                <w:rFonts w:ascii="TH SarabunIT๙" w:hAnsi="TH SarabunIT๙" w:cs="TH SarabunIT๙"/>
+                <w:rFonts w:ascii="TH Sarabun New" w:hAnsi="TH Sarabun New" w:cs="TH Sarabun New"/>
                 <w:sz w:val="32"/>
                 <w:szCs w:val="32"/>
               </w:rPr>
             </w:pPr>
             <w:r>
               <w:rPr>
-                <w:rFonts w:ascii="TH SarabunIT๙" w:hAnsi="TH SarabunIT๙" w:cs="TH SarabunIT๙"/>
+                <w:rFonts w:ascii="TH Sarabun New" w:hAnsi="TH Sarabun New" w:cs="TH Sarabun New"/>
                 <w:sz w:val="32"/>
                 <w:szCs w:val="32"/>
                 <w:cs/>
@@ -2455,7 +1956,7 @@
             </w:r>
             <w:r>
               <w:rPr>
-                <w:rFonts w:ascii="TH SarabunIT๙" w:hAnsi="TH SarabunIT๙" w:cs="TH SarabunIT๙"/>
+                <w:rFonts w:ascii="TH Sarabun New" w:hAnsi="TH Sarabun New" w:cs="TH Sarabun New"/>
                 <w:sz w:val="32"/>
                 <w:szCs w:val="32"/>
                 <w:cs/>
@@ -2466,14 +1967,14 @@
           <w:p>
             <w:pPr>
               <w:rPr>
-                <w:rFonts w:ascii="TH SarabunIT๙" w:hAnsi="TH SarabunIT๙" w:cs="TH SarabunIT๙"/>
+                <w:rFonts w:ascii="TH Sarabun New" w:hAnsi="TH Sarabun New" w:cs="TH Sarabun New"/>
                 <w:sz w:val="32"/>
                 <w:szCs w:val="32"/>
               </w:rPr>
             </w:pPr>
             <w:r>
               <w:rPr>
-                <w:rFonts w:ascii="TH SarabunIT๙" w:hAnsi="TH SarabunIT๙" w:cs="TH SarabunIT๙"/>
+                <w:rFonts w:ascii="TH Sarabun New" w:hAnsi="TH Sarabun New" w:cs="TH Sarabun New"/>
                 <w:sz w:val="32"/>
                 <w:szCs w:val="32"/>
                 <w:cs/>
@@ -2482,7 +1983,7 @@
             </w:r>
             <w:r>
               <w:rPr>
-                <w:rFonts w:ascii="TH SarabunIT๙" w:hAnsi="TH SarabunIT๙" w:cs="TH SarabunIT๙"/>
+                <w:rFonts w:ascii="TH Sarabun New" w:hAnsi="TH Sarabun New" w:cs="TH Sarabun New"/>
                 <w:sz w:val="32"/>
                 <w:szCs w:val="32"/>
                 <w:cs/>
@@ -2493,39 +1994,23 @@
         </w:tc>
         <w:tc>
           <w:tcPr>
-            <w:tcW w:w="4393" w:type="dxa"/>
+            <w:tcW w:w="4677" w:type="dxa"/>
           </w:tcPr>
           <w:p>
             <w:pPr>
               <w:rPr>
-                <w:rFonts w:ascii="TH SarabunIT๙" w:hAnsi="TH SarabunIT๙" w:cs="TH SarabunIT๙"/>
+                <w:rFonts w:ascii="TH Sarabun New" w:hAnsi="TH Sarabun New" w:cs="TH Sarabun New"/>
                 <w:sz w:val="32"/>
                 <w:szCs w:val="32"/>
               </w:rPr>
             </w:pPr>
             <w:r>
               <w:rPr>
-                <w:rFonts w:ascii="TH SarabunIT๙" w:hAnsi="TH SarabunIT๙" w:cs="TH SarabunIT๙"/>
-                <w:sz w:val="32"/>
-                <w:szCs w:val="32"/>
-              </w:rPr>
-              <w:t>{{role_des</w:t>
-            </w:r>
-            <w:r>
-              <w:rPr>
-                <w:rFonts w:ascii="TH SarabunIT๙" w:hAnsi="TH SarabunIT๙" w:cs="TH SarabunIT๙"/>
-                <w:sz w:val="32"/>
-                <w:szCs w:val="32"/>
-              </w:rPr>
-              <w:t>3</w:t>
-            </w:r>
-            <w:r>
-              <w:rPr>
-                <w:rFonts w:ascii="TH SarabunIT๙" w:hAnsi="TH SarabunIT๙" w:cs="TH SarabunIT๙"/>
-                <w:sz w:val="32"/>
-                <w:szCs w:val="32"/>
-              </w:rPr>
-              <w:t>}}</w:t>
+                <w:rFonts w:ascii="TH Sarabun New" w:hAnsi="TH Sarabun New" w:cs="TH Sarabun New"/>
+                <w:sz w:val="32"/>
+                <w:szCs w:val="32"/>
+              </w:rPr>
+              <w:t>{{role_des3}}</w:t>
             </w:r>
           </w:p>
         </w:tc>
@@ -2533,19 +2018,19 @@
       <w:tr>
         <w:tc>
           <w:tcPr>
-            <w:tcW w:w="4957" w:type="dxa"/>
+            <w:tcW w:w="4673" w:type="dxa"/>
           </w:tcPr>
           <w:p>
             <w:pPr>
               <w:rPr>
-                <w:rFonts w:ascii="TH SarabunIT๙" w:hAnsi="TH SarabunIT๙" w:cs="TH SarabunIT๙"/>
+                <w:rFonts w:ascii="TH Sarabun New" w:hAnsi="TH Sarabun New" w:cs="TH Sarabun New"/>
                 <w:sz w:val="32"/>
                 <w:szCs w:val="32"/>
               </w:rPr>
             </w:pPr>
             <w:r>
               <w:rPr>
-                <w:rFonts w:ascii="TH SarabunIT๙" w:hAnsi="TH SarabunIT๙" w:cs="TH SarabunIT๙"/>
+                <w:rFonts w:ascii="TH Sarabun New" w:hAnsi="TH Sarabun New" w:cs="TH Sarabun New"/>
                 <w:sz w:val="32"/>
                 <w:szCs w:val="32"/>
                 <w:cs/>
@@ -2554,7 +2039,7 @@
             </w:r>
             <w:r>
               <w:rPr>
-                <w:rFonts w:ascii="TH SarabunIT๙" w:hAnsi="TH SarabunIT๙" w:cs="TH SarabunIT๙"/>
+                <w:rFonts w:ascii="TH Sarabun New" w:hAnsi="TH Sarabun New" w:cs="TH Sarabun New"/>
                 <w:sz w:val="32"/>
                 <w:szCs w:val="32"/>
                 <w:cs/>
@@ -2565,14 +2050,14 @@
           <w:p>
             <w:pPr>
               <w:rPr>
-                <w:rFonts w:ascii="TH SarabunIT๙" w:hAnsi="TH SarabunIT๙" w:cs="TH SarabunIT๙"/>
+                <w:rFonts w:ascii="TH Sarabun New" w:hAnsi="TH Sarabun New" w:cs="TH Sarabun New"/>
                 <w:sz w:val="32"/>
                 <w:szCs w:val="32"/>
               </w:rPr>
             </w:pPr>
             <w:r>
               <w:rPr>
-                <w:rFonts w:ascii="TH SarabunIT๙" w:hAnsi="TH SarabunIT๙" w:cs="TH SarabunIT๙"/>
+                <w:rFonts w:ascii="TH Sarabun New" w:hAnsi="TH Sarabun New" w:cs="TH Sarabun New"/>
                 <w:sz w:val="32"/>
                 <w:szCs w:val="32"/>
                 <w:cs/>
@@ -2581,7 +2066,7 @@
             </w:r>
             <w:r>
               <w:rPr>
-                <w:rFonts w:ascii="TH SarabunIT๙" w:hAnsi="TH SarabunIT๙" w:cs="TH SarabunIT๙" w:hint="cs"/>
+                <w:rFonts w:ascii="TH Sarabun New" w:hAnsi="TH Sarabun New" w:cs="TH Sarabun New"/>
                 <w:sz w:val="32"/>
                 <w:szCs w:val="32"/>
                 <w:cs/>
@@ -2592,14 +2077,14 @@
           <w:p>
             <w:pPr>
               <w:rPr>
-                <w:rFonts w:ascii="TH SarabunIT๙" w:hAnsi="TH SarabunIT๙" w:cs="TH SarabunIT๙"/>
+                <w:rFonts w:ascii="TH Sarabun New" w:hAnsi="TH Sarabun New" w:cs="TH Sarabun New"/>
                 <w:sz w:val="32"/>
                 <w:szCs w:val="32"/>
               </w:rPr>
             </w:pPr>
             <w:r>
               <w:rPr>
-                <w:rFonts w:ascii="TH SarabunIT๙" w:hAnsi="TH SarabunIT๙" w:cs="TH SarabunIT๙" w:hint="cs"/>
+                <w:rFonts w:ascii="TH Sarabun New" w:hAnsi="TH Sarabun New" w:cs="TH Sarabun New"/>
                 <w:sz w:val="32"/>
                 <w:szCs w:val="32"/>
                 <w:cs/>
@@ -2608,7 +2093,7 @@
             </w:r>
             <w:r>
               <w:rPr>
-                <w:rFonts w:ascii="TH SarabunIT๙" w:hAnsi="TH SarabunIT๙" w:cs="TH SarabunIT๙"/>
+                <w:rFonts w:ascii="TH Sarabun New" w:hAnsi="TH Sarabun New" w:cs="TH Sarabun New"/>
                 <w:sz w:val="32"/>
                 <w:szCs w:val="32"/>
                 <w:cs/>
@@ -2617,7 +2102,7 @@
             </w:r>
             <w:r>
               <w:rPr>
-                <w:rFonts w:ascii="TH SarabunIT๙" w:hAnsi="TH SarabunIT๙" w:cs="TH SarabunIT๙"/>
+                <w:rFonts w:ascii="TH Sarabun New" w:hAnsi="TH Sarabun New" w:cs="TH Sarabun New"/>
                 <w:sz w:val="32"/>
                 <w:szCs w:val="32"/>
                 <w:cs/>
@@ -2628,39 +2113,23 @@
         </w:tc>
         <w:tc>
           <w:tcPr>
-            <w:tcW w:w="4393" w:type="dxa"/>
+            <w:tcW w:w="4677" w:type="dxa"/>
           </w:tcPr>
           <w:p>
             <w:pPr>
               <w:rPr>
-                <w:rFonts w:ascii="TH SarabunIT๙" w:hAnsi="TH SarabunIT๙" w:cs="TH SarabunIT๙"/>
+                <w:rFonts w:ascii="TH Sarabun New" w:hAnsi="TH Sarabun New" w:cs="TH Sarabun New"/>
                 <w:sz w:val="32"/>
                 <w:szCs w:val="32"/>
               </w:rPr>
             </w:pPr>
             <w:r>
               <w:rPr>
-                <w:rFonts w:ascii="TH SarabunIT๙" w:hAnsi="TH SarabunIT๙" w:cs="TH SarabunIT๙"/>
-                <w:sz w:val="32"/>
-                <w:szCs w:val="32"/>
-              </w:rPr>
-              <w:t>{{role_des</w:t>
-            </w:r>
-            <w:r>
-              <w:rPr>
-                <w:rFonts w:ascii="TH SarabunIT๙" w:hAnsi="TH SarabunIT๙" w:cs="TH SarabunIT๙"/>
-                <w:sz w:val="32"/>
-                <w:szCs w:val="32"/>
-              </w:rPr>
-              <w:t>4</w:t>
-            </w:r>
-            <w:r>
-              <w:rPr>
-                <w:rFonts w:ascii="TH SarabunIT๙" w:hAnsi="TH SarabunIT๙" w:cs="TH SarabunIT๙"/>
-                <w:sz w:val="32"/>
-                <w:szCs w:val="32"/>
-              </w:rPr>
-              <w:t>}}</w:t>
+                <w:rFonts w:ascii="TH Sarabun New" w:hAnsi="TH Sarabun New" w:cs="TH Sarabun New"/>
+                <w:sz w:val="32"/>
+                <w:szCs w:val="32"/>
+              </w:rPr>
+              <w:t>{{role_des4}}</w:t>
             </w:r>
           </w:p>
         </w:tc>
@@ -2668,19 +2137,19 @@
       <w:tr>
         <w:tc>
           <w:tcPr>
-            <w:tcW w:w="4957" w:type="dxa"/>
+            <w:tcW w:w="4673" w:type="dxa"/>
           </w:tcPr>
           <w:p>
             <w:pPr>
               <w:rPr>
-                <w:rFonts w:ascii="TH SarabunIT๙" w:hAnsi="TH SarabunIT๙" w:cs="TH SarabunIT๙"/>
+                <w:rFonts w:ascii="TH Sarabun New" w:hAnsi="TH Sarabun New" w:cs="TH Sarabun New"/>
                 <w:sz w:val="32"/>
                 <w:szCs w:val="32"/>
               </w:rPr>
             </w:pPr>
             <w:r>
               <w:rPr>
-                <w:rFonts w:ascii="TH SarabunIT๙" w:hAnsi="TH SarabunIT๙" w:cs="TH SarabunIT๙"/>
+                <w:rFonts w:ascii="TH Sarabun New" w:hAnsi="TH Sarabun New" w:cs="TH Sarabun New"/>
                 <w:sz w:val="32"/>
                 <w:szCs w:val="32"/>
                 <w:cs/>
@@ -2689,7 +2158,7 @@
             </w:r>
             <w:r>
               <w:rPr>
-                <w:rFonts w:ascii="TH SarabunIT๙" w:hAnsi="TH SarabunIT๙" w:cs="TH SarabunIT๙"/>
+                <w:rFonts w:ascii="TH Sarabun New" w:hAnsi="TH Sarabun New" w:cs="TH Sarabun New"/>
                 <w:sz w:val="32"/>
                 <w:szCs w:val="32"/>
               </w:rPr>
@@ -2697,7 +2166,7 @@
             </w:r>
             <w:r>
               <w:rPr>
-                <w:rFonts w:ascii="TH SarabunIT๙" w:hAnsi="TH SarabunIT๙" w:cs="TH SarabunIT๙"/>
+                <w:rFonts w:ascii="TH Sarabun New" w:hAnsi="TH Sarabun New" w:cs="TH Sarabun New"/>
                 <w:sz w:val="32"/>
                 <w:szCs w:val="32"/>
               </w:rPr>
@@ -2707,14 +2176,14 @@
           <w:p>
             <w:pPr>
               <w:rPr>
-                <w:rFonts w:ascii="TH SarabunIT๙" w:hAnsi="TH SarabunIT๙" w:cs="TH SarabunIT๙"/>
+                <w:rFonts w:ascii="TH Sarabun New" w:hAnsi="TH Sarabun New" w:cs="TH Sarabun New"/>
                 <w:sz w:val="32"/>
                 <w:szCs w:val="32"/>
               </w:rPr>
             </w:pPr>
             <w:r>
               <w:rPr>
-                <w:rFonts w:ascii="TH SarabunIT๙" w:hAnsi="TH SarabunIT๙" w:cs="TH SarabunIT๙"/>
+                <w:rFonts w:ascii="TH Sarabun New" w:hAnsi="TH Sarabun New" w:cs="TH Sarabun New"/>
                 <w:sz w:val="32"/>
                 <w:szCs w:val="32"/>
                 <w:cs/>
@@ -2723,7 +2192,7 @@
             </w:r>
             <w:r>
               <w:rPr>
-                <w:rFonts w:ascii="TH SarabunIT๙" w:hAnsi="TH SarabunIT๙" w:cs="TH SarabunIT๙" w:hint="cs"/>
+                <w:rFonts w:ascii="TH Sarabun New" w:hAnsi="TH Sarabun New" w:cs="TH Sarabun New"/>
                 <w:sz w:val="32"/>
                 <w:szCs w:val="32"/>
                 <w:cs/>
@@ -2732,7 +2201,7 @@
             </w:r>
             <w:r>
               <w:rPr>
-                <w:rFonts w:ascii="TH SarabunIT๙" w:hAnsi="TH SarabunIT๙" w:cs="TH SarabunIT๙"/>
+                <w:rFonts w:ascii="TH Sarabun New" w:hAnsi="TH Sarabun New" w:cs="TH Sarabun New"/>
                 <w:sz w:val="32"/>
                 <w:szCs w:val="32"/>
                 <w:cs/>
@@ -2743,39 +2212,23 @@
         </w:tc>
         <w:tc>
           <w:tcPr>
-            <w:tcW w:w="4393" w:type="dxa"/>
+            <w:tcW w:w="4677" w:type="dxa"/>
           </w:tcPr>
           <w:p>
             <w:pPr>
               <w:rPr>
-                <w:rFonts w:ascii="TH SarabunIT๙" w:hAnsi="TH SarabunIT๙" w:cs="TH SarabunIT๙"/>
+                <w:rFonts w:ascii="TH Sarabun New" w:hAnsi="TH Sarabun New" w:cs="TH Sarabun New"/>
                 <w:sz w:val="32"/>
                 <w:szCs w:val="32"/>
               </w:rPr>
             </w:pPr>
             <w:r>
               <w:rPr>
-                <w:rFonts w:ascii="TH SarabunIT๙" w:hAnsi="TH SarabunIT๙" w:cs="TH SarabunIT๙"/>
-                <w:sz w:val="32"/>
-                <w:szCs w:val="32"/>
-              </w:rPr>
-              <w:t>{{role_des</w:t>
-            </w:r>
-            <w:r>
-              <w:rPr>
-                <w:rFonts w:ascii="TH SarabunIT๙" w:hAnsi="TH SarabunIT๙" w:cs="TH SarabunIT๙"/>
-                <w:sz w:val="32"/>
-                <w:szCs w:val="32"/>
-              </w:rPr>
-              <w:t>5</w:t>
-            </w:r>
-            <w:r>
-              <w:rPr>
-                <w:rFonts w:ascii="TH SarabunIT๙" w:hAnsi="TH SarabunIT๙" w:cs="TH SarabunIT๙"/>
-                <w:sz w:val="32"/>
-                <w:szCs w:val="32"/>
-              </w:rPr>
-              <w:t>}}</w:t>
+                <w:rFonts w:ascii="TH Sarabun New" w:hAnsi="TH Sarabun New" w:cs="TH Sarabun New"/>
+                <w:sz w:val="32"/>
+                <w:szCs w:val="32"/>
+              </w:rPr>
+              <w:t>{{role_des5}}</w:t>
             </w:r>
           </w:p>
         </w:tc>
@@ -2783,19 +2236,19 @@
       <w:tr>
         <w:tc>
           <w:tcPr>
-            <w:tcW w:w="4957" w:type="dxa"/>
+            <w:tcW w:w="4673" w:type="dxa"/>
           </w:tcPr>
           <w:p>
             <w:pPr>
               <w:rPr>
-                <w:rFonts w:ascii="TH SarabunIT๙" w:hAnsi="TH SarabunIT๙" w:cs="TH SarabunIT๙"/>
+                <w:rFonts w:ascii="TH Sarabun New" w:hAnsi="TH Sarabun New" w:cs="TH Sarabun New"/>
                 <w:sz w:val="32"/>
                 <w:szCs w:val="32"/>
               </w:rPr>
             </w:pPr>
             <w:r>
               <w:rPr>
-                <w:rFonts w:ascii="TH SarabunIT๙" w:hAnsi="TH SarabunIT๙" w:cs="TH SarabunIT๙"/>
+                <w:rFonts w:ascii="TH Sarabun New" w:hAnsi="TH Sarabun New" w:cs="TH Sarabun New"/>
                 <w:sz w:val="32"/>
                 <w:szCs w:val="32"/>
                 <w:cs/>
@@ -2804,7 +2257,7 @@
             </w:r>
             <w:r>
               <w:rPr>
-                <w:rFonts w:ascii="TH SarabunIT๙" w:hAnsi="TH SarabunIT๙" w:cs="TH SarabunIT๙"/>
+                <w:rFonts w:ascii="TH Sarabun New" w:hAnsi="TH Sarabun New" w:cs="TH Sarabun New"/>
                 <w:sz w:val="32"/>
                 <w:szCs w:val="32"/>
               </w:rPr>
@@ -2812,7 +2265,7 @@
             </w:r>
             <w:r>
               <w:rPr>
-                <w:rFonts w:ascii="TH SarabunIT๙" w:hAnsi="TH SarabunIT๙" w:cs="TH SarabunIT๙"/>
+                <w:rFonts w:ascii="TH Sarabun New" w:hAnsi="TH Sarabun New" w:cs="TH Sarabun New"/>
                 <w:sz w:val="32"/>
                 <w:szCs w:val="32"/>
               </w:rPr>
@@ -2820,7 +2273,7 @@
             </w:r>
             <w:r>
               <w:rPr>
-                <w:rFonts w:ascii="TH SarabunIT๙" w:hAnsi="TH SarabunIT๙" w:cs="TH SarabunIT๙"/>
+                <w:rFonts w:ascii="TH Sarabun New" w:hAnsi="TH Sarabun New" w:cs="TH Sarabun New"/>
                 <w:sz w:val="32"/>
                 <w:szCs w:val="32"/>
               </w:rPr>
@@ -2830,33 +2283,31 @@
           <w:p>
             <w:pPr>
               <w:rPr>
-                <w:rFonts w:ascii="TH SarabunIT๙" w:hAnsi="TH SarabunIT๙" w:cs="TH SarabunIT๙"/>
+                <w:rFonts w:ascii="TH Sarabun New" w:hAnsi="TH Sarabun New" w:cs="TH Sarabun New"/>
                 <w:sz w:val="32"/>
                 <w:szCs w:val="32"/>
               </w:rPr>
             </w:pPr>
             <w:r>
               <w:rPr>
-                <w:rFonts w:ascii="TH SarabunIT๙" w:hAnsi="TH SarabunIT๙" w:cs="TH SarabunIT๙"/>
+                <w:rFonts w:ascii="TH Sarabun New" w:hAnsi="TH Sarabun New" w:cs="TH Sarabun New"/>
                 <w:sz w:val="32"/>
                 <w:szCs w:val="32"/>
               </w:rPr>
               <w:t xml:space="preserve">cohort, </w:t>
             </w:r>
-            <w:proofErr w:type="gramStart"/>
-            <w:r>
-              <w:rPr>
-                <w:rFonts w:ascii="TH SarabunIT๙" w:hAnsi="TH SarabunIT๙" w:cs="TH SarabunIT๙"/>
+            <w:r>
+              <w:rPr>
+                <w:rFonts w:ascii="TH Sarabun New" w:hAnsi="TH Sarabun New" w:cs="TH Sarabun New"/>
                 <w:sz w:val="32"/>
                 <w:szCs w:val="32"/>
                 <w:cs/>
               </w:rPr>
               <w:t>โลจิสติกส์  ทุนวิจัย</w:t>
             </w:r>
-            <w:proofErr w:type="gramEnd"/>
-            <w:r>
-              <w:rPr>
-                <w:rFonts w:ascii="TH SarabunIT๙" w:hAnsi="TH SarabunIT๙" w:cs="TH SarabunIT๙"/>
+            <w:r>
+              <w:rPr>
+                <w:rFonts w:ascii="TH Sarabun New" w:hAnsi="TH Sarabun New" w:cs="TH Sarabun New"/>
                 <w:sz w:val="32"/>
                 <w:szCs w:val="32"/>
               </w:rPr>
@@ -2864,7 +2315,7 @@
             </w:r>
             <w:r>
               <w:rPr>
-                <w:rFonts w:ascii="TH SarabunIT๙" w:hAnsi="TH SarabunIT๙" w:cs="TH SarabunIT๙"/>
+                <w:rFonts w:ascii="TH Sarabun New" w:hAnsi="TH Sarabun New" w:cs="TH Sarabun New"/>
                 <w:sz w:val="32"/>
                 <w:szCs w:val="32"/>
                 <w:cs/>
@@ -2873,7 +2324,7 @@
             </w:r>
             <w:r>
               <w:rPr>
-                <w:rFonts w:ascii="TH SarabunIT๙" w:hAnsi="TH SarabunIT๙" w:cs="TH SarabunIT๙"/>
+                <w:rFonts w:ascii="TH Sarabun New" w:hAnsi="TH Sarabun New" w:cs="TH Sarabun New"/>
                 <w:sz w:val="32"/>
                 <w:szCs w:val="32"/>
                 <w:cs/>
@@ -2884,14 +2335,14 @@
           <w:p>
             <w:pPr>
               <w:rPr>
-                <w:rFonts w:ascii="TH SarabunIT๙" w:hAnsi="TH SarabunIT๙" w:cs="TH SarabunIT๙"/>
+                <w:rFonts w:ascii="TH Sarabun New" w:hAnsi="TH Sarabun New" w:cs="TH Sarabun New"/>
                 <w:sz w:val="32"/>
                 <w:szCs w:val="32"/>
               </w:rPr>
             </w:pPr>
             <w:r>
               <w:rPr>
-                <w:rFonts w:ascii="TH SarabunIT๙" w:hAnsi="TH SarabunIT๙" w:cs="TH SarabunIT๙"/>
+                <w:rFonts w:ascii="TH Sarabun New" w:hAnsi="TH Sarabun New" w:cs="TH Sarabun New"/>
                 <w:sz w:val="32"/>
                 <w:szCs w:val="32"/>
                 <w:cs/>
@@ -2900,7 +2351,7 @@
             </w:r>
             <w:r>
               <w:rPr>
-                <w:rFonts w:ascii="TH SarabunIT๙" w:hAnsi="TH SarabunIT๙" w:cs="TH SarabunIT๙"/>
+                <w:rFonts w:ascii="TH Sarabun New" w:hAnsi="TH Sarabun New" w:cs="TH Sarabun New"/>
                 <w:sz w:val="32"/>
                 <w:szCs w:val="32"/>
               </w:rPr>
@@ -2908,7 +2359,7 @@
             </w:r>
             <w:r>
               <w:rPr>
-                <w:rFonts w:ascii="TH SarabunIT๙" w:hAnsi="TH SarabunIT๙" w:cs="TH SarabunIT๙"/>
+                <w:rFonts w:ascii="TH Sarabun New" w:hAnsi="TH Sarabun New" w:cs="TH Sarabun New"/>
                 <w:sz w:val="32"/>
                 <w:szCs w:val="32"/>
                 <w:cs/>
@@ -2917,7 +2368,7 @@
             </w:r>
             <w:r>
               <w:rPr>
-                <w:rFonts w:ascii="TH SarabunIT๙" w:hAnsi="TH SarabunIT๙" w:cs="TH SarabunIT๙"/>
+                <w:rFonts w:ascii="TH Sarabun New" w:hAnsi="TH Sarabun New" w:cs="TH Sarabun New"/>
                 <w:sz w:val="32"/>
                 <w:szCs w:val="32"/>
               </w:rPr>
@@ -2925,7 +2376,7 @@
             </w:r>
             <w:r>
               <w:rPr>
-                <w:rFonts w:ascii="TH SarabunIT๙" w:hAnsi="TH SarabunIT๙" w:cs="TH SarabunIT๙"/>
+                <w:rFonts w:ascii="TH Sarabun New" w:hAnsi="TH Sarabun New" w:cs="TH Sarabun New"/>
                 <w:sz w:val="32"/>
                 <w:szCs w:val="32"/>
                 <w:cs/>
@@ -2934,7 +2385,7 @@
             </w:r>
             <w:r>
               <w:rPr>
-                <w:rFonts w:ascii="TH SarabunIT๙" w:hAnsi="TH SarabunIT๙" w:cs="TH SarabunIT๙" w:hint="cs"/>
+                <w:rFonts w:ascii="TH Sarabun New" w:hAnsi="TH Sarabun New" w:cs="TH Sarabun New"/>
                 <w:sz w:val="32"/>
                 <w:szCs w:val="32"/>
                 <w:cs/>
@@ -2943,7 +2394,7 @@
             </w:r>
             <w:r>
               <w:rPr>
-                <w:rFonts w:ascii="TH SarabunIT๙" w:hAnsi="TH SarabunIT๙" w:cs="TH SarabunIT๙"/>
+                <w:rFonts w:ascii="TH Sarabun New" w:hAnsi="TH Sarabun New" w:cs="TH Sarabun New"/>
                 <w:sz w:val="32"/>
                 <w:szCs w:val="32"/>
                 <w:cs/>
@@ -2954,14 +2405,14 @@
           <w:p>
             <w:pPr>
               <w:rPr>
-                <w:rFonts w:ascii="TH SarabunIT๙" w:hAnsi="TH SarabunIT๙" w:cs="TH SarabunIT๙"/>
+                <w:rFonts w:ascii="TH Sarabun New" w:hAnsi="TH Sarabun New" w:cs="TH Sarabun New"/>
                 <w:sz w:val="32"/>
                 <w:szCs w:val="32"/>
               </w:rPr>
             </w:pPr>
             <w:r>
               <w:rPr>
-                <w:rFonts w:ascii="TH SarabunIT๙" w:hAnsi="TH SarabunIT๙" w:cs="TH SarabunIT๙"/>
+                <w:rFonts w:ascii="TH Sarabun New" w:hAnsi="TH Sarabun New" w:cs="TH Sarabun New"/>
                 <w:sz w:val="32"/>
                 <w:szCs w:val="32"/>
                 <w:cs/>
@@ -2970,7 +2421,7 @@
             </w:r>
             <w:r>
               <w:rPr>
-                <w:rFonts w:ascii="TH SarabunIT๙" w:hAnsi="TH SarabunIT๙" w:cs="TH SarabunIT๙"/>
+                <w:rFonts w:ascii="TH Sarabun New" w:hAnsi="TH Sarabun New" w:cs="TH Sarabun New"/>
                 <w:sz w:val="32"/>
                 <w:szCs w:val="32"/>
                 <w:cs/>
@@ -2981,39 +2432,23 @@
         </w:tc>
         <w:tc>
           <w:tcPr>
-            <w:tcW w:w="4393" w:type="dxa"/>
+            <w:tcW w:w="4677" w:type="dxa"/>
           </w:tcPr>
           <w:p>
             <w:pPr>
               <w:rPr>
-                <w:rFonts w:ascii="TH SarabunIT๙" w:hAnsi="TH SarabunIT๙" w:cs="TH SarabunIT๙"/>
+                <w:rFonts w:ascii="TH Sarabun New" w:hAnsi="TH Sarabun New" w:cs="TH Sarabun New"/>
                 <w:sz w:val="32"/>
                 <w:szCs w:val="32"/>
               </w:rPr>
             </w:pPr>
             <w:r>
               <w:rPr>
-                <w:rFonts w:ascii="TH SarabunIT๙" w:hAnsi="TH SarabunIT๙" w:cs="TH SarabunIT๙"/>
-                <w:sz w:val="32"/>
-                <w:szCs w:val="32"/>
-              </w:rPr>
-              <w:t>{{role_des</w:t>
-            </w:r>
-            <w:r>
-              <w:rPr>
-                <w:rFonts w:ascii="TH SarabunIT๙" w:hAnsi="TH SarabunIT๙" w:cs="TH SarabunIT๙"/>
-                <w:sz w:val="32"/>
-                <w:szCs w:val="32"/>
-              </w:rPr>
-              <w:t>6</w:t>
-            </w:r>
-            <w:r>
-              <w:rPr>
-                <w:rFonts w:ascii="TH SarabunIT๙" w:hAnsi="TH SarabunIT๙" w:cs="TH SarabunIT๙"/>
-                <w:sz w:val="32"/>
-                <w:szCs w:val="32"/>
-              </w:rPr>
-              <w:t>}}</w:t>
+                <w:rFonts w:ascii="TH Sarabun New" w:hAnsi="TH Sarabun New" w:cs="TH Sarabun New"/>
+                <w:sz w:val="32"/>
+                <w:szCs w:val="32"/>
+              </w:rPr>
+              <w:t>{{role_des6}}</w:t>
             </w:r>
           </w:p>
         </w:tc>
@@ -3021,19 +2456,19 @@
       <w:tr>
         <w:tc>
           <w:tcPr>
-            <w:tcW w:w="4957" w:type="dxa"/>
+            <w:tcW w:w="4673" w:type="dxa"/>
           </w:tcPr>
           <w:p>
             <w:pPr>
               <w:rPr>
-                <w:rFonts w:ascii="TH SarabunIT๙" w:hAnsi="TH SarabunIT๙" w:cs="TH SarabunIT๙"/>
+                <w:rFonts w:ascii="TH Sarabun New" w:hAnsi="TH Sarabun New" w:cs="TH Sarabun New"/>
                 <w:sz w:val="32"/>
                 <w:szCs w:val="32"/>
               </w:rPr>
             </w:pPr>
             <w:r>
               <w:rPr>
-                <w:rFonts w:ascii="TH SarabunIT๙" w:hAnsi="TH SarabunIT๙" w:cs="TH SarabunIT๙"/>
+                <w:rFonts w:ascii="TH Sarabun New" w:hAnsi="TH Sarabun New" w:cs="TH Sarabun New"/>
                 <w:sz w:val="32"/>
                 <w:szCs w:val="32"/>
                 <w:cs/>
@@ -3042,7 +2477,7 @@
             </w:r>
             <w:r>
               <w:rPr>
-                <w:rFonts w:ascii="TH SarabunIT๙" w:hAnsi="TH SarabunIT๙" w:cs="TH SarabunIT๙"/>
+                <w:rFonts w:ascii="TH Sarabun New" w:hAnsi="TH Sarabun New" w:cs="TH Sarabun New"/>
                 <w:sz w:val="32"/>
                 <w:szCs w:val="32"/>
                 <w:cs/>
@@ -3053,39 +2488,23 @@
         </w:tc>
         <w:tc>
           <w:tcPr>
-            <w:tcW w:w="4393" w:type="dxa"/>
+            <w:tcW w:w="4677" w:type="dxa"/>
           </w:tcPr>
           <w:p>
             <w:pPr>
               <w:rPr>
-                <w:rFonts w:ascii="TH SarabunIT๙" w:hAnsi="TH SarabunIT๙" w:cs="TH SarabunIT๙"/>
+                <w:rFonts w:ascii="TH Sarabun New" w:hAnsi="TH Sarabun New" w:cs="TH Sarabun New"/>
                 <w:sz w:val="32"/>
                 <w:szCs w:val="32"/>
               </w:rPr>
             </w:pPr>
             <w:r>
               <w:rPr>
-                <w:rFonts w:ascii="TH SarabunIT๙" w:hAnsi="TH SarabunIT๙" w:cs="TH SarabunIT๙"/>
-                <w:sz w:val="32"/>
-                <w:szCs w:val="32"/>
-              </w:rPr>
-              <w:t>{{role_des</w:t>
-            </w:r>
-            <w:r>
-              <w:rPr>
-                <w:rFonts w:ascii="TH SarabunIT๙" w:hAnsi="TH SarabunIT๙" w:cs="TH SarabunIT๙"/>
-                <w:sz w:val="32"/>
-                <w:szCs w:val="32"/>
-              </w:rPr>
-              <w:t>7</w:t>
-            </w:r>
-            <w:r>
-              <w:rPr>
-                <w:rFonts w:ascii="TH SarabunIT๙" w:hAnsi="TH SarabunIT๙" w:cs="TH SarabunIT๙"/>
-                <w:sz w:val="32"/>
-                <w:szCs w:val="32"/>
-              </w:rPr>
-              <w:t>}}</w:t>
+                <w:rFonts w:ascii="TH Sarabun New" w:hAnsi="TH Sarabun New" w:cs="TH Sarabun New"/>
+                <w:sz w:val="32"/>
+                <w:szCs w:val="32"/>
+              </w:rPr>
+              <w:t>{{role_des7}}</w:t>
             </w:r>
           </w:p>
         </w:tc>
@@ -3095,14 +2514,14 @@
       <w:pPr>
         <w:spacing w:after="0" w:line="240" w:lineRule="auto"/>
         <w:rPr>
-          <w:rFonts w:ascii="TH SarabunIT๙" w:hAnsi="TH SarabunIT๙" w:cs="TH SarabunIT๙"/>
-          <w:sz w:val="32"/>
-          <w:szCs w:val="32"/>
-        </w:rPr>
-      </w:pPr>
-      <w:r>
-        <w:rPr>
-          <w:rFonts w:ascii="TH SarabunIT๙" w:hAnsi="TH SarabunIT๙" w:cs="TH SarabunIT๙"/>
+          <w:rFonts w:ascii="TH Sarabun New" w:hAnsi="TH Sarabun New" w:cs="TH Sarabun New"/>
+          <w:sz w:val="32"/>
+          <w:szCs w:val="32"/>
+        </w:rPr>
+      </w:pPr>
+      <w:r>
+        <w:rPr>
+          <w:rFonts w:ascii="TH Sarabun New" w:hAnsi="TH Sarabun New" w:cs="TH Sarabun New"/>
           <w:sz w:val="32"/>
           <w:szCs w:val="32"/>
           <w:cs/>
@@ -3114,114 +2533,114 @@
       <w:pPr>
         <w:spacing w:after="0" w:line="240" w:lineRule="auto"/>
         <w:rPr>
-          <w:rFonts w:ascii="TH SarabunIT๙" w:hAnsi="TH SarabunIT๙" w:cs="TH SarabunIT๙"/>
-          <w:sz w:val="32"/>
-          <w:szCs w:val="32"/>
-        </w:rPr>
-      </w:pPr>
-    </w:p>
-    <w:p>
-      <w:pPr>
-        <w:spacing w:after="0" w:line="240" w:lineRule="auto"/>
-        <w:rPr>
-          <w:rFonts w:ascii="TH SarabunIT๙" w:hAnsi="TH SarabunIT๙" w:cs="TH SarabunIT๙"/>
-          <w:sz w:val="32"/>
-          <w:szCs w:val="32"/>
-        </w:rPr>
-      </w:pPr>
-    </w:p>
-    <w:p>
-      <w:pPr>
-        <w:spacing w:after="0" w:line="240" w:lineRule="auto"/>
-        <w:rPr>
-          <w:rFonts w:ascii="TH SarabunIT๙" w:hAnsi="TH SarabunIT๙" w:cs="TH SarabunIT๙"/>
-          <w:sz w:val="32"/>
-          <w:szCs w:val="32"/>
-        </w:rPr>
-      </w:pPr>
-    </w:p>
-    <w:p>
-      <w:pPr>
-        <w:spacing w:after="0" w:line="240" w:lineRule="auto"/>
-        <w:rPr>
-          <w:rFonts w:ascii="TH SarabunIT๙" w:hAnsi="TH SarabunIT๙" w:cs="TH SarabunIT๙"/>
-          <w:sz w:val="32"/>
-          <w:szCs w:val="32"/>
-        </w:rPr>
-      </w:pPr>
-    </w:p>
-    <w:p>
-      <w:pPr>
-        <w:spacing w:after="0" w:line="240" w:lineRule="auto"/>
-        <w:rPr>
-          <w:rFonts w:ascii="TH SarabunIT๙" w:hAnsi="TH SarabunIT๙" w:cs="TH SarabunIT๙"/>
-          <w:sz w:val="32"/>
-          <w:szCs w:val="32"/>
-        </w:rPr>
-      </w:pPr>
-    </w:p>
-    <w:p>
-      <w:pPr>
-        <w:spacing w:after="0" w:line="240" w:lineRule="auto"/>
-        <w:rPr>
-          <w:rFonts w:ascii="TH SarabunIT๙" w:hAnsi="TH SarabunIT๙" w:cs="TH SarabunIT๙"/>
-          <w:sz w:val="32"/>
-          <w:szCs w:val="32"/>
-        </w:rPr>
-      </w:pPr>
-    </w:p>
-    <w:p>
-      <w:pPr>
-        <w:spacing w:after="0" w:line="240" w:lineRule="auto"/>
-        <w:rPr>
-          <w:rFonts w:ascii="TH SarabunIT๙" w:hAnsi="TH SarabunIT๙" w:cs="TH SarabunIT๙"/>
-          <w:sz w:val="32"/>
-          <w:szCs w:val="32"/>
-        </w:rPr>
-      </w:pPr>
-    </w:p>
-    <w:p>
-      <w:pPr>
-        <w:spacing w:after="0" w:line="240" w:lineRule="auto"/>
-        <w:rPr>
-          <w:rFonts w:ascii="TH SarabunIT๙" w:hAnsi="TH SarabunIT๙" w:cs="TH SarabunIT๙"/>
-          <w:sz w:val="32"/>
-          <w:szCs w:val="32"/>
-        </w:rPr>
-      </w:pPr>
-    </w:p>
-    <w:p>
-      <w:pPr>
-        <w:spacing w:after="0" w:line="240" w:lineRule="auto"/>
-        <w:rPr>
-          <w:rFonts w:ascii="TH SarabunIT๙" w:hAnsi="TH SarabunIT๙" w:cs="TH SarabunIT๙"/>
-          <w:sz w:val="32"/>
-          <w:szCs w:val="32"/>
-        </w:rPr>
-      </w:pPr>
-    </w:p>
-    <w:p>
-      <w:pPr>
-        <w:spacing w:after="0" w:line="240" w:lineRule="auto"/>
-        <w:rPr>
-          <w:rFonts w:ascii="TH SarabunIT๙" w:hAnsi="TH SarabunIT๙" w:cs="TH SarabunIT๙"/>
-          <w:sz w:val="32"/>
-          <w:szCs w:val="32"/>
-        </w:rPr>
-      </w:pPr>
-    </w:p>
-    <w:p>
-      <w:pPr>
-        <w:spacing w:after="0" w:line="240" w:lineRule="auto"/>
-        <w:rPr>
-          <w:rFonts w:ascii="TH SarabunIT๙" w:hAnsi="TH SarabunIT๙" w:cs="TH SarabunIT๙"/>
-          <w:sz w:val="32"/>
-          <w:szCs w:val="32"/>
-        </w:rPr>
-      </w:pPr>
-      <w:r>
-        <w:rPr>
-          <w:rFonts w:ascii="TH SarabunIT๙" w:hAnsi="TH SarabunIT๙" w:cs="TH SarabunIT๙"/>
+          <w:rFonts w:ascii="TH Sarabun New" w:hAnsi="TH Sarabun New" w:cs="TH Sarabun New"/>
+          <w:sz w:val="32"/>
+          <w:szCs w:val="32"/>
+        </w:rPr>
+      </w:pPr>
+    </w:p>
+    <w:p>
+      <w:pPr>
+        <w:spacing w:after="0" w:line="240" w:lineRule="auto"/>
+        <w:rPr>
+          <w:rFonts w:ascii="TH Sarabun New" w:hAnsi="TH Sarabun New" w:cs="TH Sarabun New"/>
+          <w:sz w:val="32"/>
+          <w:szCs w:val="32"/>
+        </w:rPr>
+      </w:pPr>
+    </w:p>
+    <w:p>
+      <w:pPr>
+        <w:spacing w:after="0" w:line="240" w:lineRule="auto"/>
+        <w:rPr>
+          <w:rFonts w:ascii="TH Sarabun New" w:hAnsi="TH Sarabun New" w:cs="TH Sarabun New"/>
+          <w:sz w:val="32"/>
+          <w:szCs w:val="32"/>
+        </w:rPr>
+      </w:pPr>
+    </w:p>
+    <w:p>
+      <w:pPr>
+        <w:spacing w:after="0" w:line="240" w:lineRule="auto"/>
+        <w:rPr>
+          <w:rFonts w:ascii="TH Sarabun New" w:hAnsi="TH Sarabun New" w:cs="TH Sarabun New"/>
+          <w:sz w:val="32"/>
+          <w:szCs w:val="32"/>
+        </w:rPr>
+      </w:pPr>
+    </w:p>
+    <w:p>
+      <w:pPr>
+        <w:spacing w:after="0" w:line="240" w:lineRule="auto"/>
+        <w:rPr>
+          <w:rFonts w:ascii="TH Sarabun New" w:hAnsi="TH Sarabun New" w:cs="TH Sarabun New"/>
+          <w:sz w:val="32"/>
+          <w:szCs w:val="32"/>
+        </w:rPr>
+      </w:pPr>
+    </w:p>
+    <w:p>
+      <w:pPr>
+        <w:spacing w:after="0" w:line="240" w:lineRule="auto"/>
+        <w:rPr>
+          <w:rFonts w:ascii="TH Sarabun New" w:hAnsi="TH Sarabun New" w:cs="TH Sarabun New"/>
+          <w:sz w:val="32"/>
+          <w:szCs w:val="32"/>
+        </w:rPr>
+      </w:pPr>
+    </w:p>
+    <w:p>
+      <w:pPr>
+        <w:spacing w:after="0" w:line="240" w:lineRule="auto"/>
+        <w:rPr>
+          <w:rFonts w:ascii="TH Sarabun New" w:hAnsi="TH Sarabun New" w:cs="TH Sarabun New"/>
+          <w:sz w:val="32"/>
+          <w:szCs w:val="32"/>
+        </w:rPr>
+      </w:pPr>
+    </w:p>
+    <w:p>
+      <w:pPr>
+        <w:spacing w:after="0" w:line="240" w:lineRule="auto"/>
+        <w:rPr>
+          <w:rFonts w:ascii="TH Sarabun New" w:hAnsi="TH Sarabun New" w:cs="TH Sarabun New"/>
+          <w:sz w:val="32"/>
+          <w:szCs w:val="32"/>
+        </w:rPr>
+      </w:pPr>
+    </w:p>
+    <w:p>
+      <w:pPr>
+        <w:spacing w:after="0" w:line="240" w:lineRule="auto"/>
+        <w:rPr>
+          <w:rFonts w:ascii="TH Sarabun New" w:hAnsi="TH Sarabun New" w:cs="TH Sarabun New"/>
+          <w:sz w:val="32"/>
+          <w:szCs w:val="32"/>
+        </w:rPr>
+      </w:pPr>
+    </w:p>
+    <w:p>
+      <w:pPr>
+        <w:spacing w:after="0" w:line="240" w:lineRule="auto"/>
+        <w:rPr>
+          <w:rFonts w:ascii="TH Sarabun New" w:hAnsi="TH Sarabun New" w:cs="TH Sarabun New"/>
+          <w:sz w:val="32"/>
+          <w:szCs w:val="32"/>
+        </w:rPr>
+      </w:pPr>
+    </w:p>
+    <w:p>
+      <w:pPr>
+        <w:spacing w:after="0" w:line="240" w:lineRule="auto"/>
+        <w:rPr>
+          <w:rFonts w:ascii="TH Sarabun New" w:hAnsi="TH Sarabun New" w:cs="TH Sarabun New"/>
+          <w:sz w:val="32"/>
+          <w:szCs w:val="32"/>
+        </w:rPr>
+      </w:pPr>
+      <w:r>
+        <w:rPr>
+          <w:rFonts w:ascii="TH Sarabun New" w:hAnsi="TH Sarabun New" w:cs="TH Sarabun New"/>
           <w:b/>
           <w:bCs/>
           <w:sz w:val="32"/>
@@ -3233,7 +2652,7 @@
       </w:r>
       <w:r>
         <w:rPr>
-          <w:rFonts w:ascii="TH SarabunIT๙" w:hAnsi="TH SarabunIT๙" w:cs="TH SarabunIT๙" w:hint="cs"/>
+          <w:rFonts w:ascii="TH Sarabun New" w:hAnsi="TH Sarabun New" w:cs="TH Sarabun New"/>
           <w:b/>
           <w:bCs/>
           <w:sz w:val="32"/>
@@ -3245,7 +2664,7 @@
       </w:r>
       <w:r>
         <w:rPr>
-          <w:rFonts w:ascii="TH SarabunIT๙" w:hAnsi="TH SarabunIT๙" w:cs="TH SarabunIT๙"/>
+          <w:rFonts w:ascii="TH Sarabun New" w:hAnsi="TH Sarabun New" w:cs="TH Sarabun New"/>
           <w:b/>
           <w:bCs/>
           <w:sz w:val="32"/>
@@ -3257,7 +2676,7 @@
       </w:r>
       <w:r>
         <w:rPr>
-          <w:rFonts w:ascii="TH SarabunIT๙" w:hAnsi="TH SarabunIT๙" w:cs="TH SarabunIT๙"/>
+          <w:rFonts w:ascii="TH Sarabun New" w:hAnsi="TH Sarabun New" w:cs="TH Sarabun New"/>
           <w:sz w:val="32"/>
           <w:szCs w:val="32"/>
           <w:cs/>
@@ -3266,7 +2685,7 @@
       </w:r>
       <w:r>
         <w:rPr>
-          <w:rFonts w:ascii="TH SarabunIT๙" w:hAnsi="TH SarabunIT๙" w:cs="TH SarabunIT๙"/>
+          <w:rFonts w:ascii="TH Sarabun New" w:hAnsi="TH Sarabun New" w:cs="TH Sarabun New"/>
           <w:sz w:val="32"/>
           <w:szCs w:val="32"/>
           <w:cs/>
@@ -3275,7 +2694,7 @@
       </w:r>
       <w:r>
         <w:rPr>
-          <w:rFonts w:ascii="TH SarabunIT๙" w:hAnsi="TH SarabunIT๙" w:cs="TH SarabunIT๙"/>
+          <w:rFonts w:ascii="TH Sarabun New" w:hAnsi="TH Sarabun New" w:cs="TH Sarabun New"/>
           <w:sz w:val="32"/>
           <w:szCs w:val="32"/>
           <w:cs/>
@@ -3293,14 +2712,14 @@
         <w:spacing w:after="0" w:line="240" w:lineRule="auto"/>
         <w:jc w:val="thaiDistribute"/>
         <w:rPr>
-          <w:rFonts w:ascii="TH SarabunIT๙" w:hAnsi="TH SarabunIT๙" w:cs="TH SarabunIT๙"/>
-          <w:sz w:val="32"/>
-          <w:szCs w:val="32"/>
-        </w:rPr>
-      </w:pPr>
-      <w:r>
-        <w:rPr>
-          <w:rFonts w:ascii="TH SarabunIT๙" w:hAnsi="TH SarabunIT๙" w:cs="TH SarabunIT๙"/>
+          <w:rFonts w:ascii="TH Sarabun New" w:hAnsi="TH Sarabun New" w:cs="TH Sarabun New"/>
+          <w:sz w:val="32"/>
+          <w:szCs w:val="32"/>
+        </w:rPr>
+      </w:pPr>
+      <w:r>
+        <w:rPr>
+          <w:rFonts w:ascii="TH Sarabun New" w:hAnsi="TH Sarabun New" w:cs="TH Sarabun New"/>
           <w:sz w:val="32"/>
           <w:szCs w:val="32"/>
           <w:cs/>
@@ -3309,7 +2728,7 @@
       </w:r>
       <w:r>
         <w:rPr>
-          <w:rFonts w:ascii="TH SarabunIT๙" w:hAnsi="TH SarabunIT๙" w:cs="TH SarabunIT๙" w:hint="cs"/>
+          <w:rFonts w:ascii="TH Sarabun New" w:hAnsi="TH Sarabun New" w:cs="TH Sarabun New"/>
           <w:sz w:val="32"/>
           <w:szCs w:val="32"/>
           <w:cs/>
@@ -3318,7 +2737,7 @@
       </w:r>
       <w:r>
         <w:rPr>
-          <w:rFonts w:ascii="TH SarabunIT๙" w:hAnsi="TH SarabunIT๙" w:cs="TH SarabunIT๙"/>
+          <w:rFonts w:ascii="TH Sarabun New" w:hAnsi="TH Sarabun New" w:cs="TH Sarabun New"/>
           <w:sz w:val="32"/>
           <w:szCs w:val="32"/>
         </w:rPr>
@@ -3326,7 +2745,7 @@
       </w:r>
       <w:r>
         <w:rPr>
-          <w:rFonts w:ascii="TH SarabunIT๙" w:hAnsi="TH SarabunIT๙" w:cs="TH SarabunIT๙" w:hint="cs"/>
+          <w:rFonts w:ascii="TH Sarabun New" w:hAnsi="TH Sarabun New" w:cs="TH Sarabun New"/>
           <w:sz w:val="32"/>
           <w:szCs w:val="32"/>
           <w:cs/>
@@ -3335,7 +2754,7 @@
       </w:r>
       <w:r>
         <w:rPr>
-          <w:rFonts w:ascii="TH SarabunIT๙" w:hAnsi="TH SarabunIT๙" w:cs="TH SarabunIT๙"/>
+          <w:rFonts w:ascii="TH Sarabun New" w:hAnsi="TH Sarabun New" w:cs="TH Sarabun New"/>
           <w:sz w:val="32"/>
           <w:szCs w:val="32"/>
           <w:cs/>
@@ -3349,36 +2768,18 @@
         <w:ind w:firstLine="720"/>
         <w:jc w:val="thaiDistribute"/>
         <w:rPr>
-          <w:rFonts w:ascii="TH SarabunIT๙" w:hAnsi="TH SarabunIT๙" w:cs="TH SarabunIT๙"/>
-          <w:sz w:val="32"/>
-          <w:szCs w:val="32"/>
-        </w:rPr>
-      </w:pPr>
-      <w:r>
-        <w:rPr>
-          <w:rFonts w:ascii="TH SarabunIT๙" w:hAnsi="TH SarabunIT๙" w:cs="TH SarabunIT๙"/>
-          <w:sz w:val="32"/>
-          <w:szCs w:val="32"/>
-        </w:rPr>
-        <w:t>{{</w:t>
-      </w:r>
-      <w:proofErr w:type="spellStart"/>
-      <w:r>
-        <w:rPr>
-          <w:rFonts w:ascii="TH SarabunIT๙" w:hAnsi="TH SarabunIT๙" w:cs="TH SarabunIT๙"/>
-          <w:sz w:val="32"/>
-          <w:szCs w:val="32"/>
-        </w:rPr>
-        <w:t>des_journal</w:t>
-      </w:r>
-      <w:proofErr w:type="spellEnd"/>
-      <w:r>
-        <w:rPr>
-          <w:rFonts w:ascii="TH SarabunIT๙" w:hAnsi="TH SarabunIT๙" w:cs="TH SarabunIT๙"/>
-          <w:sz w:val="32"/>
-          <w:szCs w:val="32"/>
-        </w:rPr>
-        <w:t>}}</w:t>
+          <w:rFonts w:ascii="TH Sarabun New" w:hAnsi="TH Sarabun New" w:cs="TH Sarabun New"/>
+          <w:sz w:val="32"/>
+          <w:szCs w:val="32"/>
+        </w:rPr>
+      </w:pPr>
+      <w:r>
+        <w:rPr>
+          <w:rFonts w:ascii="TH Sarabun New" w:hAnsi="TH Sarabun New" w:cs="TH Sarabun New"/>
+          <w:sz w:val="32"/>
+          <w:szCs w:val="32"/>
+        </w:rPr>
+        <w:t>{{des_journal}}</w:t>
       </w:r>
     </w:p>
     <w:p>
@@ -3391,14 +2792,14 @@
         <w:spacing w:after="0" w:line="240" w:lineRule="auto"/>
         <w:jc w:val="thaiDistribute"/>
         <w:rPr>
-          <w:rFonts w:ascii="TH SarabunIT๙" w:hAnsi="TH SarabunIT๙" w:cs="TH SarabunIT๙"/>
-          <w:sz w:val="32"/>
-          <w:szCs w:val="32"/>
-        </w:rPr>
-      </w:pPr>
-      <w:r>
-        <w:rPr>
-          <w:rFonts w:ascii="TH SarabunIT๙" w:hAnsi="TH SarabunIT๙" w:cs="TH SarabunIT๙"/>
+          <w:rFonts w:ascii="TH Sarabun New" w:hAnsi="TH Sarabun New" w:cs="TH Sarabun New"/>
+          <w:sz w:val="32"/>
+          <w:szCs w:val="32"/>
+        </w:rPr>
+      </w:pPr>
+      <w:r>
+        <w:rPr>
+          <w:rFonts w:ascii="TH Sarabun New" w:hAnsi="TH Sarabun New" w:cs="TH Sarabun New"/>
           <w:sz w:val="32"/>
           <w:szCs w:val="32"/>
           <w:cs/>
@@ -3411,38 +2812,33 @@
         <w:pStyle w:val="ListParagraph"/>
         <w:jc w:val="thaiDistribute"/>
         <w:rPr>
-          <w:rFonts w:ascii="TH SarabunIT๙" w:hAnsi="TH SarabunIT๙" w:cs="TH SarabunIT๙"/>
-          <w:sz w:val="32"/>
-          <w:szCs w:val="32"/>
-          <w:cs/>
-        </w:rPr>
-      </w:pPr>
-      <w:r>
-        <w:rPr>
-          <w:rFonts w:ascii="TH SarabunIT๙" w:hAnsi="TH SarabunIT๙" w:cs="TH SarabunIT๙"/>
+          <w:rFonts w:ascii="TH Sarabun New" w:hAnsi="TH Sarabun New" w:cs="TH Sarabun New"/>
+          <w:sz w:val="32"/>
+          <w:szCs w:val="32"/>
+          <w:cs/>
+        </w:rPr>
+      </w:pPr>
+      <w:r>
+        <w:rPr>
+          <w:rFonts w:ascii="TH Sarabun New" w:hAnsi="TH Sarabun New" w:cs="TH Sarabun New"/>
           <w:sz w:val="32"/>
           <w:szCs w:val="32"/>
         </w:rPr>
         <w:t>{{des_</w:t>
       </w:r>
       <w:r>
+        <w:rPr>
+          <w:rFonts w:ascii="TH Sarabun New" w:hAnsi="TH Sarabun New" w:cs="TH Sarabun New"/>
+        </w:rPr>
         <w:t xml:space="preserve"> </w:t>
       </w:r>
       <w:r>
         <w:rPr>
-          <w:rFonts w:ascii="TH SarabunIT๙" w:hAnsi="TH SarabunIT๙" w:cs="TH SarabunIT๙"/>
-          <w:sz w:val="32"/>
-          <w:szCs w:val="32"/>
-        </w:rPr>
-        <w:t>patent</w:t>
-      </w:r>
-      <w:r>
-        <w:rPr>
-          <w:rFonts w:ascii="TH SarabunIT๙" w:hAnsi="TH SarabunIT๙" w:cs="TH SarabunIT๙"/>
-          <w:sz w:val="32"/>
-          <w:szCs w:val="32"/>
-        </w:rPr>
-        <w:t>}}</w:t>
+          <w:rFonts w:ascii="TH Sarabun New" w:hAnsi="TH Sarabun New" w:cs="TH Sarabun New"/>
+          <w:sz w:val="32"/>
+          <w:szCs w:val="32"/>
+        </w:rPr>
+        <w:t>patent}}</w:t>
       </w:r>
     </w:p>
     <w:p>
@@ -3455,14 +2851,14 @@
         <w:spacing w:after="0" w:line="240" w:lineRule="auto"/>
         <w:jc w:val="thaiDistribute"/>
         <w:rPr>
-          <w:rFonts w:ascii="TH SarabunIT๙" w:hAnsi="TH SarabunIT๙" w:cs="TH SarabunIT๙"/>
-          <w:sz w:val="32"/>
-          <w:szCs w:val="32"/>
-        </w:rPr>
-      </w:pPr>
-      <w:r>
-        <w:rPr>
-          <w:rFonts w:ascii="TH SarabunIT๙" w:hAnsi="TH SarabunIT๙" w:cs="TH SarabunIT๙"/>
+          <w:rFonts w:ascii="TH Sarabun New" w:hAnsi="TH Sarabun New" w:cs="TH Sarabun New"/>
+          <w:sz w:val="32"/>
+          <w:szCs w:val="32"/>
+        </w:rPr>
+      </w:pPr>
+      <w:r>
+        <w:rPr>
+          <w:rFonts w:ascii="TH Sarabun New" w:hAnsi="TH Sarabun New" w:cs="TH Sarabun New"/>
           <w:sz w:val="32"/>
           <w:szCs w:val="32"/>
           <w:cs/>
@@ -3471,7 +2867,7 @@
       </w:r>
       <w:r>
         <w:rPr>
-          <w:rFonts w:ascii="TH SarabunIT๙" w:hAnsi="TH SarabunIT๙" w:cs="TH SarabunIT๙" w:hint="cs"/>
+          <w:rFonts w:ascii="TH Sarabun New" w:hAnsi="TH Sarabun New" w:cs="TH Sarabun New"/>
           <w:sz w:val="32"/>
           <w:szCs w:val="32"/>
           <w:cs/>
@@ -3480,7 +2876,7 @@
       </w:r>
       <w:r>
         <w:rPr>
-          <w:rFonts w:ascii="TH SarabunIT๙" w:hAnsi="TH SarabunIT๙" w:cs="TH SarabunIT๙"/>
+          <w:rFonts w:ascii="TH Sarabun New" w:hAnsi="TH Sarabun New" w:cs="TH Sarabun New"/>
           <w:sz w:val="32"/>
           <w:szCs w:val="32"/>
         </w:rPr>
@@ -3488,7 +2884,7 @@
       </w:r>
       <w:r>
         <w:rPr>
-          <w:rFonts w:ascii="TH SarabunIT๙" w:hAnsi="TH SarabunIT๙" w:cs="TH SarabunIT๙"/>
+          <w:rFonts w:ascii="TH Sarabun New" w:hAnsi="TH Sarabun New" w:cs="TH Sarabun New"/>
           <w:sz w:val="32"/>
           <w:szCs w:val="32"/>
           <w:cs/>
@@ -3502,36 +2898,18 @@
         <w:ind w:firstLine="720"/>
         <w:jc w:val="thaiDistribute"/>
         <w:rPr>
-          <w:rFonts w:ascii="TH SarabunIT๙" w:hAnsi="TH SarabunIT๙" w:cs="TH SarabunIT๙"/>
-          <w:sz w:val="32"/>
-          <w:szCs w:val="32"/>
-        </w:rPr>
-      </w:pPr>
-      <w:r>
-        <w:rPr>
-          <w:rFonts w:ascii="TH SarabunIT๙" w:hAnsi="TH SarabunIT๙" w:cs="TH SarabunIT๙"/>
-          <w:sz w:val="32"/>
-          <w:szCs w:val="32"/>
-        </w:rPr>
-        <w:t>{{</w:t>
-      </w:r>
-      <w:proofErr w:type="spellStart"/>
-      <w:r>
-        <w:rPr>
-          <w:rFonts w:ascii="TH SarabunIT๙" w:hAnsi="TH SarabunIT๙" w:cs="TH SarabunIT๙"/>
-          <w:sz w:val="32"/>
-          <w:szCs w:val="32"/>
-        </w:rPr>
-        <w:t>des_techreport</w:t>
-      </w:r>
-      <w:proofErr w:type="spellEnd"/>
-      <w:r>
-        <w:rPr>
-          <w:rFonts w:ascii="TH SarabunIT๙" w:hAnsi="TH SarabunIT๙" w:cs="TH SarabunIT๙"/>
-          <w:sz w:val="32"/>
-          <w:szCs w:val="32"/>
-        </w:rPr>
-        <w:t>}}</w:t>
+          <w:rFonts w:ascii="TH Sarabun New" w:hAnsi="TH Sarabun New" w:cs="TH Sarabun New"/>
+          <w:sz w:val="32"/>
+          <w:szCs w:val="32"/>
+        </w:rPr>
+      </w:pPr>
+      <w:r>
+        <w:rPr>
+          <w:rFonts w:ascii="TH Sarabun New" w:hAnsi="TH Sarabun New" w:cs="TH Sarabun New"/>
+          <w:sz w:val="32"/>
+          <w:szCs w:val="32"/>
+        </w:rPr>
+        <w:t>{{des_techreport}}</w:t>
       </w:r>
     </w:p>
     <w:p>
@@ -3544,14 +2922,14 @@
         <w:spacing w:after="0" w:line="240" w:lineRule="auto"/>
         <w:jc w:val="thaiDistribute"/>
         <w:rPr>
-          <w:rFonts w:ascii="TH SarabunIT๙" w:hAnsi="TH SarabunIT๙" w:cs="TH SarabunIT๙"/>
-          <w:sz w:val="32"/>
-          <w:szCs w:val="32"/>
-        </w:rPr>
-      </w:pPr>
-      <w:r>
-        <w:rPr>
-          <w:rFonts w:ascii="TH SarabunIT๙" w:hAnsi="TH SarabunIT๙" w:cs="TH SarabunIT๙"/>
+          <w:rFonts w:ascii="TH Sarabun New" w:hAnsi="TH Sarabun New" w:cs="TH Sarabun New"/>
+          <w:sz w:val="32"/>
+          <w:szCs w:val="32"/>
+        </w:rPr>
+      </w:pPr>
+      <w:r>
+        <w:rPr>
+          <w:rFonts w:ascii="TH Sarabun New" w:hAnsi="TH Sarabun New" w:cs="TH Sarabun New"/>
           <w:sz w:val="32"/>
           <w:szCs w:val="32"/>
           <w:cs/>
@@ -3560,7 +2938,7 @@
       </w:r>
       <w:r>
         <w:rPr>
-          <w:rFonts w:ascii="TH SarabunIT๙" w:hAnsi="TH SarabunIT๙" w:cs="TH SarabunIT๙"/>
+          <w:rFonts w:ascii="TH Sarabun New" w:hAnsi="TH Sarabun New" w:cs="TH Sarabun New"/>
           <w:sz w:val="32"/>
           <w:szCs w:val="32"/>
           <w:cs/>
@@ -3569,7 +2947,7 @@
       </w:r>
       <w:r>
         <w:rPr>
-          <w:rFonts w:ascii="TH SarabunIT๙" w:hAnsi="TH SarabunIT๙" w:cs="TH SarabunIT๙" w:hint="cs"/>
+          <w:rFonts w:ascii="TH Sarabun New" w:hAnsi="TH Sarabun New" w:cs="TH Sarabun New"/>
           <w:sz w:val="32"/>
           <w:szCs w:val="32"/>
           <w:cs/>
@@ -3578,7 +2956,7 @@
       </w:r>
       <w:r>
         <w:rPr>
-          <w:rFonts w:ascii="TH SarabunIT๙" w:hAnsi="TH SarabunIT๙" w:cs="TH SarabunIT๙" w:hint="cs"/>
+          <w:rFonts w:ascii="TH Sarabun New" w:hAnsi="TH Sarabun New" w:cs="TH Sarabun New"/>
           <w:sz w:val="32"/>
           <w:szCs w:val="32"/>
           <w:cs/>
@@ -3587,7 +2965,7 @@
       </w:r>
       <w:r>
         <w:rPr>
-          <w:rFonts w:ascii="TH SarabunIT๙" w:hAnsi="TH SarabunIT๙" w:cs="TH SarabunIT๙"/>
+          <w:rFonts w:ascii="TH Sarabun New" w:hAnsi="TH Sarabun New" w:cs="TH Sarabun New"/>
           <w:sz w:val="32"/>
           <w:szCs w:val="32"/>
         </w:rPr>
@@ -3595,7 +2973,7 @@
       </w:r>
       <w:r>
         <w:rPr>
-          <w:rFonts w:ascii="TH SarabunIT๙" w:hAnsi="TH SarabunIT๙" w:cs="TH SarabunIT๙" w:hint="cs"/>
+          <w:rFonts w:ascii="TH Sarabun New" w:hAnsi="TH Sarabun New" w:cs="TH Sarabun New"/>
           <w:sz w:val="32"/>
           <w:szCs w:val="32"/>
           <w:cs/>
@@ -3604,7 +2982,7 @@
       </w:r>
       <w:r>
         <w:rPr>
-          <w:rFonts w:ascii="TH SarabunIT๙" w:hAnsi="TH SarabunIT๙" w:cs="TH SarabunIT๙"/>
+          <w:rFonts w:ascii="TH Sarabun New" w:hAnsi="TH Sarabun New" w:cs="TH Sarabun New"/>
           <w:sz w:val="32"/>
           <w:szCs w:val="32"/>
         </w:rPr>
@@ -3612,7 +2990,7 @@
       </w:r>
       <w:r>
         <w:rPr>
-          <w:rFonts w:ascii="TH SarabunIT๙" w:hAnsi="TH SarabunIT๙" w:cs="TH SarabunIT๙"/>
+          <w:rFonts w:ascii="TH Sarabun New" w:hAnsi="TH Sarabun New" w:cs="TH Sarabun New"/>
           <w:sz w:val="32"/>
           <w:szCs w:val="32"/>
           <w:cs/>
@@ -3621,7 +2999,7 @@
       </w:r>
       <w:r>
         <w:rPr>
-          <w:rFonts w:ascii="TH SarabunIT๙" w:hAnsi="TH SarabunIT๙" w:cs="TH SarabunIT๙"/>
+          <w:rFonts w:ascii="TH Sarabun New" w:hAnsi="TH Sarabun New" w:cs="TH Sarabun New"/>
           <w:sz w:val="32"/>
           <w:szCs w:val="32"/>
         </w:rPr>
@@ -3629,7 +3007,7 @@
       </w:r>
       <w:r>
         <w:rPr>
-          <w:rFonts w:ascii="TH SarabunIT๙" w:hAnsi="TH SarabunIT๙" w:cs="TH SarabunIT๙"/>
+          <w:rFonts w:ascii="TH Sarabun New" w:hAnsi="TH Sarabun New" w:cs="TH Sarabun New"/>
           <w:sz w:val="32"/>
           <w:szCs w:val="32"/>
           <w:cs/>
@@ -3638,7 +3016,7 @@
       </w:r>
       <w:r>
         <w:rPr>
-          <w:rFonts w:ascii="TH SarabunIT๙" w:hAnsi="TH SarabunIT๙" w:cs="TH SarabunIT๙" w:hint="cs"/>
+          <w:rFonts w:ascii="TH Sarabun New" w:hAnsi="TH Sarabun New" w:cs="TH Sarabun New"/>
           <w:sz w:val="32"/>
           <w:szCs w:val="32"/>
           <w:cs/>
@@ -3647,7 +3025,7 @@
       </w:r>
       <w:r>
         <w:rPr>
-          <w:rFonts w:ascii="TH SarabunIT๙" w:hAnsi="TH SarabunIT๙" w:cs="TH SarabunIT๙"/>
+          <w:rFonts w:ascii="TH Sarabun New" w:hAnsi="TH Sarabun New" w:cs="TH Sarabun New"/>
           <w:sz w:val="32"/>
           <w:szCs w:val="32"/>
         </w:rPr>
@@ -3655,7 +3033,7 @@
       </w:r>
       <w:r>
         <w:rPr>
-          <w:rFonts w:ascii="TH SarabunIT๙" w:hAnsi="TH SarabunIT๙" w:cs="TH SarabunIT๙"/>
+          <w:rFonts w:ascii="TH Sarabun New" w:hAnsi="TH Sarabun New" w:cs="TH Sarabun New"/>
           <w:sz w:val="32"/>
           <w:szCs w:val="32"/>
           <w:cs/>
@@ -3664,7 +3042,7 @@
       </w:r>
       <w:r>
         <w:rPr>
-          <w:rFonts w:ascii="TH SarabunIT๙" w:hAnsi="TH SarabunIT๙" w:cs="TH SarabunIT๙" w:hint="cs"/>
+          <w:rFonts w:ascii="TH Sarabun New" w:hAnsi="TH Sarabun New" w:cs="TH Sarabun New"/>
           <w:sz w:val="32"/>
           <w:szCs w:val="32"/>
           <w:cs/>
@@ -3673,7 +3051,7 @@
       </w:r>
       <w:r>
         <w:rPr>
-          <w:rFonts w:ascii="TH SarabunIT๙" w:hAnsi="TH SarabunIT๙" w:cs="TH SarabunIT๙"/>
+          <w:rFonts w:ascii="TH Sarabun New" w:hAnsi="TH Sarabun New" w:cs="TH Sarabun New"/>
           <w:sz w:val="32"/>
           <w:szCs w:val="32"/>
         </w:rPr>
@@ -3681,7 +3059,7 @@
       </w:r>
       <w:r>
         <w:rPr>
-          <w:rFonts w:ascii="TH SarabunIT๙" w:hAnsi="TH SarabunIT๙" w:cs="TH SarabunIT๙"/>
+          <w:rFonts w:ascii="TH Sarabun New" w:hAnsi="TH Sarabun New" w:cs="TH Sarabun New"/>
           <w:sz w:val="32"/>
           <w:szCs w:val="32"/>
           <w:cs/>
@@ -3690,7 +3068,7 @@
       </w:r>
       <w:r>
         <w:rPr>
-          <w:rFonts w:ascii="TH SarabunIT๙" w:hAnsi="TH SarabunIT๙" w:cs="TH SarabunIT๙" w:hint="cs"/>
+          <w:rFonts w:ascii="TH Sarabun New" w:hAnsi="TH Sarabun New" w:cs="TH Sarabun New"/>
           <w:sz w:val="32"/>
           <w:szCs w:val="32"/>
           <w:cs/>
@@ -3699,7 +3077,7 @@
       </w:r>
       <w:r>
         <w:rPr>
-          <w:rFonts w:ascii="TH SarabunIT๙" w:hAnsi="TH SarabunIT๙" w:cs="TH SarabunIT๙"/>
+          <w:rFonts w:ascii="TH Sarabun New" w:hAnsi="TH Sarabun New" w:cs="TH Sarabun New"/>
           <w:sz w:val="32"/>
           <w:szCs w:val="32"/>
           <w:cs/>
@@ -3708,7 +3086,7 @@
       </w:r>
       <w:r>
         <w:rPr>
-          <w:rFonts w:ascii="TH SarabunIT๙" w:hAnsi="TH SarabunIT๙" w:cs="TH SarabunIT๙" w:hint="cs"/>
+          <w:rFonts w:ascii="TH Sarabun New" w:hAnsi="TH Sarabun New" w:cs="TH Sarabun New"/>
           <w:sz w:val="32"/>
           <w:szCs w:val="32"/>
           <w:cs/>
@@ -3717,7 +3095,7 @@
       </w:r>
       <w:r>
         <w:rPr>
-          <w:rFonts w:ascii="TH SarabunIT๙" w:hAnsi="TH SarabunIT๙" w:cs="TH SarabunIT๙"/>
+          <w:rFonts w:ascii="TH Sarabun New" w:hAnsi="TH Sarabun New" w:cs="TH Sarabun New"/>
           <w:sz w:val="32"/>
           <w:szCs w:val="32"/>
           <w:cs/>
@@ -3726,7 +3104,7 @@
       </w:r>
       <w:r>
         <w:rPr>
-          <w:rFonts w:ascii="TH SarabunIT๙" w:hAnsi="TH SarabunIT๙" w:cs="TH SarabunIT๙" w:hint="cs"/>
+          <w:rFonts w:ascii="TH Sarabun New" w:hAnsi="TH Sarabun New" w:cs="TH Sarabun New"/>
           <w:sz w:val="32"/>
           <w:szCs w:val="32"/>
           <w:cs/>
@@ -3735,7 +3113,7 @@
       </w:r>
       <w:r>
         <w:rPr>
-          <w:rFonts w:ascii="TH SarabunIT๙" w:hAnsi="TH SarabunIT๙" w:cs="TH SarabunIT๙"/>
+          <w:rFonts w:ascii="TH Sarabun New" w:hAnsi="TH Sarabun New" w:cs="TH Sarabun New"/>
           <w:sz w:val="32"/>
           <w:szCs w:val="32"/>
           <w:cs/>
@@ -3744,7 +3122,7 @@
       </w:r>
       <w:r>
         <w:rPr>
-          <w:rFonts w:ascii="TH SarabunIT๙" w:hAnsi="TH SarabunIT๙" w:cs="TH SarabunIT๙" w:hint="cs"/>
+          <w:rFonts w:ascii="TH Sarabun New" w:hAnsi="TH Sarabun New" w:cs="TH Sarabun New"/>
           <w:sz w:val="32"/>
           <w:szCs w:val="32"/>
           <w:cs/>
@@ -3753,7 +3131,7 @@
       </w:r>
       <w:r>
         <w:rPr>
-          <w:rFonts w:ascii="TH SarabunIT๙" w:hAnsi="TH SarabunIT๙" w:cs="TH SarabunIT๙"/>
+          <w:rFonts w:ascii="TH Sarabun New" w:hAnsi="TH Sarabun New" w:cs="TH Sarabun New"/>
           <w:sz w:val="32"/>
           <w:szCs w:val="32"/>
           <w:cs/>
@@ -3762,7 +3140,7 @@
       </w:r>
       <w:r>
         <w:rPr>
-          <w:rFonts w:ascii="TH SarabunIT๙" w:hAnsi="TH SarabunIT๙" w:cs="TH SarabunIT๙" w:hint="cs"/>
+          <w:rFonts w:ascii="TH Sarabun New" w:hAnsi="TH Sarabun New" w:cs="TH Sarabun New"/>
           <w:sz w:val="32"/>
           <w:szCs w:val="32"/>
           <w:cs/>
@@ -3771,7 +3149,7 @@
       </w:r>
       <w:r>
         <w:rPr>
-          <w:rFonts w:ascii="TH SarabunIT๙" w:hAnsi="TH SarabunIT๙" w:cs="TH SarabunIT๙"/>
+          <w:rFonts w:ascii="TH Sarabun New" w:hAnsi="TH Sarabun New" w:cs="TH Sarabun New"/>
           <w:sz w:val="32"/>
           <w:szCs w:val="32"/>
           <w:cs/>
@@ -3780,7 +3158,7 @@
       </w:r>
       <w:r>
         <w:rPr>
-          <w:rFonts w:ascii="TH SarabunIT๙" w:hAnsi="TH SarabunIT๙" w:cs="TH SarabunIT๙" w:hint="cs"/>
+          <w:rFonts w:ascii="TH Sarabun New" w:hAnsi="TH Sarabun New" w:cs="TH Sarabun New"/>
           <w:sz w:val="32"/>
           <w:szCs w:val="32"/>
           <w:cs/>
@@ -3789,7 +3167,7 @@
       </w:r>
       <w:r>
         <w:rPr>
-          <w:rFonts w:ascii="TH SarabunIT๙" w:hAnsi="TH SarabunIT๙" w:cs="TH SarabunIT๙"/>
+          <w:rFonts w:ascii="TH Sarabun New" w:hAnsi="TH Sarabun New" w:cs="TH Sarabun New"/>
           <w:sz w:val="32"/>
           <w:szCs w:val="32"/>
           <w:cs/>
@@ -3798,7 +3176,7 @@
       </w:r>
       <w:r>
         <w:rPr>
-          <w:rFonts w:ascii="TH SarabunIT๙" w:hAnsi="TH SarabunIT๙" w:cs="TH SarabunIT๙"/>
+          <w:rFonts w:ascii="TH Sarabun New" w:hAnsi="TH Sarabun New" w:cs="TH Sarabun New"/>
           <w:sz w:val="32"/>
           <w:szCs w:val="32"/>
           <w:cs/>
@@ -3807,7 +3185,7 @@
       </w:r>
       <w:r>
         <w:rPr>
-          <w:rFonts w:ascii="TH SarabunIT๙" w:hAnsi="TH SarabunIT๙" w:cs="TH SarabunIT๙"/>
+          <w:rFonts w:ascii="TH Sarabun New" w:hAnsi="TH Sarabun New" w:cs="TH Sarabun New"/>
           <w:sz w:val="32"/>
           <w:szCs w:val="32"/>
           <w:cs/>
@@ -3821,36 +3199,18 @@
         <w:ind w:left="720"/>
         <w:jc w:val="thaiDistribute"/>
         <w:rPr>
-          <w:rFonts w:ascii="TH SarabunIT๙" w:hAnsi="TH SarabunIT๙" w:cs="TH SarabunIT๙"/>
-          <w:sz w:val="32"/>
-          <w:szCs w:val="32"/>
-        </w:rPr>
-      </w:pPr>
-      <w:r>
-        <w:rPr>
-          <w:rFonts w:ascii="TH SarabunIT๙" w:hAnsi="TH SarabunIT๙" w:cs="TH SarabunIT๙"/>
-          <w:sz w:val="32"/>
-          <w:szCs w:val="32"/>
-        </w:rPr>
-        <w:t>{{</w:t>
-      </w:r>
-      <w:proofErr w:type="spellStart"/>
-      <w:r>
-        <w:rPr>
-          <w:rFonts w:ascii="TH SarabunIT๙" w:hAnsi="TH SarabunIT๙" w:cs="TH SarabunIT๙"/>
-          <w:sz w:val="32"/>
-          <w:szCs w:val="32"/>
-        </w:rPr>
-        <w:t>des_poster</w:t>
-      </w:r>
-      <w:proofErr w:type="spellEnd"/>
-      <w:r>
-        <w:rPr>
-          <w:rFonts w:ascii="TH SarabunIT๙" w:hAnsi="TH SarabunIT๙" w:cs="TH SarabunIT๙"/>
-          <w:sz w:val="32"/>
-          <w:szCs w:val="32"/>
-        </w:rPr>
-        <w:t>}}</w:t>
+          <w:rFonts w:ascii="TH Sarabun New" w:hAnsi="TH Sarabun New" w:cs="TH Sarabun New"/>
+          <w:sz w:val="32"/>
+          <w:szCs w:val="32"/>
+        </w:rPr>
+      </w:pPr>
+      <w:r>
+        <w:rPr>
+          <w:rFonts w:ascii="TH Sarabun New" w:hAnsi="TH Sarabun New" w:cs="TH Sarabun New"/>
+          <w:sz w:val="32"/>
+          <w:szCs w:val="32"/>
+        </w:rPr>
+        <w:t>{{des_poster}}</w:t>
       </w:r>
     </w:p>
     <w:p>
@@ -3859,14 +3219,14 @@
         <w:ind w:firstLine="720"/>
         <w:jc w:val="thaiDistribute"/>
         <w:rPr>
-          <w:rFonts w:ascii="TH SarabunIT๙" w:hAnsi="TH SarabunIT๙" w:cs="TH SarabunIT๙"/>
-          <w:sz w:val="32"/>
-          <w:szCs w:val="32"/>
-        </w:rPr>
-      </w:pPr>
-      <w:r>
-        <w:rPr>
-          <w:rFonts w:ascii="TH SarabunIT๙" w:hAnsi="TH SarabunIT๙" w:cs="TH SarabunIT๙"/>
+          <w:rFonts w:ascii="TH Sarabun New" w:hAnsi="TH Sarabun New" w:cs="TH Sarabun New"/>
+          <w:sz w:val="32"/>
+          <w:szCs w:val="32"/>
+        </w:rPr>
+      </w:pPr>
+      <w:r>
+        <w:rPr>
+          <w:rFonts w:ascii="TH Sarabun New" w:hAnsi="TH Sarabun New" w:cs="TH Sarabun New"/>
           <w:sz w:val="32"/>
           <w:szCs w:val="32"/>
           <w:cs/>
@@ -3879,37 +3239,19 @@
         <w:spacing w:after="0" w:line="240" w:lineRule="auto"/>
         <w:jc w:val="thaiDistribute"/>
         <w:rPr>
-          <w:rFonts w:ascii="TH SarabunIT๙" w:hAnsi="TH SarabunIT๙" w:cs="TH SarabunIT๙"/>
-          <w:sz w:val="32"/>
-          <w:szCs w:val="32"/>
-        </w:rPr>
-      </w:pPr>
-      <w:r>
-        <w:rPr>
-          <w:rFonts w:ascii="TH SarabunIT๙" w:hAnsi="TH SarabunIT๙" w:cs="TH SarabunIT๙"/>
+          <w:rFonts w:ascii="TH Sarabun New" w:hAnsi="TH Sarabun New" w:cs="TH Sarabun New"/>
+          <w:sz w:val="32"/>
+          <w:szCs w:val="32"/>
+        </w:rPr>
+      </w:pPr>
+      <w:r>
+        <w:rPr>
+          <w:rFonts w:ascii="TH Sarabun New" w:hAnsi="TH Sarabun New" w:cs="TH Sarabun New"/>
           <w:sz w:val="32"/>
           <w:szCs w:val="32"/>
         </w:rPr>
         <w:tab/>
-        <w:t>{{</w:t>
-      </w:r>
-      <w:proofErr w:type="spellStart"/>
-      <w:r>
-        <w:rPr>
-          <w:rFonts w:ascii="TH SarabunIT๙" w:hAnsi="TH SarabunIT๙" w:cs="TH SarabunIT๙"/>
-          <w:sz w:val="32"/>
-          <w:szCs w:val="32"/>
-        </w:rPr>
-        <w:t>des_scholarship</w:t>
-      </w:r>
-      <w:proofErr w:type="spellEnd"/>
-      <w:r>
-        <w:rPr>
-          <w:rFonts w:ascii="TH SarabunIT๙" w:hAnsi="TH SarabunIT๙" w:cs="TH SarabunIT๙"/>
-          <w:sz w:val="32"/>
-          <w:szCs w:val="32"/>
-        </w:rPr>
-        <w:t>}}</w:t>
+        <w:t>{{des_scholarship}}</w:t>
       </w:r>
     </w:p>
     <w:p>
@@ -3918,64 +3260,36 @@
         <w:ind w:firstLine="720"/>
         <w:jc w:val="thaiDistribute"/>
         <w:rPr>
-          <w:rFonts w:ascii="TH SarabunIT๙" w:hAnsi="TH SarabunIT๙" w:cs="TH SarabunIT๙"/>
-          <w:sz w:val="32"/>
-          <w:szCs w:val="32"/>
-        </w:rPr>
-      </w:pPr>
-      <w:r>
-        <w:rPr>
-          <w:rFonts w:ascii="TH SarabunIT๙" w:hAnsi="TH SarabunIT๙" w:cs="TH SarabunIT๙" w:hint="cs"/>
-          <w:sz w:val="32"/>
-          <w:szCs w:val="32"/>
-          <w:cs/>
-        </w:rPr>
-        <w:t xml:space="preserve">ฉ. </w:t>
-      </w:r>
-      <w:r>
-        <w:rPr>
-          <w:rFonts w:ascii="TH SarabunIT๙" w:hAnsi="TH SarabunIT๙" w:cs="TH SarabunIT๙"/>
-          <w:sz w:val="32"/>
-          <w:szCs w:val="32"/>
-          <w:cs/>
-        </w:rPr>
-        <w:t>หากงานวิจัย ได้รับการถ่ายทอดเทคโนโลยี ผู้วิจัยได้รับค่าธรรมเนียมใบอนุญาต (</w:t>
-      </w:r>
-      <w:proofErr w:type="spellStart"/>
-      <w:r>
-        <w:rPr>
-          <w:rFonts w:ascii="TH SarabunIT๙" w:hAnsi="TH SarabunIT๙" w:cs="TH SarabunIT๙"/>
-          <w:sz w:val="32"/>
-          <w:szCs w:val="32"/>
-        </w:rPr>
-        <w:t>Licesing</w:t>
-      </w:r>
-      <w:proofErr w:type="spellEnd"/>
-      <w:r>
-        <w:rPr>
-          <w:rFonts w:ascii="TH SarabunIT๙" w:hAnsi="TH SarabunIT๙" w:cs="TH SarabunIT๙"/>
-          <w:sz w:val="32"/>
-          <w:szCs w:val="32"/>
-        </w:rPr>
-        <w:t xml:space="preserve">  Fees) </w:t>
-      </w:r>
-      <w:r>
-        <w:rPr>
-          <w:rFonts w:ascii="TH SarabunIT๙" w:hAnsi="TH SarabunIT๙" w:cs="TH SarabunIT๙" w:hint="cs"/>
-          <w:sz w:val="32"/>
-          <w:szCs w:val="32"/>
-          <w:cs/>
-        </w:rPr>
-        <w:t xml:space="preserve">        </w:t>
-      </w:r>
-      <w:r>
-        <w:rPr>
-          <w:rFonts w:ascii="TH SarabunIT๙" w:hAnsi="TH SarabunIT๙" w:cs="TH SarabunIT๙"/>
-          <w:sz w:val="32"/>
-          <w:szCs w:val="32"/>
-          <w:cs/>
-        </w:rPr>
-        <w:t>รวมเท่าใด (โปรดแสดงหลักฐานสัญญา)</w:t>
+          <w:rFonts w:ascii="TH Sarabun New" w:hAnsi="TH Sarabun New" w:cs="TH Sarabun New"/>
+          <w:sz w:val="32"/>
+          <w:szCs w:val="32"/>
+        </w:rPr>
+      </w:pPr>
+      <w:r>
+        <w:rPr>
+          <w:rFonts w:ascii="TH Sarabun New" w:hAnsi="TH Sarabun New" w:cs="TH Sarabun New"/>
+          <w:sz w:val="32"/>
+          <w:szCs w:val="32"/>
+          <w:cs/>
+        </w:rPr>
+        <w:t>ฉ. หากงานวิจัย ได้รับการถ่ายทอดเทคโนโลยี ผู้วิจัยได้รับค่าธรรมเนียมใบอนุญาต (</w:t>
+      </w:r>
+      <w:r>
+        <w:rPr>
+          <w:rFonts w:ascii="TH Sarabun New" w:hAnsi="TH Sarabun New" w:cs="TH Sarabun New"/>
+          <w:sz w:val="32"/>
+          <w:szCs w:val="32"/>
+        </w:rPr>
+        <w:t xml:space="preserve">Licesing  Fees) </w:t>
+      </w:r>
+      <w:r>
+        <w:rPr>
+          <w:rFonts w:ascii="TH Sarabun New" w:hAnsi="TH Sarabun New" w:cs="TH Sarabun New"/>
+          <w:sz w:val="32"/>
+          <w:szCs w:val="32"/>
+          <w:cs/>
+        </w:rPr>
+        <w:t xml:space="preserve">        รวมเท่าใด (โปรดแสดงหลักฐานสัญญา)</w:t>
       </w:r>
     </w:p>
     <w:p>
@@ -3984,18 +3298,34 @@
         <w:ind w:firstLine="720"/>
         <w:jc w:val="thaiDistribute"/>
         <w:rPr>
-          <w:rFonts w:ascii="TH SarabunIT๙" w:hAnsi="TH SarabunIT๙" w:cs="TH SarabunIT๙"/>
-          <w:sz w:val="32"/>
-          <w:szCs w:val="32"/>
-        </w:rPr>
-      </w:pPr>
-      <w:r>
-        <w:rPr>
-          <w:rFonts w:ascii="TH SarabunIT๙" w:hAnsi="TH SarabunIT๙" w:cs="TH SarabunIT๙"/>
-          <w:sz w:val="32"/>
-          <w:szCs w:val="32"/>
-        </w:rPr>
-        <w:t>{{}}</w:t>
+          <w:rFonts w:ascii="TH Sarabun New" w:hAnsi="TH Sarabun New" w:cs="TH Sarabun New"/>
+          <w:sz w:val="32"/>
+          <w:szCs w:val="32"/>
+        </w:rPr>
+      </w:pPr>
+      <w:r>
+        <w:rPr>
+          <w:rFonts w:ascii="TH Sarabun New" w:hAnsi="TH Sarabun New" w:cs="TH Sarabun New"/>
+          <w:sz w:val="32"/>
+          <w:szCs w:val="32"/>
+        </w:rPr>
+        <w:t>{{</w:t>
+      </w:r>
+      <w:r>
+        <w:rPr>
+          <w:rFonts w:ascii="TH Sarabun New" w:hAnsi="TH Sarabun New" w:cs="TH Sarabun New"/>
+          <w:sz w:val="32"/>
+          <w:szCs w:val="32"/>
+        </w:rPr>
+        <w:t>des_researchdd</w:t>
+      </w:r>
+      <w:r>
+        <w:rPr>
+          <w:rFonts w:ascii="TH Sarabun New" w:hAnsi="TH Sarabun New" w:cs="TH Sarabun New"/>
+          <w:sz w:val="32"/>
+          <w:szCs w:val="32"/>
+        </w:rPr>
+        <w:t>}}</w:t>
       </w:r>
     </w:p>
     <w:p>
@@ -4003,17 +3333,17 @@
         <w:spacing w:after="0" w:line="240" w:lineRule="auto"/>
         <w:ind w:firstLine="720"/>
         <w:rPr>
-          <w:rFonts w:ascii="TH SarabunIT๙" w:hAnsi="TH SarabunIT๙" w:cs="TH SarabunIT๙"/>
-          <w:sz w:val="32"/>
-          <w:szCs w:val="32"/>
-        </w:rPr>
-      </w:pPr>
-    </w:p>
-    <w:p>
-      <w:pPr>
-        <w:spacing w:after="0" w:line="240" w:lineRule="auto"/>
-        <w:rPr>
-          <w:rFonts w:ascii="TH SarabunIT๙" w:hAnsi="TH SarabunIT๙" w:cs="TH SarabunIT๙"/>
+          <w:rFonts w:ascii="TH Sarabun New" w:hAnsi="TH Sarabun New" w:cs="TH Sarabun New"/>
+          <w:sz w:val="32"/>
+          <w:szCs w:val="32"/>
+        </w:rPr>
+      </w:pPr>
+    </w:p>
+    <w:p>
+      <w:pPr>
+        <w:spacing w:after="0" w:line="240" w:lineRule="auto"/>
+        <w:rPr>
+          <w:rFonts w:ascii="TH Sarabun New" w:hAnsi="TH Sarabun New" w:cs="TH Sarabun New"/>
           <w:sz w:val="32"/>
           <w:szCs w:val="32"/>
         </w:rPr>
@@ -4024,7 +3354,7 @@
         <w:spacing w:after="0" w:line="240" w:lineRule="auto"/>
         <w:jc w:val="center"/>
         <w:rPr>
-          <w:rFonts w:ascii="TH SarabunIT๙" w:hAnsi="TH SarabunIT๙" w:cs="TH SarabunIT๙"/>
+          <w:rFonts w:ascii="TH Sarabun New" w:hAnsi="TH Sarabun New" w:cs="TH Sarabun New"/>
           <w:color w:val="000000" w:themeColor="text1"/>
           <w:sz w:val="32"/>
           <w:szCs w:val="32"/>
@@ -4032,7 +3362,7 @@
       </w:pPr>
       <w:r>
         <w:rPr>
-          <w:rFonts w:ascii="TH SarabunIT๙" w:hAnsi="TH SarabunIT๙" w:cs="TH SarabunIT๙"/>
+          <w:rFonts w:ascii="TH Sarabun New" w:hAnsi="TH Sarabun New" w:cs="TH Sarabun New"/>
           <w:color w:val="000000" w:themeColor="text1"/>
           <w:sz w:val="32"/>
           <w:szCs w:val="32"/>
@@ -4046,7 +3376,7 @@
         <w:spacing w:after="0" w:line="240" w:lineRule="auto"/>
         <w:jc w:val="center"/>
         <w:rPr>
-          <w:rFonts w:ascii="TH SarabunIT๙" w:hAnsi="TH SarabunIT๙" w:cs="TH SarabunIT๙"/>
+          <w:rFonts w:ascii="TH Sarabun New" w:hAnsi="TH Sarabun New" w:cs="TH Sarabun New"/>
           <w:color w:val="000000" w:themeColor="text1"/>
           <w:sz w:val="32"/>
           <w:szCs w:val="32"/>
@@ -4054,7 +3384,7 @@
       </w:pPr>
       <w:r>
         <w:rPr>
-          <w:rFonts w:ascii="TH SarabunIT๙" w:hAnsi="TH SarabunIT๙" w:cs="TH SarabunIT๙"/>
+          <w:rFonts w:ascii="TH Sarabun New" w:hAnsi="TH Sarabun New" w:cs="TH Sarabun New"/>
           <w:color w:val="000000" w:themeColor="text1"/>
           <w:sz w:val="32"/>
           <w:szCs w:val="32"/>
@@ -4064,7 +3394,7 @@
       </w:r>
       <w:r>
         <w:rPr>
-          <w:rFonts w:ascii="TH SarabunIT๙" w:hAnsi="TH SarabunIT๙" w:cs="TH SarabunIT๙"/>
+          <w:rFonts w:ascii="TH Sarabun New" w:hAnsi="TH Sarabun New" w:cs="TH Sarabun New"/>
           <w:color w:val="000000" w:themeColor="text1"/>
           <w:sz w:val="32"/>
           <w:szCs w:val="32"/>
@@ -4073,7 +3403,7 @@
       </w:r>
       <w:r>
         <w:rPr>
-          <w:rFonts w:ascii="TH SarabunIT๙" w:hAnsi="TH SarabunIT๙" w:cs="TH SarabunIT๙"/>
+          <w:rFonts w:ascii="TH Sarabun New" w:hAnsi="TH Sarabun New" w:cs="TH Sarabun New"/>
           <w:color w:val="000000" w:themeColor="text1"/>
           <w:sz w:val="32"/>
           <w:szCs w:val="32"/>
@@ -4087,7 +3417,7 @@
         <w:spacing w:after="0" w:line="240" w:lineRule="auto"/>
         <w:jc w:val="center"/>
         <w:rPr>
-          <w:rFonts w:ascii="TH SarabunIT๙" w:hAnsi="TH SarabunIT๙" w:cs="TH SarabunIT๙"/>
+          <w:rFonts w:ascii="TH Sarabun New" w:hAnsi="TH Sarabun New" w:cs="TH Sarabun New"/>
           <w:color w:val="000000" w:themeColor="text1"/>
           <w:sz w:val="32"/>
           <w:szCs w:val="32"/>
@@ -4095,7 +3425,7 @@
       </w:pPr>
       <w:r>
         <w:rPr>
-          <w:rFonts w:ascii="TH SarabunIT๙" w:hAnsi="TH SarabunIT๙" w:cs="TH SarabunIT๙"/>
+          <w:rFonts w:ascii="TH Sarabun New" w:hAnsi="TH Sarabun New" w:cs="TH Sarabun New"/>
           <w:color w:val="000000" w:themeColor="text1"/>
           <w:sz w:val="32"/>
           <w:szCs w:val="32"/>
@@ -4109,7 +3439,7 @@
         <w:spacing w:after="0" w:line="240" w:lineRule="auto"/>
         <w:jc w:val="center"/>
         <w:rPr>
-          <w:rFonts w:ascii="TH SarabunIT๙" w:hAnsi="TH SarabunIT๙" w:cs="TH SarabunIT๙"/>
+          <w:rFonts w:ascii="TH Sarabun New" w:hAnsi="TH Sarabun New" w:cs="TH Sarabun New"/>
           <w:color w:val="000000" w:themeColor="text1"/>
           <w:sz w:val="32"/>
           <w:szCs w:val="32"/>
@@ -4121,7 +3451,7 @@
         <w:spacing w:after="0" w:line="240" w:lineRule="auto"/>
         <w:jc w:val="center"/>
         <w:rPr>
-          <w:rFonts w:ascii="TH SarabunIT๙" w:hAnsi="TH SarabunIT๙" w:cs="TH SarabunIT๙"/>
+          <w:rFonts w:ascii="TH Sarabun New" w:hAnsi="TH Sarabun New" w:cs="TH Sarabun New"/>
           <w:color w:val="000000" w:themeColor="text1"/>
           <w:sz w:val="32"/>
           <w:szCs w:val="32"/>
@@ -4129,7 +3459,7 @@
       </w:pPr>
       <w:r>
         <w:rPr>
-          <w:rFonts w:ascii="TH SarabunIT๙" w:hAnsi="TH SarabunIT๙" w:cs="TH SarabunIT๙"/>
+          <w:rFonts w:ascii="TH Sarabun New" w:hAnsi="TH Sarabun New" w:cs="TH Sarabun New"/>
           <w:color w:val="000000" w:themeColor="text1"/>
           <w:sz w:val="32"/>
           <w:szCs w:val="32"/>
@@ -4143,7 +3473,7 @@
         <w:spacing w:after="0" w:line="240" w:lineRule="auto"/>
         <w:jc w:val="center"/>
         <w:rPr>
-          <w:rFonts w:ascii="TH SarabunIT๙" w:hAnsi="TH SarabunIT๙" w:cs="TH SarabunIT๙"/>
+          <w:rFonts w:ascii="TH Sarabun New" w:hAnsi="TH Sarabun New" w:cs="TH Sarabun New"/>
           <w:color w:val="000000" w:themeColor="text1"/>
           <w:sz w:val="32"/>
           <w:szCs w:val="32"/>
@@ -4151,7 +3481,7 @@
       </w:pPr>
       <w:r>
         <w:rPr>
-          <w:rFonts w:ascii="TH SarabunIT๙" w:hAnsi="TH SarabunIT๙" w:cs="TH SarabunIT๙"/>
+          <w:rFonts w:ascii="TH Sarabun New" w:hAnsi="TH Sarabun New" w:cs="TH Sarabun New"/>
           <w:color w:val="000000" w:themeColor="text1"/>
           <w:sz w:val="32"/>
           <w:szCs w:val="32"/>
@@ -4161,41 +3491,137 @@
       </w:r>
       <w:r>
         <w:rPr>
-          <w:rFonts w:ascii="TH SarabunIT๙" w:hAnsi="TH SarabunIT๙" w:cs="TH SarabunIT๙"/>
+          <w:rFonts w:ascii="TH Sarabun New" w:hAnsi="TH Sarabun New" w:cs="TH Sarabun New"/>
           <w:color w:val="000000" w:themeColor="text1"/>
           <w:sz w:val="32"/>
           <w:szCs w:val="32"/>
         </w:rPr>
-        <w:t>{{</w:t>
-      </w:r>
-      <w:proofErr w:type="spellStart"/>
-      <w:r>
-        <w:rPr>
-          <w:rFonts w:ascii="TH SarabunIT๙" w:hAnsi="TH SarabunIT๙" w:cs="TH SarabunIT๙"/>
+        <w:t>{{firstauthor_name}}</w:t>
+      </w:r>
+      <w:r>
+        <w:rPr>
+          <w:rFonts w:ascii="TH Sarabun New" w:hAnsi="TH Sarabun New" w:cs="TH Sarabun New"/>
           <w:color w:val="000000" w:themeColor="text1"/>
           <w:sz w:val="32"/>
           <w:szCs w:val="32"/>
-        </w:rPr>
-        <w:t>firstauthor_name</w:t>
-      </w:r>
-      <w:proofErr w:type="spellEnd"/>
-      <w:r>
-        <w:rPr>
-          <w:rFonts w:ascii="TH SarabunIT๙" w:hAnsi="TH SarabunIT๙" w:cs="TH SarabunIT๙"/>
+          <w:cs/>
+        </w:rPr>
+        <w:t>)</w:t>
+      </w:r>
+    </w:p>
+    <w:p>
+      <w:pPr>
+        <w:spacing w:after="0" w:line="240" w:lineRule="auto"/>
+        <w:jc w:val="center"/>
+        <w:rPr>
+          <w:rFonts w:ascii="TH Sarabun New" w:hAnsi="TH Sarabun New" w:cs="TH Sarabun New"/>
           <w:color w:val="000000" w:themeColor="text1"/>
           <w:sz w:val="32"/>
           <w:szCs w:val="32"/>
         </w:rPr>
-        <w:t>}}</w:t>
-      </w:r>
-      <w:r>
-        <w:rPr>
-          <w:rFonts w:ascii="TH SarabunIT๙" w:hAnsi="TH SarabunIT๙" w:cs="TH SarabunIT๙"/>
+      </w:pPr>
+      <w:r>
+        <w:rPr>
+          <w:rFonts w:ascii="TH Sarabun New" w:hAnsi="TH Sarabun New" w:cs="TH Sarabun New"/>
           <w:color w:val="000000" w:themeColor="text1"/>
           <w:sz w:val="32"/>
           <w:szCs w:val="32"/>
           <w:cs/>
         </w:rPr>
+        <w:t>ผู้ประพันธ์อันดับแรก</w:t>
+      </w:r>
+      <w:r>
+        <w:rPr>
+          <w:rFonts w:ascii="TH Sarabun New" w:hAnsi="TH Sarabun New" w:cs="TH Sarabun New"/>
+          <w:color w:val="000000" w:themeColor="text1"/>
+          <w:sz w:val="32"/>
+          <w:szCs w:val="32"/>
+          <w:cs/>
+        </w:rPr>
+        <w:t xml:space="preserve"> (</w:t>
+      </w:r>
+      <w:r>
+        <w:rPr>
+          <w:rFonts w:ascii="TH Sarabun New" w:hAnsi="TH Sarabun New" w:cs="TH Sarabun New"/>
+          <w:color w:val="000000" w:themeColor="text1"/>
+          <w:sz w:val="32"/>
+          <w:szCs w:val="32"/>
+        </w:rPr>
+        <w:t>First author)</w:t>
+      </w:r>
+    </w:p>
+    <w:p>
+      <w:pPr>
+        <w:spacing w:after="0" w:line="240" w:lineRule="auto"/>
+        <w:jc w:val="center"/>
+        <w:rPr>
+          <w:rFonts w:ascii="TH Sarabun New" w:hAnsi="TH Sarabun New" w:cs="TH Sarabun New"/>
+          <w:color w:val="000000" w:themeColor="text1"/>
+          <w:sz w:val="32"/>
+          <w:szCs w:val="32"/>
+        </w:rPr>
+      </w:pPr>
+    </w:p>
+    <w:p>
+      <w:pPr>
+        <w:spacing w:after="0" w:line="240" w:lineRule="auto"/>
+        <w:jc w:val="center"/>
+        <w:rPr>
+          <w:rFonts w:ascii="TH Sarabun New" w:hAnsi="TH Sarabun New" w:cs="TH Sarabun New"/>
+          <w:color w:val="000000" w:themeColor="text1"/>
+          <w:sz w:val="32"/>
+          <w:szCs w:val="32"/>
+        </w:rPr>
+      </w:pPr>
+      <w:r>
+        <w:rPr>
+          <w:rFonts w:ascii="TH Sarabun New" w:hAnsi="TH Sarabun New" w:cs="TH Sarabun New"/>
+          <w:color w:val="000000" w:themeColor="text1"/>
+          <w:sz w:val="32"/>
+          <w:szCs w:val="32"/>
+          <w:cs/>
+        </w:rPr>
+        <w:t>ลงชื่อ.............................................</w:t>
+      </w:r>
+    </w:p>
+    <w:p>
+      <w:pPr>
+        <w:spacing w:after="0" w:line="240" w:lineRule="auto"/>
+        <w:jc w:val="center"/>
+        <w:rPr>
+          <w:rFonts w:ascii="TH Sarabun New" w:hAnsi="TH Sarabun New" w:cs="TH Sarabun New"/>
+          <w:color w:val="000000" w:themeColor="text1"/>
+          <w:sz w:val="32"/>
+          <w:szCs w:val="32"/>
+        </w:rPr>
+      </w:pPr>
+      <w:r>
+        <w:rPr>
+          <w:rFonts w:ascii="TH Sarabun New" w:hAnsi="TH Sarabun New" w:cs="TH Sarabun New"/>
+          <w:color w:val="000000" w:themeColor="text1"/>
+          <w:sz w:val="32"/>
+          <w:szCs w:val="32"/>
+          <w:cs/>
+        </w:rPr>
+        <w:t>(</w:t>
+      </w:r>
+      <w:r>
+        <w:rPr>
+          <w:rFonts w:ascii="TH Sarabun New" w:hAnsi="TH Sarabun New" w:cs="TH Sarabun New"/>
+          <w:color w:val="000000" w:themeColor="text1"/>
+          <w:sz w:val="32"/>
+          <w:szCs w:val="32"/>
+        </w:rPr>
+        <w:t>{{corres_name}}</w:t>
+      </w:r>
+      <w:r>
+        <w:rPr>
+          <w:rFonts w:ascii="TH Sarabun New" w:hAnsi="TH Sarabun New" w:cs="TH Sarabun New"/>
+          <w:color w:val="000000" w:themeColor="text1"/>
+          <w:sz w:val="32"/>
+          <w:szCs w:val="32"/>
+          <w:cs/>
+        </w:rPr>
         <w:t>)</w:t>
       </w:r>
     </w:p>
@@ -4204,7 +3630,7 @@
         <w:spacing w:after="0" w:line="240" w:lineRule="auto"/>
         <w:jc w:val="center"/>
         <w:rPr>
-          <w:rFonts w:ascii="TH SarabunIT๙" w:hAnsi="TH SarabunIT๙" w:cs="TH SarabunIT๙"/>
+          <w:rFonts w:ascii="TH Sarabun New" w:hAnsi="TH Sarabun New" w:cs="TH Sarabun New"/>
           <w:color w:val="000000" w:themeColor="text1"/>
           <w:sz w:val="32"/>
           <w:szCs w:val="32"/>
@@ -4212,32 +3638,52 @@
       </w:pPr>
       <w:r>
         <w:rPr>
-          <w:rFonts w:ascii="TH SarabunIT๙" w:hAnsi="TH SarabunIT๙" w:cs="TH SarabunIT๙"/>
+          <w:rFonts w:ascii="TH Sarabun New" w:hAnsi="TH Sarabun New" w:cs="TH Sarabun New"/>
           <w:color w:val="000000" w:themeColor="text1"/>
           <w:sz w:val="32"/>
           <w:szCs w:val="32"/>
           <w:cs/>
         </w:rPr>
-        <w:t>ผู้ประพันธ์อันดับแรก</w:t>
-      </w:r>
-      <w:r>
-        <w:rPr>
-          <w:rFonts w:ascii="TH SarabunIT๙" w:hAnsi="TH SarabunIT๙" w:cs="TH SarabunIT๙"/>
+        <w:t>ผู้ประพันธ์บรรณกิจ</w:t>
+      </w:r>
+      <w:r>
+        <w:rPr>
+          <w:rFonts w:ascii="TH Sarabun New" w:hAnsi="TH Sarabun New" w:cs="TH Sarabun New"/>
           <w:color w:val="000000" w:themeColor="text1"/>
           <w:sz w:val="32"/>
           <w:szCs w:val="32"/>
           <w:cs/>
         </w:rPr>
-        <w:t xml:space="preserve"> (</w:t>
-      </w:r>
-      <w:r>
-        <w:rPr>
-          <w:rFonts w:ascii="TH SarabunIT๙" w:hAnsi="TH SarabunIT๙" w:cs="TH SarabunIT๙"/>
+        <w:t xml:space="preserve"> </w:t>
+      </w:r>
+      <w:r>
+        <w:rPr>
+          <w:rFonts w:ascii="TH Sarabun New" w:hAnsi="TH Sarabun New" w:cs="TH Sarabun New"/>
           <w:color w:val="000000" w:themeColor="text1"/>
           <w:sz w:val="32"/>
           <w:szCs w:val="32"/>
-        </w:rPr>
-        <w:t>First author)</w:t>
+          <w:cs/>
+        </w:rPr>
+        <w:t>(</w:t>
+      </w:r>
+      <w:r>
+        <w:rPr>
+          <w:rFonts w:ascii="TH Sarabun New" w:hAnsi="TH Sarabun New" w:cs="TH Sarabun New"/>
+          <w:color w:val="000000" w:themeColor="text1"/>
+          <w:sz w:val="32"/>
+          <w:szCs w:val="32"/>
+        </w:rPr>
+        <w:t>Corresponding author)</w:t>
+      </w:r>
+      <w:r>
+        <w:rPr>
+          <w:rFonts w:ascii="TH Sarabun New" w:hAnsi="TH Sarabun New" w:cs="TH Sarabun New"/>
+          <w:color w:val="000000" w:themeColor="text1"/>
+          <w:sz w:val="32"/>
+          <w:szCs w:val="32"/>
+          <w:cs/>
+        </w:rPr>
+        <w:t xml:space="preserve"> </w:t>
       </w:r>
     </w:p>
     <w:p>
@@ -4245,178 +3691,12 @@
         <w:spacing w:after="0" w:line="240" w:lineRule="auto"/>
         <w:jc w:val="center"/>
         <w:rPr>
-          <w:rFonts w:ascii="TH SarabunIT๙" w:hAnsi="TH SarabunIT๙" w:cs="TH SarabunIT๙"/>
+          <w:rFonts w:ascii="TH Sarabun New" w:hAnsi="TH Sarabun New" w:cs="TH Sarabun New"/>
           <w:color w:val="000000" w:themeColor="text1"/>
           <w:sz w:val="32"/>
           <w:szCs w:val="32"/>
         </w:rPr>
       </w:pPr>
-    </w:p>
-    <w:p>
-      <w:pPr>
-        <w:spacing w:after="0" w:line="240" w:lineRule="auto"/>
-        <w:jc w:val="center"/>
-        <w:rPr>
-          <w:rFonts w:ascii="TH SarabunIT๙" w:hAnsi="TH SarabunIT๙" w:cs="TH SarabunIT๙"/>
-          <w:color w:val="000000" w:themeColor="text1"/>
-          <w:sz w:val="32"/>
-          <w:szCs w:val="32"/>
-        </w:rPr>
-      </w:pPr>
-      <w:r>
-        <w:rPr>
-          <w:rFonts w:ascii="TH SarabunIT๙" w:hAnsi="TH SarabunIT๙" w:cs="TH SarabunIT๙"/>
-          <w:color w:val="000000" w:themeColor="text1"/>
-          <w:sz w:val="32"/>
-          <w:szCs w:val="32"/>
-          <w:cs/>
-        </w:rPr>
-        <w:t>ลงชื่อ.............................................</w:t>
-      </w:r>
-    </w:p>
-    <w:p>
-      <w:pPr>
-        <w:spacing w:after="0" w:line="240" w:lineRule="auto"/>
-        <w:jc w:val="center"/>
-        <w:rPr>
-          <w:rFonts w:ascii="TH SarabunIT๙" w:hAnsi="TH SarabunIT๙" w:cs="TH SarabunIT๙"/>
-          <w:color w:val="000000" w:themeColor="text1"/>
-          <w:sz w:val="32"/>
-          <w:szCs w:val="32"/>
-        </w:rPr>
-      </w:pPr>
-      <w:r>
-        <w:rPr>
-          <w:rFonts w:ascii="TH SarabunIT๙" w:hAnsi="TH SarabunIT๙" w:cs="TH SarabunIT๙"/>
-          <w:color w:val="000000" w:themeColor="text1"/>
-          <w:sz w:val="32"/>
-          <w:szCs w:val="32"/>
-          <w:cs/>
-        </w:rPr>
-        <w:t>(</w:t>
-      </w:r>
-      <w:r>
-        <w:rPr>
-          <w:rFonts w:ascii="TH SarabunIT๙" w:hAnsi="TH SarabunIT๙" w:cs="TH SarabunIT๙"/>
-          <w:color w:val="000000" w:themeColor="text1"/>
-          <w:sz w:val="32"/>
-          <w:szCs w:val="32"/>
-        </w:rPr>
-        <w:t>{{</w:t>
-      </w:r>
-      <w:proofErr w:type="spellStart"/>
-      <w:r>
-        <w:rPr>
-          <w:rFonts w:ascii="TH SarabunIT๙" w:hAnsi="TH SarabunIT๙" w:cs="TH SarabunIT๙"/>
-          <w:color w:val="000000" w:themeColor="text1"/>
-          <w:sz w:val="32"/>
-          <w:szCs w:val="32"/>
-        </w:rPr>
-        <w:t>corres_name</w:t>
-      </w:r>
-      <w:proofErr w:type="spellEnd"/>
-      <w:r>
-        <w:rPr>
-          <w:rFonts w:ascii="TH SarabunIT๙" w:hAnsi="TH SarabunIT๙" w:cs="TH SarabunIT๙"/>
-          <w:color w:val="000000" w:themeColor="text1"/>
-          <w:sz w:val="32"/>
-          <w:szCs w:val="32"/>
-        </w:rPr>
-        <w:t>}}</w:t>
-      </w:r>
-      <w:r>
-        <w:rPr>
-          <w:rFonts w:ascii="TH SarabunIT๙" w:hAnsi="TH SarabunIT๙" w:cs="TH SarabunIT๙"/>
-          <w:color w:val="000000" w:themeColor="text1"/>
-          <w:sz w:val="32"/>
-          <w:szCs w:val="32"/>
-          <w:cs/>
-        </w:rPr>
-        <w:t>)</w:t>
-      </w:r>
-    </w:p>
-    <w:p>
-      <w:pPr>
-        <w:spacing w:after="0" w:line="240" w:lineRule="auto"/>
-        <w:jc w:val="center"/>
-        <w:rPr>
-          <w:rFonts w:ascii="TH SarabunIT๙" w:hAnsi="TH SarabunIT๙" w:cs="TH SarabunIT๙"/>
-          <w:color w:val="000000" w:themeColor="text1"/>
-          <w:sz w:val="32"/>
-          <w:szCs w:val="32"/>
-        </w:rPr>
-      </w:pPr>
-      <w:r>
-        <w:rPr>
-          <w:rFonts w:ascii="TH SarabunIT๙" w:hAnsi="TH SarabunIT๙" w:cs="TH SarabunIT๙"/>
-          <w:color w:val="000000" w:themeColor="text1"/>
-          <w:sz w:val="32"/>
-          <w:szCs w:val="32"/>
-          <w:cs/>
-        </w:rPr>
-        <w:t>ผู้ประพันธ์บรรณกิจ</w:t>
-      </w:r>
-      <w:r>
-        <w:rPr>
-          <w:rFonts w:ascii="TH SarabunIT๙" w:hAnsi="TH SarabunIT๙" w:cs="TH SarabunIT๙" w:hint="cs"/>
-          <w:color w:val="000000" w:themeColor="text1"/>
-          <w:sz w:val="32"/>
-          <w:szCs w:val="32"/>
-          <w:cs/>
-        </w:rPr>
-        <w:t xml:space="preserve"> </w:t>
-      </w:r>
-      <w:r>
-        <w:rPr>
-          <w:rFonts w:ascii="TH SarabunIT๙" w:hAnsi="TH SarabunIT๙" w:cs="TH SarabunIT๙"/>
-          <w:color w:val="000000" w:themeColor="text1"/>
-          <w:sz w:val="32"/>
-          <w:szCs w:val="32"/>
-          <w:cs/>
-        </w:rPr>
-        <w:t>(</w:t>
-      </w:r>
-      <w:r>
-        <w:rPr>
-          <w:rFonts w:ascii="TH SarabunIT๙" w:hAnsi="TH SarabunIT๙" w:cs="TH SarabunIT๙"/>
-          <w:color w:val="000000" w:themeColor="text1"/>
-          <w:sz w:val="32"/>
-          <w:szCs w:val="32"/>
-        </w:rPr>
-        <w:t>Corresponding author)</w:t>
-      </w:r>
-      <w:r>
-        <w:rPr>
-          <w:rFonts w:ascii="TH SarabunIT๙" w:hAnsi="TH SarabunIT๙" w:cs="TH SarabunIT๙" w:hint="cs"/>
-          <w:color w:val="000000" w:themeColor="text1"/>
-          <w:sz w:val="32"/>
-          <w:szCs w:val="32"/>
-          <w:cs/>
-        </w:rPr>
-        <w:t xml:space="preserve"> </w:t>
-      </w:r>
-    </w:p>
-    <w:p>
-      <w:pPr>
-        <w:spacing w:after="0" w:line="240" w:lineRule="auto"/>
-        <w:jc w:val="center"/>
-        <w:rPr>
-          <w:rFonts w:ascii="TH SarabunIT๙" w:hAnsi="TH SarabunIT๙" w:cs="TH SarabunIT๙"/>
-          <w:color w:val="000000" w:themeColor="text1"/>
-          <w:sz w:val="32"/>
-          <w:szCs w:val="32"/>
-        </w:rPr>
-      </w:pPr>
-      <w:r>
-        <w:rPr>
-          <w:rFonts w:ascii="TH SarabunIT๙" w:hAnsi="TH SarabunIT๙" w:cs="TH SarabunIT๙" w:hint="cs"/>
-          <w:color w:val="000000" w:themeColor="text1"/>
-          <w:sz w:val="32"/>
-          <w:szCs w:val="32"/>
-          <w:cs/>
-        </w:rPr>
-        <w:t>***ทำให้เพิ่มจำนวนคนร่วมได้หลายคน</w:t>
-      </w:r>
     </w:p>
     <w:sectPr>
       <w:pgSz w:w="12240" w:h="15840"/>
@@ -5347,7 +4627,6 @@
   <w:style w:type="character" w:default="1" w:styleId="DefaultParagraphFont">
     <w:name w:val="Default Paragraph Font"/>
     <w:uiPriority w:val="1"/>
-    <w:semiHidden/>
     <w:unhideWhenUsed/>
   </w:style>
   <w:style w:type="table" w:default="1" w:styleId="TableNormal">

--- a/HRCP-KKU-Academic/src/main/resources/templates/docx/Phase2/p2doc_9.docx
+++ b/HRCP-KKU-Academic/src/main/resources/templates/docx/Phase2/p2doc_9.docx
@@ -260,6 +260,14 @@
           <w:rFonts w:ascii="TH Sarabun New" w:hAnsi="TH Sarabun New" w:cs="TH Sarabun New"/>
           <w:sz w:val="32"/>
           <w:szCs w:val="32"/>
+        </w:rPr>
+        <w:tab/>
+      </w:r>
+      <w:r>
+        <w:rPr>
+          <w:rFonts w:ascii="TH Sarabun New" w:hAnsi="TH Sarabun New" w:cs="TH Sarabun New"/>
+          <w:sz w:val="32"/>
+          <w:szCs w:val="32"/>
           <w:cs/>
         </w:rPr>
         <w:t>ผู้ประพันธ์อันดับแรก</w:t>
@@ -685,6 +693,15 @@
           <w:szCs w:val="32"/>
           <w:cs/>
         </w:rPr>
+        <w:t>ผลงานวิชาการเพื่ออุตสาหกรรม</w:t>
+      </w:r>
+      <w:r>
+        <w:rPr>
+          <w:rFonts w:ascii="TH Sarabun New" w:hAnsi="TH Sarabun New" w:cs="TH Sarabun New"/>
+          <w:sz w:val="32"/>
+          <w:szCs w:val="32"/>
+          <w:cs/>
+        </w:rPr>
         <w:tab/>
       </w:r>
       <w:r>
@@ -694,15 +711,6 @@
           <w:szCs w:val="32"/>
           <w:cs/>
         </w:rPr>
-        <w:t>ผลงานวิชาการเพื่ออุตสาหกรรม</w:t>
-      </w:r>
-      <w:r>
-        <w:rPr>
-          <w:rFonts w:ascii="TH Sarabun New" w:hAnsi="TH Sarabun New" w:cs="TH Sarabun New"/>
-          <w:sz w:val="32"/>
-          <w:szCs w:val="32"/>
-          <w:cs/>
-        </w:rPr>
         <w:tab/>
       </w:r>
       <w:r>
@@ -732,6 +740,86 @@
         </w:rPr>
         <w:tab/>
       </w:r>
+    </w:p>
+    <w:p>
+      <w:pPr>
+        <w:spacing w:after="0" w:line="276" w:lineRule="auto"/>
+        <w:rPr>
+          <w:rFonts w:ascii="TH Sarabun New" w:hAnsi="TH Sarabun New" w:cs="TH Sarabun New"/>
+          <w:sz w:val="32"/>
+          <w:szCs w:val="32"/>
+        </w:rPr>
+      </w:pPr>
+      <w:r>
+        <w:rPr>
+          <w:rFonts w:ascii="TH Sarabun New" w:hAnsi="TH Sarabun New" w:cs="TH Sarabun New"/>
+          <w:sz w:val="32"/>
+          <w:szCs w:val="32"/>
+        </w:rPr>
+        <w:t>{{chkgroup2_2}}</w:t>
+      </w:r>
+      <w:r>
+        <w:rPr>
+          <w:rFonts w:ascii="TH Sarabun New" w:hAnsi="TH Sarabun New" w:cs="TH Sarabun New"/>
+          <w:sz w:val="32"/>
+          <w:szCs w:val="32"/>
+          <w:cs/>
+        </w:rPr>
+        <w:t>กรณีศึกษา</w:t>
+      </w:r>
+      <w:r>
+        <w:rPr>
+          <w:rFonts w:ascii="TH Sarabun New" w:hAnsi="TH Sarabun New" w:cs="TH Sarabun New"/>
+          <w:sz w:val="32"/>
+          <w:szCs w:val="32"/>
+          <w:cs/>
+        </w:rPr>
+        <w:t xml:space="preserve"> </w:t>
+      </w:r>
+      <w:r>
+        <w:rPr>
+          <w:rFonts w:ascii="TH Sarabun New" w:hAnsi="TH Sarabun New" w:cs="TH Sarabun New"/>
+          <w:sz w:val="32"/>
+          <w:szCs w:val="32"/>
+          <w:cs/>
+        </w:rPr>
+        <w:t>(</w:t>
+      </w:r>
+      <w:r>
+        <w:rPr>
+          <w:rFonts w:ascii="TH Sarabun New" w:hAnsi="TH Sarabun New" w:cs="TH Sarabun New"/>
+          <w:sz w:val="32"/>
+          <w:szCs w:val="32"/>
+        </w:rPr>
+        <w:t>Case Study)</w:t>
+      </w:r>
+    </w:p>
+    <w:p>
+      <w:pPr>
+        <w:spacing w:after="0" w:line="276" w:lineRule="auto"/>
+        <w:rPr>
+          <w:rFonts w:ascii="TH Sarabun New" w:hAnsi="TH Sarabun New" w:cs="TH Sarabun New"/>
+          <w:sz w:val="32"/>
+          <w:szCs w:val="32"/>
+        </w:rPr>
+      </w:pPr>
+      <w:r>
+        <w:rPr>
+          <w:rFonts w:ascii="TH Sarabun New" w:hAnsi="TH Sarabun New" w:cs="TH Sarabun New"/>
+          <w:sz w:val="32"/>
+          <w:szCs w:val="32"/>
+        </w:rPr>
+        <w:t>{{chkgroup2_3}}</w:t>
+      </w:r>
+      <w:r>
+        <w:rPr>
+          <w:rFonts w:ascii="TH Sarabun New" w:hAnsi="TH Sarabun New" w:cs="TH Sarabun New"/>
+          <w:sz w:val="32"/>
+          <w:szCs w:val="32"/>
+          <w:cs/>
+        </w:rPr>
+        <w:t>ผลงานวิชาการเพื่อพัฒนาการเรียนการสอนและการเรียนรู้</w:t>
+      </w:r>
       <w:r>
         <w:rPr>
           <w:rFonts w:ascii="TH Sarabun New" w:hAnsi="TH Sarabun New" w:cs="TH Sarabun New"/>
@@ -746,53 +834,10 @@
           <w:rFonts w:ascii="TH Sarabun New" w:hAnsi="TH Sarabun New" w:cs="TH Sarabun New"/>
           <w:sz w:val="32"/>
           <w:szCs w:val="32"/>
-        </w:rPr>
-        <w:t>{{chkgroup2_2}}</w:t>
-      </w:r>
-      <w:r>
-        <w:rPr>
-          <w:rFonts w:ascii="TH Sarabun New" w:hAnsi="TH Sarabun New" w:cs="TH Sarabun New"/>
-          <w:sz w:val="32"/>
-          <w:szCs w:val="32"/>
           <w:cs/>
         </w:rPr>
         <w:tab/>
       </w:r>
-      <w:r>
-        <w:rPr>
-          <w:rFonts w:ascii="TH Sarabun New" w:hAnsi="TH Sarabun New" w:cs="TH Sarabun New"/>
-          <w:sz w:val="32"/>
-          <w:szCs w:val="32"/>
-          <w:cs/>
-        </w:rPr>
-        <w:t>กรณีศึกษา</w:t>
-      </w:r>
-      <w:r>
-        <w:rPr>
-          <w:rFonts w:ascii="TH Sarabun New" w:hAnsi="TH Sarabun New" w:cs="TH Sarabun New"/>
-          <w:sz w:val="32"/>
-          <w:szCs w:val="32"/>
-          <w:cs/>
-        </w:rPr>
-        <w:t xml:space="preserve"> </w:t>
-      </w:r>
-      <w:r>
-        <w:rPr>
-          <w:rFonts w:ascii="TH Sarabun New" w:hAnsi="TH Sarabun New" w:cs="TH Sarabun New"/>
-          <w:sz w:val="32"/>
-          <w:szCs w:val="32"/>
-          <w:cs/>
-        </w:rPr>
-        <w:t>(</w:t>
-      </w:r>
-      <w:r>
-        <w:rPr>
-          <w:rFonts w:ascii="TH Sarabun New" w:hAnsi="TH Sarabun New" w:cs="TH Sarabun New"/>
-          <w:sz w:val="32"/>
-          <w:szCs w:val="32"/>
-        </w:rPr>
-        <w:t>Case Study)</w:t>
-      </w:r>
     </w:p>
     <w:p>
       <w:pPr>
@@ -809,13 +854,50 @@
           <w:sz w:val="32"/>
           <w:szCs w:val="32"/>
         </w:rPr>
-        <w:t>{{chkgroup2_3}}</w:t>
-      </w:r>
-      <w:r>
-        <w:rPr>
-          <w:rFonts w:ascii="TH Sarabun New" w:hAnsi="TH Sarabun New" w:cs="TH Sarabun New"/>
-          <w:sz w:val="32"/>
-          <w:szCs w:val="32"/>
+        <w:t>{{chkgroup2_4}}</w:t>
+      </w:r>
+      <w:r>
+        <w:rPr>
+          <w:rFonts w:ascii="TH Sarabun New" w:hAnsi="TH Sarabun New" w:cs="TH Sarabun New"/>
+          <w:sz w:val="32"/>
+          <w:szCs w:val="32"/>
+          <w:cs/>
+        </w:rPr>
+        <w:t>งานแปล</w:t>
+      </w:r>
+    </w:p>
+    <w:p>
+      <w:pPr>
+        <w:spacing w:after="0" w:line="276" w:lineRule="auto"/>
+        <w:rPr>
+          <w:rFonts w:ascii="TH Sarabun New" w:hAnsi="TH Sarabun New" w:cs="TH Sarabun New"/>
+          <w:sz w:val="32"/>
+          <w:szCs w:val="32"/>
+        </w:rPr>
+      </w:pPr>
+      <w:r>
+        <w:rPr>
+          <w:rFonts w:ascii="TH Sarabun New" w:hAnsi="TH Sarabun New" w:cs="TH Sarabun New"/>
+          <w:sz w:val="32"/>
+          <w:szCs w:val="32"/>
+        </w:rPr>
+        <w:t>{{chkgroup2_5}}</w:t>
+      </w:r>
+      <w:r>
+        <w:rPr>
+          <w:rFonts w:ascii="TH Sarabun New" w:hAnsi="TH Sarabun New" w:cs="TH Sarabun New"/>
+          <w:sz w:val="32"/>
+          <w:szCs w:val="32"/>
+          <w:cs/>
+        </w:rPr>
+        <w:t>ผลงานวิชาการเพื่อพัฒนานโยบายสาธารณะ</w:t>
+      </w:r>
+      <w:r>
+        <w:rPr>
+          <w:rFonts w:ascii="TH Sarabun New" w:hAnsi="TH Sarabun New" w:cs="TH Sarabun New"/>
+          <w:sz w:val="32"/>
+          <w:szCs w:val="32"/>
+          <w:cs/>
         </w:rPr>
         <w:tab/>
       </w:r>
@@ -826,52 +908,8 @@
           <w:szCs w:val="32"/>
           <w:cs/>
         </w:rPr>
-        <w:t>ผลงานวิชาการเพื่อพัฒนาการเรียนการสอนและการเรียนรู้</w:t>
-      </w:r>
-      <w:r>
-        <w:rPr>
-          <w:rFonts w:ascii="TH Sarabun New" w:hAnsi="TH Sarabun New" w:cs="TH Sarabun New"/>
-          <w:sz w:val="32"/>
-          <w:szCs w:val="32"/>
-          <w:cs/>
-        </w:rPr>
         <w:tab/>
       </w:r>
-      <w:r>
-        <w:rPr>
-          <w:rFonts w:ascii="TH Sarabun New" w:hAnsi="TH Sarabun New" w:cs="TH Sarabun New"/>
-          <w:sz w:val="32"/>
-          <w:szCs w:val="32"/>
-          <w:cs/>
-        </w:rPr>
-        <w:tab/>
-      </w:r>
-      <w:r>
-        <w:rPr>
-          <w:rFonts w:ascii="TH Sarabun New" w:hAnsi="TH Sarabun New" w:cs="TH Sarabun New"/>
-          <w:sz w:val="32"/>
-          <w:szCs w:val="32"/>
-        </w:rPr>
-        <w:t>{{chkgroup2_4}}</w:t>
-      </w:r>
-      <w:r>
-        <w:rPr>
-          <w:rFonts w:ascii="TH Sarabun New" w:hAnsi="TH Sarabun New" w:cs="TH Sarabun New"/>
-          <w:sz w:val="32"/>
-          <w:szCs w:val="32"/>
-          <w:cs/>
-        </w:rPr>
-        <w:tab/>
-      </w:r>
-      <w:r>
-        <w:rPr>
-          <w:rFonts w:ascii="TH Sarabun New" w:hAnsi="TH Sarabun New" w:cs="TH Sarabun New"/>
-          <w:sz w:val="32"/>
-          <w:szCs w:val="32"/>
-          <w:cs/>
-        </w:rPr>
-        <w:t>งานแปล</w:t>
-      </w:r>
     </w:p>
     <w:p>
       <w:pPr>
@@ -888,69 +926,7 @@
           <w:sz w:val="32"/>
           <w:szCs w:val="32"/>
         </w:rPr>
-        <w:t>{{chkgroup2_5}}</w:t>
-      </w:r>
-      <w:r>
-        <w:rPr>
-          <w:rFonts w:ascii="TH Sarabun New" w:hAnsi="TH Sarabun New" w:cs="TH Sarabun New"/>
-          <w:sz w:val="32"/>
-          <w:szCs w:val="32"/>
-          <w:cs/>
-        </w:rPr>
-        <w:tab/>
-      </w:r>
-      <w:r>
-        <w:rPr>
-          <w:rFonts w:ascii="TH Sarabun New" w:hAnsi="TH Sarabun New" w:cs="TH Sarabun New"/>
-          <w:sz w:val="32"/>
-          <w:szCs w:val="32"/>
-          <w:cs/>
-        </w:rPr>
-        <w:t>ผลงานวิชาการเพื่อพัฒนานโยบายสาธารณะ</w:t>
-      </w:r>
-      <w:r>
-        <w:rPr>
-          <w:rFonts w:ascii="TH Sarabun New" w:hAnsi="TH Sarabun New" w:cs="TH Sarabun New"/>
-          <w:sz w:val="32"/>
-          <w:szCs w:val="32"/>
-          <w:cs/>
-        </w:rPr>
-        <w:tab/>
-      </w:r>
-      <w:r>
-        <w:rPr>
-          <w:rFonts w:ascii="TH Sarabun New" w:hAnsi="TH Sarabun New" w:cs="TH Sarabun New"/>
-          <w:sz w:val="32"/>
-          <w:szCs w:val="32"/>
-          <w:cs/>
-        </w:rPr>
-        <w:tab/>
-      </w:r>
-      <w:r>
-        <w:rPr>
-          <w:rFonts w:ascii="TH Sarabun New" w:hAnsi="TH Sarabun New" w:cs="TH Sarabun New"/>
-          <w:sz w:val="32"/>
-          <w:szCs w:val="32"/>
-          <w:cs/>
-        </w:rPr>
-        <w:tab/>
-      </w:r>
-      <w:r>
-        <w:rPr>
-          <w:rFonts w:ascii="TH Sarabun New" w:hAnsi="TH Sarabun New" w:cs="TH Sarabun New"/>
-          <w:sz w:val="32"/>
-          <w:szCs w:val="32"/>
-        </w:rPr>
         <w:t>{{chkgroup2_6}}</w:t>
-      </w:r>
-      <w:r>
-        <w:rPr>
-          <w:rFonts w:ascii="TH Sarabun New" w:hAnsi="TH Sarabun New" w:cs="TH Sarabun New"/>
-          <w:sz w:val="32"/>
-          <w:szCs w:val="32"/>
-          <w:cs/>
-        </w:rPr>
-        <w:tab/>
       </w:r>
       <w:r>
         <w:rPr>
@@ -995,16 +971,114 @@
           <w:szCs w:val="32"/>
           <w:cs/>
         </w:rPr>
+        <w:t>ผลงานสร้างสรรค์ด้านวิทยาศาสตร์และเทคโนโลยี</w:t>
+      </w:r>
+      <w:r>
+        <w:rPr>
+          <w:rFonts w:ascii="TH Sarabun New" w:hAnsi="TH Sarabun New" w:cs="TH Sarabun New"/>
+          <w:sz w:val="32"/>
+          <w:szCs w:val="32"/>
+          <w:cs/>
+        </w:rPr>
         <w:tab/>
       </w:r>
-      <w:r>
-        <w:rPr>
-          <w:rFonts w:ascii="TH Sarabun New" w:hAnsi="TH Sarabun New" w:cs="TH Sarabun New"/>
-          <w:sz w:val="32"/>
-          <w:szCs w:val="32"/>
-          <w:cs/>
-        </w:rPr>
-        <w:t>ผลงานสร้างสรรค์ด้านวิทยาศาสตร์และเทคโนโลยี</w:t>
+    </w:p>
+    <w:p>
+      <w:pPr>
+        <w:tabs>
+          <w:tab w:val="left" w:pos="720"/>
+          <w:tab w:val="left" w:pos="1440"/>
+          <w:tab w:val="left" w:pos="2160"/>
+          <w:tab w:val="left" w:pos="2880"/>
+          <w:tab w:val="left" w:pos="3600"/>
+          <w:tab w:val="left" w:pos="4320"/>
+          <w:tab w:val="left" w:pos="6150"/>
+        </w:tabs>
+        <w:spacing w:after="0" w:line="276" w:lineRule="auto"/>
+        <w:rPr>
+          <w:rFonts w:ascii="TH Sarabun New" w:hAnsi="TH Sarabun New" w:cs="TH Sarabun New"/>
+          <w:sz w:val="32"/>
+          <w:szCs w:val="32"/>
+        </w:rPr>
+      </w:pPr>
+      <w:r>
+        <w:rPr>
+          <w:rFonts w:ascii="TH Sarabun New" w:hAnsi="TH Sarabun New" w:cs="TH Sarabun New"/>
+          <w:sz w:val="32"/>
+          <w:szCs w:val="32"/>
+        </w:rPr>
+        <w:t>{{chkgroup2_8}}</w:t>
+      </w:r>
+      <w:r>
+        <w:rPr>
+          <w:rFonts w:ascii="TH Sarabun New" w:hAnsi="TH Sarabun New" w:cs="TH Sarabun New"/>
+          <w:sz w:val="32"/>
+          <w:szCs w:val="32"/>
+          <w:cs/>
+        </w:rPr>
+        <w:t>ซอฟต์แวร์</w:t>
+      </w:r>
+    </w:p>
+    <w:p>
+      <w:pPr>
+        <w:spacing w:after="0" w:line="276" w:lineRule="auto"/>
+        <w:rPr>
+          <w:rFonts w:ascii="TH Sarabun New" w:hAnsi="TH Sarabun New" w:cs="TH Sarabun New"/>
+          <w:sz w:val="32"/>
+          <w:szCs w:val="32"/>
+        </w:rPr>
+      </w:pPr>
+      <w:r>
+        <w:rPr>
+          <w:rFonts w:ascii="TH Sarabun New" w:hAnsi="TH Sarabun New" w:cs="TH Sarabun New"/>
+          <w:sz w:val="32"/>
+          <w:szCs w:val="32"/>
+        </w:rPr>
+        <w:t>{{chkgroup2_9}</w:t>
+      </w:r>
+      <w:r>
+        <w:rPr>
+          <w:rFonts w:ascii="TH Sarabun New" w:hAnsi="TH Sarabun New" w:cs="TH Sarabun New"/>
+          <w:sz w:val="32"/>
+          <w:szCs w:val="32"/>
+        </w:rPr>
+        <w:t>}</w:t>
+      </w:r>
+      <w:r>
+        <w:rPr>
+          <w:rFonts w:ascii="TH Sarabun New" w:hAnsi="TH Sarabun New" w:cs="TH Sarabun New"/>
+          <w:sz w:val="32"/>
+          <w:szCs w:val="32"/>
+          <w:cs/>
+        </w:rPr>
+        <w:t>พจนานุกรม สารานุกรม นามานุกรม และงานวิชาการในลักษณะเดียวกัน</w:t>
+      </w:r>
+    </w:p>
+    <w:p>
+      <w:pPr>
+        <w:spacing w:after="0" w:line="276" w:lineRule="auto"/>
+        <w:rPr>
+          <w:rFonts w:ascii="TH Sarabun New" w:hAnsi="TH Sarabun New" w:cs="TH Sarabun New"/>
+          <w:sz w:val="32"/>
+          <w:szCs w:val="32"/>
+        </w:rPr>
+      </w:pPr>
+      <w:r>
+        <w:rPr>
+          <w:rFonts w:ascii="TH Sarabun New" w:hAnsi="TH Sarabun New" w:cs="TH Sarabun New"/>
+          <w:sz w:val="32"/>
+          <w:szCs w:val="32"/>
+        </w:rPr>
+        <w:t>{{chkgroup2_10}}</w:t>
+      </w:r>
+      <w:r>
+        <w:rPr>
+          <w:rFonts w:ascii="TH Sarabun New" w:hAnsi="TH Sarabun New" w:cs="TH Sarabun New"/>
+          <w:sz w:val="32"/>
+          <w:szCs w:val="32"/>
+          <w:cs/>
+        </w:rPr>
+        <w:t>ผลงานสร้างสรรค์ด้านสุนทรียะ ศิลปะ</w:t>
       </w:r>
       <w:r>
         <w:rPr>
@@ -1029,14 +1103,6 @@
           <w:rFonts w:ascii="TH Sarabun New" w:hAnsi="TH Sarabun New" w:cs="TH Sarabun New"/>
           <w:sz w:val="32"/>
           <w:szCs w:val="32"/>
-        </w:rPr>
-        <w:t>{{chkgroup2_8}}</w:t>
-      </w:r>
-      <w:r>
-        <w:rPr>
-          <w:rFonts w:ascii="TH Sarabun New" w:hAnsi="TH Sarabun New" w:cs="TH Sarabun New"/>
-          <w:sz w:val="32"/>
-          <w:szCs w:val="32"/>
           <w:cs/>
         </w:rPr>
         <w:tab/>
@@ -1048,7 +1114,7 @@
           <w:szCs w:val="32"/>
           <w:cs/>
         </w:rPr>
-        <w:t>ซอฟต์แวร์</w:t>
+        <w:tab/>
       </w:r>
     </w:p>
     <w:p>
@@ -1066,25 +1132,16 @@
           <w:sz w:val="32"/>
           <w:szCs w:val="32"/>
         </w:rPr>
-        <w:t>{{chkgroup2_9}}</w:t>
-      </w:r>
-      <w:r>
-        <w:rPr>
-          <w:rFonts w:ascii="TH Sarabun New" w:hAnsi="TH Sarabun New" w:cs="TH Sarabun New"/>
-          <w:sz w:val="32"/>
-          <w:szCs w:val="32"/>
-          <w:cs/>
-        </w:rPr>
-        <w:tab/>
-      </w:r>
-      <w:r>
-        <w:rPr>
-          <w:rFonts w:ascii="TH Sarabun New" w:hAnsi="TH Sarabun New" w:cs="TH Sarabun New"/>
-          <w:sz w:val="32"/>
-          <w:szCs w:val="32"/>
-          <w:cs/>
-        </w:rPr>
-        <w:t>พจนานุกรม สารานุกรม นามานุกรม และงานวิชาการในลักษณะเดียวกัน</w:t>
+        <w:t>{{chkgroup2_11}}</w:t>
+      </w:r>
+      <w:r>
+        <w:rPr>
+          <w:rFonts w:ascii="TH Sarabun New" w:hAnsi="TH Sarabun New" w:cs="TH Sarabun New"/>
+          <w:sz w:val="32"/>
+          <w:szCs w:val="32"/>
+          <w:cs/>
+        </w:rPr>
+        <w:t>ผลงานนวัตกรรม</w:t>
       </w:r>
     </w:p>
     <w:p>
@@ -1102,87 +1159,16 @@
           <w:sz w:val="32"/>
           <w:szCs w:val="32"/>
         </w:rPr>
-        <w:t>{{chkgroup2_10}}</w:t>
-      </w:r>
-      <w:r>
-        <w:rPr>
-          <w:rFonts w:ascii="TH Sarabun New" w:hAnsi="TH Sarabun New" w:cs="TH Sarabun New"/>
-          <w:sz w:val="32"/>
-          <w:szCs w:val="32"/>
-          <w:cs/>
-        </w:rPr>
-        <w:tab/>
-      </w:r>
-      <w:r>
-        <w:rPr>
-          <w:rFonts w:ascii="TH Sarabun New" w:hAnsi="TH Sarabun New" w:cs="TH Sarabun New"/>
-          <w:sz w:val="32"/>
-          <w:szCs w:val="32"/>
-          <w:cs/>
-        </w:rPr>
-        <w:t>ผลงานสร้างสรรค์ด้านสุนทรียะ ศิลปะ</w:t>
-      </w:r>
-      <w:r>
-        <w:rPr>
-          <w:rFonts w:ascii="TH Sarabun New" w:hAnsi="TH Sarabun New" w:cs="TH Sarabun New"/>
-          <w:sz w:val="32"/>
-          <w:szCs w:val="32"/>
-          <w:cs/>
-        </w:rPr>
-        <w:tab/>
-      </w:r>
-      <w:r>
-        <w:rPr>
-          <w:rFonts w:ascii="TH Sarabun New" w:hAnsi="TH Sarabun New" w:cs="TH Sarabun New"/>
-          <w:sz w:val="32"/>
-          <w:szCs w:val="32"/>
-          <w:cs/>
-        </w:rPr>
-        <w:tab/>
-      </w:r>
-      <w:r>
-        <w:rPr>
-          <w:rFonts w:ascii="TH Sarabun New" w:hAnsi="TH Sarabun New" w:cs="TH Sarabun New"/>
-          <w:sz w:val="32"/>
-          <w:szCs w:val="32"/>
-          <w:cs/>
-        </w:rPr>
-        <w:tab/>
-      </w:r>
-      <w:r>
-        <w:rPr>
-          <w:rFonts w:ascii="TH Sarabun New" w:hAnsi="TH Sarabun New" w:cs="TH Sarabun New"/>
-          <w:sz w:val="32"/>
-          <w:szCs w:val="32"/>
-          <w:cs/>
-        </w:rPr>
-        <w:tab/>
-      </w:r>
-      <w:r>
-        <w:rPr>
-          <w:rFonts w:ascii="TH Sarabun New" w:hAnsi="TH Sarabun New" w:cs="TH Sarabun New"/>
-          <w:sz w:val="32"/>
-          <w:szCs w:val="32"/>
-        </w:rPr>
-        <w:t>{{chkgroup2_11}}</w:t>
-      </w:r>
-      <w:r>
-        <w:rPr>
-          <w:rFonts w:ascii="TH Sarabun New" w:hAnsi="TH Sarabun New" w:cs="TH Sarabun New"/>
-          <w:sz w:val="32"/>
-          <w:szCs w:val="32"/>
-          <w:cs/>
-        </w:rPr>
-        <w:tab/>
-      </w:r>
-      <w:r>
-        <w:rPr>
-          <w:rFonts w:ascii="TH Sarabun New" w:hAnsi="TH Sarabun New" w:cs="TH Sarabun New"/>
-          <w:sz w:val="32"/>
-          <w:szCs w:val="32"/>
-          <w:cs/>
-        </w:rPr>
-        <w:t xml:space="preserve"> ผลงานนวัตกรรม</w:t>
+        <w:t>{{chkgroup2_12}}</w:t>
+      </w:r>
+      <w:r>
+        <w:rPr>
+          <w:rFonts w:ascii="TH Sarabun New" w:hAnsi="TH Sarabun New" w:cs="TH Sarabun New"/>
+          <w:sz w:val="32"/>
+          <w:szCs w:val="32"/>
+          <w:cs/>
+        </w:rPr>
+        <w:t xml:space="preserve">ผลงานรับใช้ท้องถิ่นและสังคม </w:t>
       </w:r>
     </w:p>
     <w:p>
@@ -1199,42 +1185,6 @@
           <w:rFonts w:ascii="TH Sarabun New" w:hAnsi="TH Sarabun New" w:cs="TH Sarabun New"/>
           <w:sz w:val="32"/>
           <w:szCs w:val="32"/>
-        </w:rPr>
-        <w:t>{{chkgroup2_12}}</w:t>
-      </w:r>
-      <w:r>
-        <w:rPr>
-          <w:rFonts w:ascii="TH Sarabun New" w:hAnsi="TH Sarabun New" w:cs="TH Sarabun New"/>
-          <w:sz w:val="32"/>
-          <w:szCs w:val="32"/>
-          <w:cs/>
-        </w:rPr>
-        <w:tab/>
-      </w:r>
-      <w:r>
-        <w:rPr>
-          <w:rFonts w:ascii="TH Sarabun New" w:hAnsi="TH Sarabun New" w:cs="TH Sarabun New"/>
-          <w:sz w:val="32"/>
-          <w:szCs w:val="32"/>
-          <w:cs/>
-        </w:rPr>
-        <w:t xml:space="preserve">ผลงานรับใช้ท้องถิ่นและสังคม </w:t>
-      </w:r>
-    </w:p>
-    <w:p>
-      <w:pPr>
-        <w:spacing w:after="0" w:line="276" w:lineRule="auto"/>
-        <w:rPr>
-          <w:rFonts w:ascii="TH Sarabun New" w:hAnsi="TH Sarabun New" w:cs="TH Sarabun New"/>
-          <w:sz w:val="32"/>
-          <w:szCs w:val="32"/>
-        </w:rPr>
-      </w:pPr>
-      <w:r>
-        <w:rPr>
-          <w:rFonts w:ascii="TH Sarabun New" w:hAnsi="TH Sarabun New" w:cs="TH Sarabun New"/>
-          <w:sz w:val="32"/>
-          <w:szCs w:val="32"/>
           <w:cs/>
         </w:rPr>
         <w:t>กลุ่มที่</w:t>
@@ -1264,7 +1214,31 @@
           <w:szCs w:val="32"/>
           <w:cs/>
         </w:rPr>
-        <w:tab/>
+        <w:t xml:space="preserve">. </w:t>
+      </w:r>
+      <w:r>
+        <w:rPr>
+          <w:rFonts w:ascii="TH Sarabun New" w:hAnsi="TH Sarabun New" w:cs="TH Sarabun New"/>
+          <w:sz w:val="32"/>
+          <w:szCs w:val="32"/>
+        </w:rPr>
+        <w:t xml:space="preserve">      </w:t>
+      </w:r>
+      <w:r>
+        <w:rPr>
+          <w:rFonts w:ascii="TH Sarabun New" w:hAnsi="TH Sarabun New" w:cs="TH Sarabun New"/>
+          <w:sz w:val="32"/>
+          <w:szCs w:val="32"/>
+        </w:rPr>
+        <w:t xml:space="preserve"> </w:t>
+      </w:r>
+      <w:r>
+        <w:rPr>
+          <w:rFonts w:ascii="TH Sarabun New" w:hAnsi="TH Sarabun New" w:cs="TH Sarabun New"/>
+          <w:sz w:val="32"/>
+          <w:szCs w:val="32"/>
+        </w:rPr>
+        <w:t xml:space="preserve"> </w:t>
       </w:r>
       <w:r>
         <w:rPr>
@@ -1312,7 +1286,7 @@
         <w:spacing w:after="0" w:line="276" w:lineRule="auto"/>
         <w:ind w:left="720" w:firstLine="720"/>
         <w:rPr>
-          <w:rFonts w:ascii="TH Sarabun New" w:hAnsi="TH Sarabun New" w:cs="TH Sarabun New" w:hint="cs"/>
+          <w:rFonts w:ascii="TH Sarabun New" w:hAnsi="TH Sarabun New" w:cs="TH Sarabun New"/>
           <w:sz w:val="32"/>
           <w:szCs w:val="32"/>
         </w:rPr>
@@ -3630,7 +3604,7 @@
         <w:spacing w:after="0" w:line="240" w:lineRule="auto"/>
         <w:jc w:val="center"/>
         <w:rPr>
-          <w:rFonts w:ascii="TH Sarabun New" w:hAnsi="TH Sarabun New" w:cs="TH Sarabun New"/>
+          <w:rFonts w:ascii="TH Sarabun New" w:hAnsi="TH Sarabun New" w:cs="TH Sarabun New" w:hint="cs"/>
           <w:color w:val="000000" w:themeColor="text1"/>
           <w:sz w:val="32"/>
           <w:szCs w:val="32"/>
@@ -3675,15 +3649,111 @@
         </w:rPr>
         <w:t>Corresponding author)</w:t>
       </w:r>
-      <w:r>
+    </w:p>
+    <w:p>
+      <w:pPr>
+        <w:spacing w:after="0" w:line="240" w:lineRule="auto"/>
+        <w:jc w:val="center"/>
         <w:rPr>
           <w:rFonts w:ascii="TH Sarabun New" w:hAnsi="TH Sarabun New" w:cs="TH Sarabun New"/>
           <w:color w:val="000000" w:themeColor="text1"/>
           <w:sz w:val="32"/>
           <w:szCs w:val="32"/>
-          <w:cs/>
-        </w:rPr>
-        <w:t xml:space="preserve"> </w:t>
+        </w:rPr>
+      </w:pPr>
+    </w:p>
+    <w:p>
+      <w:pPr>
+        <w:spacing w:after="0" w:line="240" w:lineRule="auto"/>
+        <w:jc w:val="center"/>
+        <w:rPr>
+          <w:rFonts w:ascii="TH Sarabun New" w:hAnsi="TH Sarabun New" w:cs="TH Sarabun New"/>
+          <w:color w:val="000000" w:themeColor="text1"/>
+          <w:sz w:val="32"/>
+          <w:szCs w:val="32"/>
+        </w:rPr>
+      </w:pPr>
+      <w:r>
+        <w:rPr>
+          <w:rFonts w:ascii="TH Sarabun New" w:hAnsi="TH Sarabun New" w:cs="TH Sarabun New"/>
+          <w:color w:val="000000" w:themeColor="text1"/>
+          <w:sz w:val="32"/>
+          <w:szCs w:val="32"/>
+          <w:cs/>
+        </w:rPr>
+        <w:t>ลงชื่อ.............................................</w:t>
+      </w:r>
+    </w:p>
+    <w:p>
+      <w:pPr>
+        <w:spacing w:after="0" w:line="240" w:lineRule="auto"/>
+        <w:jc w:val="center"/>
+        <w:rPr>
+          <w:rFonts w:ascii="TH Sarabun New" w:hAnsi="TH Sarabun New" w:cs="TH Sarabun New"/>
+          <w:color w:val="000000" w:themeColor="text1"/>
+          <w:sz w:val="32"/>
+          <w:szCs w:val="32"/>
+        </w:rPr>
+      </w:pPr>
+      <w:r>
+        <w:rPr>
+          <w:rFonts w:ascii="TH Sarabun New" w:hAnsi="TH Sarabun New" w:cs="TH Sarabun New"/>
+          <w:color w:val="000000" w:themeColor="text1"/>
+          <w:sz w:val="32"/>
+          <w:szCs w:val="32"/>
+          <w:cs/>
+        </w:rPr>
+        <w:t>(</w:t>
+      </w:r>
+      <w:r>
+        <w:rPr>
+          <w:rFonts w:ascii="TH Sarabun New" w:hAnsi="TH Sarabun New" w:cs="TH Sarabun New"/>
+          <w:color w:val="000000" w:themeColor="text1"/>
+          <w:sz w:val="32"/>
+          <w:szCs w:val="32"/>
+        </w:rPr>
+        <w:t>{{corres_name}}</w:t>
+      </w:r>
+      <w:r>
+        <w:rPr>
+          <w:rFonts w:ascii="TH Sarabun New" w:hAnsi="TH Sarabun New" w:cs="TH Sarabun New"/>
+          <w:color w:val="000000" w:themeColor="text1"/>
+          <w:sz w:val="32"/>
+          <w:szCs w:val="32"/>
+          <w:cs/>
+        </w:rPr>
+        <w:t>)</w:t>
+      </w:r>
+    </w:p>
+    <w:p>
+      <w:pPr>
+        <w:spacing w:after="0" w:line="240" w:lineRule="auto"/>
+        <w:jc w:val="center"/>
+        <w:rPr>
+          <w:rFonts w:ascii="TH Sarabun New" w:hAnsi="TH Sarabun New" w:cs="TH Sarabun New" w:hint="cs"/>
+          <w:color w:val="000000" w:themeColor="text1"/>
+          <w:sz w:val="32"/>
+          <w:szCs w:val="32"/>
+        </w:rPr>
+      </w:pPr>
+      <w:r>
+        <w:rPr>
+          <w:rFonts w:ascii="TH Sarabun New" w:hAnsi="TH Sarabun New" w:cs="TH Sarabun New"/>
+          <w:color w:val="000000" w:themeColor="text1"/>
+          <w:sz w:val="32"/>
+          <w:szCs w:val="32"/>
+          <w:cs/>
+        </w:rPr>
+        <w:t>ผู้ประพันธ์บรรณกิจ (</w:t>
+      </w:r>
+      <w:r>
+        <w:rPr>
+          <w:rFonts w:ascii="TH Sarabun New" w:hAnsi="TH Sarabun New" w:cs="TH Sarabun New"/>
+          <w:color w:val="000000" w:themeColor="text1"/>
+          <w:sz w:val="32"/>
+          <w:szCs w:val="32"/>
+        </w:rPr>
+        <w:t>Corresponding author)</w:t>
       </w:r>
     </w:p>
     <w:p>
@@ -4627,6 +4697,7 @@
   <w:style w:type="character" w:default="1" w:styleId="DefaultParagraphFont">
     <w:name w:val="Default Paragraph Font"/>
     <w:uiPriority w:val="1"/>
+    <w:semiHidden/>
     <w:unhideWhenUsed/>
   </w:style>
   <w:style w:type="table" w:default="1" w:styleId="TableNormal">

--- a/HRCP-KKU-Academic/src/main/resources/templates/docx/Phase2/p2doc_9.docx
+++ b/HRCP-KKU-Academic/src/main/resources/templates/docx/Phase2/p2doc_9.docx
@@ -253,15 +253,7 @@
           <w:sz w:val="32"/>
           <w:szCs w:val="32"/>
         </w:rPr>
-        <w:tab/>
-      </w:r>
-      <w:r>
-        <w:rPr>
-          <w:rFonts w:ascii="TH Sarabun New" w:hAnsi="TH Sarabun New" w:cs="TH Sarabun New"/>
-          <w:sz w:val="32"/>
-          <w:szCs w:val="32"/>
-        </w:rPr>
-        <w:tab/>
+        <w:t xml:space="preserve"> </w:t>
       </w:r>
       <w:r>
         <w:rPr>
@@ -347,15 +339,7 @@
           <w:sz w:val="32"/>
           <w:szCs w:val="32"/>
         </w:rPr>
-        <w:tab/>
-      </w:r>
-      <w:r>
-        <w:rPr>
-          <w:rFonts w:ascii="TH Sarabun New" w:hAnsi="TH Sarabun New" w:cs="TH Sarabun New"/>
-          <w:sz w:val="32"/>
-          <w:szCs w:val="32"/>
-        </w:rPr>
-        <w:tab/>
+        <w:t xml:space="preserve"> </w:t>
       </w:r>
       <w:r>
         <w:rPr>
@@ -431,25 +415,8 @@
           <w:rFonts w:ascii="TH Sarabun New" w:hAnsi="TH Sarabun New" w:cs="TH Sarabun New"/>
           <w:sz w:val="32"/>
           <w:szCs w:val="32"/>
-          <w:cs/>
-        </w:rPr>
-        <w:tab/>
-      </w:r>
-      <w:r>
-        <w:rPr>
-          <w:rFonts w:ascii="TH Sarabun New" w:hAnsi="TH Sarabun New" w:cs="TH Sarabun New"/>
-          <w:sz w:val="32"/>
-          <w:szCs w:val="32"/>
-        </w:rPr>
-        <w:t xml:space="preserve"> </w:t>
-      </w:r>
-      <w:r>
-        <w:rPr>
-          <w:rFonts w:ascii="TH Sarabun New" w:hAnsi="TH Sarabun New" w:cs="TH Sarabun New"/>
-          <w:sz w:val="32"/>
-          <w:szCs w:val="32"/>
-        </w:rPr>
-        <w:tab/>
+        </w:rPr>
+        <w:t xml:space="preserve">  </w:t>
       </w:r>
       <w:r>
         <w:rPr>

--- a/HRCP-KKU-Academic/src/main/resources/templates/docx/Phase2/p2doc_9.docx
+++ b/HRCP-KKU-Academic/src/main/resources/templates/docx/Phase2/p2doc_9.docx
@@ -311,6 +311,7 @@
     <w:p>
       <w:pPr>
         <w:spacing w:after="0" w:line="240" w:lineRule="auto"/>
+        <w:jc w:val="thaiDistribute"/>
         <w:rPr>
           <w:rFonts w:ascii="TH Sarabun New" w:hAnsi="TH Sarabun New" w:cs="TH Sarabun New"/>
           <w:sz w:val="32"/>
@@ -764,6 +765,7 @@
     <w:p>
       <w:pPr>
         <w:spacing w:after="0" w:line="276" w:lineRule="auto"/>
+        <w:jc w:val="thaiDistribute"/>
         <w:rPr>
           <w:rFonts w:ascii="TH Sarabun New" w:hAnsi="TH Sarabun New" w:cs="TH Sarabun New"/>
           <w:sz w:val="32"/>
@@ -989,6 +991,7 @@
     <w:p>
       <w:pPr>
         <w:spacing w:after="0" w:line="276" w:lineRule="auto"/>
+        <w:jc w:val="thaiDistribute"/>
         <w:rPr>
           <w:rFonts w:ascii="TH Sarabun New" w:hAnsi="TH Sarabun New" w:cs="TH Sarabun New"/>
           <w:sz w:val="32"/>
@@ -2573,6 +2576,7 @@
     <w:p>
       <w:pPr>
         <w:spacing w:after="0" w:line="240" w:lineRule="auto"/>
+        <w:jc w:val="thaiDistribute"/>
         <w:rPr>
           <w:rFonts w:ascii="TH Sarabun New" w:hAnsi="TH Sarabun New" w:cs="TH Sarabun New"/>
           <w:sz w:val="32"/>
